--- a/report (1)-1.docx
+++ b/report (1)-1.docx
@@ -15152,7 +15152,7 @@
         </w:rPr>
         <w:lastRenderedPageBreak/>
         <w:drawing>
-          <wp:inline distT="0" distB="0" distL="0" distR="0" wp14:anchorId="7235E10D" wp14:editId="460922F3">
+          <wp:inline distT="0" distB="0" distL="0" distR="0" wp14:anchorId="7235E10D" wp14:editId="7174B237">
             <wp:extent cx="5039360" cy="1990725"/>
             <wp:effectExtent l="0" t="0" r="8890" b="9525"/>
             <wp:docPr id="834388017" name="تصویر 4"/>
@@ -18793,7 +18793,7 @@
       <w:pPr>
         <w:jc w:val="both"/>
         <w:rPr>
-          <w:rFonts w:cs="B Nazanin" w:hint="cs"/>
+          <w:rFonts w:cs="B Nazanin"/>
           <w:sz w:val="28"/>
           <w:szCs w:val="28"/>
           <w:rtl/>
@@ -18889,7 +18889,7 @@
       <w:pPr>
         <w:jc w:val="both"/>
         <w:rPr>
-          <w:rFonts w:cs="B Nazanin" w:hint="cs"/>
+          <w:rFonts w:cs="B Nazanin"/>
           <w:sz w:val="28"/>
           <w:szCs w:val="28"/>
           <w:lang w:bidi="fa-IR"/>
@@ -18990,52 +18990,22 @@
       <w:pPr>
         <w:jc w:val="both"/>
         <w:rPr>
-          <w:rFonts w:cs="B Nazanin" w:hint="cs"/>
-          <w:sz w:val="28"/>
-          <w:szCs w:val="28"/>
-          <w:rtl/>
-          <w:lang w:bidi="fa-IR"/>
-        </w:rPr>
-      </w:pPr>
-      <w:r>
-        <w:rPr>
-          <w:rFonts w:cs="B Nazanin" w:hint="cs"/>
-          <w:sz w:val="28"/>
-          <w:szCs w:val="28"/>
-          <w:rtl/>
-          <w:lang w:bidi="fa-IR"/>
-        </w:rPr>
-        <w:t xml:space="preserve">علت برتری: در این حالت، جهشِ کم باعث شده است که «تخریب ژنتیکی» رخ ندهد و الگوریتم با دقت بسیار بالا </w:t>
-      </w:r>
-      <w:r>
-        <w:rPr>
-          <w:rFonts w:cs="B Nazanin" w:hint="cs"/>
-          <w:sz w:val="28"/>
-          <w:szCs w:val="28"/>
-          <w:rtl/>
-          <w:lang w:bidi="fa-IR"/>
-        </w:rPr>
-        <w:t>با برازندگی نزدیک به یک</w:t>
-      </w:r>
-      <w:r>
-        <w:rPr>
-          <w:rFonts w:cs="B Nazanin" w:hint="cs"/>
-          <w:sz w:val="28"/>
-          <w:szCs w:val="28"/>
-          <w:rtl/>
-          <w:lang w:bidi="fa-IR"/>
-        </w:rPr>
-        <w:t xml:space="preserve"> دست یابد</w:t>
-      </w:r>
-      <w:r>
-        <w:rPr>
-          <w:rFonts w:cs="B Nazanin" w:hint="cs"/>
-          <w:sz w:val="28"/>
-          <w:szCs w:val="28"/>
-          <w:rtl/>
-          <w:lang w:bidi="fa-IR"/>
-        </w:rPr>
-        <w:t>.</w:t>
+          <w:rFonts w:cs="B Nazanin"/>
+          <w:sz w:val="28"/>
+          <w:szCs w:val="28"/>
+          <w:rtl/>
+          <w:lang w:bidi="fa-IR"/>
+        </w:rPr>
+      </w:pPr>
+      <w:r>
+        <w:rPr>
+          <w:rFonts w:cs="B Nazanin" w:hint="cs"/>
+          <w:sz w:val="28"/>
+          <w:szCs w:val="28"/>
+          <w:rtl/>
+          <w:lang w:bidi="fa-IR"/>
+        </w:rPr>
+        <w:t>علت برتری: در این حالت، جهشِ کم باعث شده است که «تخریب ژنتیکی» رخ ندهد و الگوریتم با دقت بسیار بالا با برازندگی نزدیک به یک دست یابد.</w:t>
       </w:r>
     </w:p>
     <w:p>
@@ -19062,7 +19032,7 @@
       <w:pPr>
         <w:jc w:val="both"/>
         <w:rPr>
-          <w:rFonts w:cs="B Nazanin" w:hint="cs"/>
+          <w:rFonts w:cs="B Nazanin"/>
           <w:sz w:val="28"/>
           <w:szCs w:val="28"/>
           <w:rtl/>
@@ -19096,27 +19066,7 @@
           <w:rtl/>
           <w:lang w:bidi="fa-IR"/>
         </w:rPr>
-        <w:t>) با نرخ جهش بسیار بالای ۰.۰۵ است. در اینجا الگوریتم دچار نوعی سرگردانی ژنتیکی شده است؛ یعنی از یک طرف چرخ رولت اجازه می‌دهد افراد ضعیف در جمعیت باقی بمانند و از طرف دیگر جهش بالا مدام جواب‌های متوسط را تغییر می‌دهد.</w:t>
-      </w:r>
-      <w:r>
-        <w:rPr>
-          <w:rFonts w:cs="B Nazanin" w:hint="cs"/>
-          <w:sz w:val="28"/>
-          <w:szCs w:val="28"/>
-          <w:rtl/>
-          <w:lang w:bidi="fa-IR"/>
-        </w:rPr>
-        <w:t xml:space="preserve"> </w:t>
-      </w:r>
-      <w:r>
-        <w:rPr>
-          <w:rFonts w:cs="B Nazanin" w:hint="cs"/>
-          <w:sz w:val="28"/>
-          <w:szCs w:val="28"/>
-          <w:rtl/>
-          <w:lang w:bidi="fa-IR"/>
-        </w:rPr>
-        <w:t>و نوسانات شدید در نمودار آبی نشان‌دهنده این است که نرخ جهش بالا در کنار انتخاب رولت، اجازه همگرایی و تثبیت روی هیچ نقطه‌ای را به الگوریتم نداده است.</w:t>
+        <w:t>) با نرخ جهش بسیار بالای ۰.۰۵ است. در اینجا الگوریتم دچار نوعی سرگردانی ژنتیکی شده است؛ یعنی از یک طرف چرخ رولت اجازه می‌دهد افراد ضعیف در جمعیت باقی بمانند و از طرف دیگر جهش بالا مدام جواب‌های متوسط را تغییر می‌دهد. و نوسانات شدید در نمودار آبی نشان‌دهنده این است که نرخ جهش بالا در کنار انتخاب رولت، اجازه همگرایی و تثبیت روی هیچ نقطه‌ای را به الگوریتم نداده است.</w:t>
       </w:r>
     </w:p>
     <w:p>
@@ -19155,7 +19105,7 @@
       <w:pPr>
         <w:jc w:val="both"/>
         <w:rPr>
-          <w:rFonts w:cs="B Nazanin" w:hint="cs"/>
+          <w:rFonts w:cs="B Nazanin"/>
           <w:sz w:val="28"/>
           <w:szCs w:val="28"/>
           <w:rtl/>
@@ -19294,16 +19244,17 @@
       <w:pPr>
         <w:jc w:val="both"/>
         <w:rPr>
-          <w:rFonts w:cs="B Nazanin" w:hint="cs"/>
-          <w:sz w:val="28"/>
-          <w:szCs w:val="28"/>
-          <w:rtl/>
-          <w:lang w:bidi="fa-IR"/>
-        </w:rPr>
-      </w:pPr>
-      <w:r>
-        <w:rPr>
-          <w:rFonts w:cs="B Nazanin"/>
+          <w:rFonts w:cs="B Nazanin"/>
+          <w:sz w:val="28"/>
+          <w:szCs w:val="28"/>
+          <w:rtl/>
+          <w:lang w:bidi="fa-IR"/>
+        </w:rPr>
+      </w:pPr>
+      <w:r>
+        <w:rPr>
+          <w:rFonts w:cs="B Nazanin"/>
+          <w:noProof/>
           <w:sz w:val="28"/>
           <w:szCs w:val="28"/>
           <w:rtl/>
@@ -19350,7 +19301,7 @@
     <w:p>
       <w:pPr>
         <w:rPr>
-          <w:rFonts w:cs="B Nazanin" w:hint="cs"/>
+          <w:rFonts w:cs="B Nazanin"/>
           <w:lang w:bidi="fa-IR"/>
         </w:rPr>
       </w:pPr>
@@ -19401,7 +19352,7 @@
     <w:p>
       <w:pPr>
         <w:rPr>
-          <w:rFonts w:cs="B Nazanin" w:hint="cs"/>
+          <w:rFonts w:cs="B Nazanin"/>
           <w:rtl/>
           <w:lang w:bidi="fa-IR"/>
         </w:rPr>
@@ -19572,7 +19523,7 @@
     <w:p>
       <w:pPr>
         <w:rPr>
-          <w:rFonts w:cs="B Nazanin" w:hint="cs"/>
+          <w:rFonts w:cs="B Nazanin"/>
           <w:rtl/>
           <w:lang w:bidi="fa-IR"/>
         </w:rPr>
@@ -19714,7 +19665,7 @@
     <w:p>
       <w:pPr>
         <w:rPr>
-          <w:rFonts w:cs="B Nazanin" w:hint="cs"/>
+          <w:rFonts w:cs="B Nazanin"/>
           <w:b/>
           <w:bCs/>
           <w:rtl/>
@@ -19862,7 +19813,7 @@
     <w:p>
       <w:pPr>
         <w:rPr>
-          <w:rFonts w:cs="B Nazanin" w:hint="cs"/>
+          <w:rFonts w:cs="B Nazanin"/>
           <w:b/>
           <w:bCs/>
           <w:rtl/>
@@ -19882,7 +19833,7 @@
     <w:p>
       <w:pPr>
         <w:rPr>
-          <w:rFonts w:cs="B Nazanin" w:hint="cs"/>
+          <w:rFonts w:cs="B Nazanin"/>
           <w:rtl/>
           <w:lang w:bidi="fa-IR"/>
         </w:rPr>
@@ -20017,6 +19968,7 @@
       <w:r>
         <w:rPr>
           <w:rFonts w:cs="B Nazanin"/>
+          <w:noProof/>
           <w:rtl/>
           <w:lang w:bidi="fa-IR"/>
         </w:rPr>
@@ -23564,6 +23516,8 @@
       <w:pPr>
         <w:rPr>
           <w:rFonts w:cs="B Nazanin"/>
+          <w:b/>
+          <w:bCs/>
           <w:sz w:val="28"/>
           <w:szCs w:val="28"/>
           <w:rtl/>
@@ -23575,6 +23529,8 @@
       <w:pPr>
         <w:rPr>
           <w:rFonts w:cs="B Nazanin"/>
+          <w:b/>
+          <w:bCs/>
           <w:sz w:val="28"/>
           <w:szCs w:val="28"/>
           <w:rtl/>
@@ -23605,19 +23561,21 @@
           <w:lang w:bidi="fa-IR"/>
         </w:rPr>
         <w:lastRenderedPageBreak/>
-        <w:t xml:space="preserve">نکته در مورد روش نرمال سازی توابع </w:t>
-      </w:r>
-      <w:r>
+        <w:t>بخش 6:</w:t>
+      </w:r>
+    </w:p>
+    <w:p>
+      <w:pPr>
         <w:rPr>
           <w:rFonts w:cs="B Nazanin"/>
           <w:b/>
           <w:bCs/>
           <w:sz w:val="28"/>
           <w:szCs w:val="28"/>
-          <w:lang w:bidi="fa-IR"/>
-        </w:rPr>
-        <w:t>f1 , f2</w:t>
-      </w:r>
+          <w:rtl/>
+          <w:lang w:bidi="fa-IR"/>
+        </w:rPr>
+      </w:pPr>
       <w:r>
         <w:rPr>
           <w:rFonts w:cs="B Nazanin" w:hint="cs"/>
@@ -23628,8 +23586,19 @@
           <w:rtl/>
           <w:lang w:bidi="fa-IR"/>
         </w:rPr>
-        <w:t xml:space="preserve"> در پیاده سازی گروه ما:</w:t>
-      </w:r>
+        <w:t>پاسخ سوالات:</w:t>
+      </w:r>
+    </w:p>
+    <w:p>
+      <w:pPr>
+        <w:rPr>
+          <w:rFonts w:cs="B Nazanin"/>
+          <w:sz w:val="28"/>
+          <w:szCs w:val="28"/>
+          <w:rtl/>
+          <w:lang w:bidi="fa-IR"/>
+        </w:rPr>
+      </w:pPr>
       <w:r>
         <w:rPr>
           <w:rFonts w:cs="B Nazanin" w:hint="cs"/>
@@ -23640,34 +23609,31 @@
           <w:rtl/>
           <w:lang w:bidi="fa-IR"/>
         </w:rPr>
-        <w:t xml:space="preserve"> </w:t>
-      </w:r>
-      <w:r>
-        <w:rPr>
-          <w:rFonts w:cs="B Nazanin" w:hint="cs"/>
+        <w:t>1.</w:t>
+      </w:r>
+      <w:r>
+        <w:rPr>
           <w:b/>
           <w:bCs/>
-          <w:sz w:val="28"/>
-          <w:szCs w:val="28"/>
-          <w:rtl/>
-          <w:lang w:bidi="fa-IR"/>
-        </w:rPr>
-        <w:t xml:space="preserve">ما در نرمال سازی به جای اینکه از میانگین </w:t>
-      </w:r>
-      <w:r>
-        <w:rPr>
-          <w:rFonts w:cs="B Nazanin"/>
+          <w:rtl/>
+        </w:rPr>
+        <w:t xml:space="preserve"> </w:t>
+      </w:r>
+      <w:r>
+        <w:rPr>
+          <w:rFonts w:cs="B Nazanin" w:hint="cs"/>
           <w:b/>
           <w:bCs/>
           <w:sz w:val="28"/>
           <w:szCs w:val="28"/>
-          <w:lang w:bidi="fa-IR"/>
-        </w:rPr>
-        <w:t>f1 , f2</w:t>
-      </w:r>
-      <w:r>
-        <w:rPr>
-          <w:rFonts w:cs="B Nazanin" w:hint="cs"/>
+          <w:rtl/>
+          <w:lang w:bidi="fa-IR"/>
+        </w:rPr>
+        <w:t>آی</w:t>
+      </w:r>
+      <w:r>
+        <w:rPr>
+          <w:rFonts w:cs="B Nazanin" w:hint="eastAsia"/>
           <w:b/>
           <w:bCs/>
           <w:sz w:val="28"/>
@@ -23675,11 +23641,11 @@
           <w:rtl/>
           <w:lang w:bidi="fa-IR"/>
         </w:rPr>
-        <w:t xml:space="preserve"> در توابع استفاده کنیم از خودشان استفاده کردیم به </w:t>
-      </w:r>
-      <w:r>
-        <w:rPr>
-          <w:rFonts w:cs="B Nazanin" w:hint="cs"/>
+        <w:t>ا</w:t>
+      </w:r>
+      <w:r>
+        <w:rPr>
+          <w:rFonts w:cs="B Nazanin"/>
           <w:b/>
           <w:bCs/>
           <w:sz w:val="28"/>
@@ -23687,7 +23653,7 @@
           <w:rtl/>
           <w:lang w:bidi="fa-IR"/>
         </w:rPr>
-        <w:t>دلیل</w:t>
+        <w:t xml:space="preserve"> کاهش انرژ</w:t>
       </w:r>
       <w:r>
         <w:rPr>
@@ -23699,11 +23665,11 @@
           <w:rtl/>
           <w:lang w:bidi="fa-IR"/>
         </w:rPr>
-        <w:t xml:space="preserve"> اینکه استفاده از مقدار میانگین باعث از بین رفتن تفاوت کروموزوم های یک نسل میشد و برای تمامی افراد جمعیت عدد ثابت میشد.</w:t>
-      </w:r>
-      <w:r>
-        <w:rPr>
-          <w:rFonts w:cs="B Nazanin" w:hint="cs"/>
+        <w:t>ی</w:t>
+      </w:r>
+      <w:r>
+        <w:rPr>
+          <w:rFonts w:cs="B Nazanin"/>
           <w:b/>
           <w:bCs/>
           <w:sz w:val="28"/>
@@ -23711,13 +23677,267 @@
           <w:rtl/>
           <w:lang w:bidi="fa-IR"/>
         </w:rPr>
-        <w:t xml:space="preserve"> و همینطور باعث سرعت بیشتر در محاسبات میشد.</w:t>
+        <w:t xml:space="preserve"> هم</w:t>
+      </w:r>
+      <w:r>
+        <w:rPr>
+          <w:rFonts w:cs="B Nazanin" w:hint="cs"/>
+          <w:b/>
+          <w:bCs/>
+          <w:sz w:val="28"/>
+          <w:szCs w:val="28"/>
+          <w:rtl/>
+          <w:lang w:bidi="fa-IR"/>
+        </w:rPr>
+        <w:t>ی</w:t>
+      </w:r>
+      <w:r>
+        <w:rPr>
+          <w:rFonts w:cs="B Nazanin" w:hint="eastAsia"/>
+          <w:b/>
+          <w:bCs/>
+          <w:sz w:val="28"/>
+          <w:szCs w:val="28"/>
+          <w:rtl/>
+          <w:lang w:bidi="fa-IR"/>
+        </w:rPr>
+        <w:t>شه</w:t>
+      </w:r>
+      <w:r>
+        <w:rPr>
+          <w:rFonts w:cs="B Nazanin"/>
+          <w:b/>
+          <w:bCs/>
+          <w:sz w:val="28"/>
+          <w:szCs w:val="28"/>
+          <w:rtl/>
+          <w:lang w:bidi="fa-IR"/>
+        </w:rPr>
+        <w:t xml:space="preserve"> باعث افت </w:t>
+      </w:r>
+      <w:r>
+        <w:rPr>
+          <w:rFonts w:cs="B Nazanin" w:hint="cs"/>
+          <w:b/>
+          <w:bCs/>
+          <w:sz w:val="28"/>
+          <w:szCs w:val="28"/>
+          <w:rtl/>
+          <w:lang w:bidi="fa-IR"/>
+        </w:rPr>
+        <w:t>آ</w:t>
+      </w:r>
+      <w:r>
+        <w:rPr>
+          <w:rFonts w:cs="B Nazanin"/>
+          <w:b/>
+          <w:bCs/>
+          <w:sz w:val="28"/>
+          <w:szCs w:val="28"/>
+          <w:rtl/>
+          <w:lang w:bidi="fa-IR"/>
+        </w:rPr>
+        <w:t>سا</w:t>
+      </w:r>
+      <w:r>
+        <w:rPr>
+          <w:rFonts w:cs="B Nazanin" w:hint="cs"/>
+          <w:b/>
+          <w:bCs/>
+          <w:sz w:val="28"/>
+          <w:szCs w:val="28"/>
+          <w:rtl/>
+          <w:lang w:bidi="fa-IR"/>
+        </w:rPr>
+        <w:t>ی</w:t>
+      </w:r>
+      <w:r>
+        <w:rPr>
+          <w:rFonts w:cs="B Nazanin" w:hint="eastAsia"/>
+          <w:b/>
+          <w:bCs/>
+          <w:sz w:val="28"/>
+          <w:szCs w:val="28"/>
+          <w:rtl/>
+          <w:lang w:bidi="fa-IR"/>
+        </w:rPr>
+        <w:t>ش</w:t>
+      </w:r>
+      <w:r>
+        <w:rPr>
+          <w:rFonts w:cs="B Nazanin"/>
+          <w:b/>
+          <w:bCs/>
+          <w:sz w:val="28"/>
+          <w:szCs w:val="28"/>
+          <w:rtl/>
+          <w:lang w:bidi="fa-IR"/>
+        </w:rPr>
+        <w:t xml:space="preserve"> شد؟</w:t>
+      </w:r>
+      <w:r>
+        <w:rPr>
+          <w:rFonts w:cs="B Nazanin" w:hint="cs"/>
+          <w:sz w:val="28"/>
+          <w:szCs w:val="28"/>
+          <w:rtl/>
+          <w:lang w:bidi="fa-IR"/>
+        </w:rPr>
+        <w:t xml:space="preserve"> </w:t>
+      </w:r>
+      <w:r>
+        <w:rPr>
+          <w:rFonts w:cs="B Nazanin"/>
+          <w:sz w:val="28"/>
+          <w:szCs w:val="28"/>
+          <w:rtl/>
+          <w:lang w:bidi="fa-IR"/>
+        </w:rPr>
+        <w:t>نه</w:t>
+      </w:r>
+      <w:r>
+        <w:rPr>
+          <w:rFonts w:cs="B Nazanin" w:hint="cs"/>
+          <w:sz w:val="28"/>
+          <w:szCs w:val="28"/>
+          <w:rtl/>
+          <w:lang w:bidi="fa-IR"/>
+        </w:rPr>
+        <w:t xml:space="preserve"> </w:t>
+      </w:r>
+      <w:r>
+        <w:rPr>
+          <w:rFonts w:cs="B Nazanin"/>
+          <w:sz w:val="28"/>
+          <w:szCs w:val="28"/>
+          <w:rtl/>
+          <w:lang w:bidi="fa-IR"/>
+        </w:rPr>
+        <w:t>کاهش انرژی همیشه باعث افت آسایش نمی‌شود</w:t>
+      </w:r>
+      <w:r>
+        <w:rPr>
+          <w:rFonts w:cs="B Nazanin" w:hint="cs"/>
+          <w:sz w:val="28"/>
+          <w:szCs w:val="28"/>
+          <w:rtl/>
+          <w:lang w:bidi="fa-IR"/>
+        </w:rPr>
+        <w:t xml:space="preserve">. </w:t>
+      </w:r>
+      <w:r>
+        <w:rPr>
+          <w:rFonts w:cs="B Nazanin"/>
+          <w:sz w:val="28"/>
+          <w:szCs w:val="28"/>
+          <w:rtl/>
+          <w:lang w:bidi="fa-IR"/>
+        </w:rPr>
+        <w:t>ولی اگر کاهش انرژی از محدوده‌ی بهینه خارج شود، احتمال افت آسایش یا کیفیت رشد زیاد است چون بسیاری از پارامترهای رشد</w:t>
+      </w:r>
+      <w:r>
+        <w:rPr>
+          <w:rFonts w:cs="B Nazanin"/>
+          <w:sz w:val="28"/>
+          <w:szCs w:val="28"/>
+          <w:lang w:bidi="fa-IR"/>
+        </w:rPr>
+        <w:t xml:space="preserve"> </w:t>
+      </w:r>
+      <w:r>
+        <w:rPr>
+          <w:rFonts w:cs="B Nazanin" w:hint="cs"/>
+          <w:sz w:val="28"/>
+          <w:szCs w:val="28"/>
+          <w:rtl/>
+          <w:lang w:bidi="fa-IR"/>
+        </w:rPr>
+        <w:t xml:space="preserve">مثل دما، نور و </w:t>
+      </w:r>
+      <w:r>
+        <w:rPr>
+          <w:rFonts w:cs="B Nazanin"/>
+          <w:sz w:val="28"/>
+          <w:szCs w:val="28"/>
+          <w:lang w:bidi="fa-IR"/>
+        </w:rPr>
+        <w:t>co2</w:t>
+      </w:r>
+      <w:r>
+        <w:rPr>
+          <w:rFonts w:cs="B Nazanin" w:hint="cs"/>
+          <w:sz w:val="28"/>
+          <w:szCs w:val="28"/>
+          <w:rtl/>
+          <w:lang w:bidi="fa-IR"/>
+        </w:rPr>
+        <w:t xml:space="preserve"> خ</w:t>
+      </w:r>
+      <w:r>
+        <w:rPr>
+          <w:rFonts w:cs="B Nazanin"/>
+          <w:sz w:val="28"/>
+          <w:szCs w:val="28"/>
+          <w:rtl/>
+          <w:lang w:bidi="fa-IR"/>
+        </w:rPr>
+        <w:t>ودشان مصرف انرژی دارند</w:t>
+      </w:r>
+      <w:r>
+        <w:rPr>
+          <w:rFonts w:cs="B Nazanin" w:hint="cs"/>
+          <w:sz w:val="28"/>
+          <w:szCs w:val="28"/>
+          <w:rtl/>
+          <w:lang w:bidi="fa-IR"/>
+        </w:rPr>
+        <w:t xml:space="preserve">. </w:t>
+      </w:r>
+      <w:r>
+        <w:rPr>
+          <w:rFonts w:cs="B Nazanin" w:hint="cs"/>
+          <w:sz w:val="28"/>
+          <w:szCs w:val="28"/>
+          <w:rtl/>
+          <w:lang w:bidi="fa-IR"/>
+        </w:rPr>
+        <w:t>اما اگر انرژی به شکل بهینه مدیریت شود (مثلاً تنظیم درست دما یا نور)،</w:t>
+      </w:r>
+      <w:r>
+        <w:rPr>
+          <w:rFonts w:cs="B Nazanin" w:hint="cs"/>
+          <w:sz w:val="28"/>
+          <w:szCs w:val="28"/>
+          <w:rtl/>
+          <w:lang w:bidi="fa-IR"/>
+        </w:rPr>
+        <w:t xml:space="preserve"> </w:t>
+      </w:r>
+      <w:r>
+        <w:rPr>
+          <w:rFonts w:cs="B Nazanin" w:hint="cs"/>
+          <w:sz w:val="28"/>
+          <w:szCs w:val="28"/>
+          <w:rtl/>
+          <w:lang w:bidi="fa-IR"/>
+        </w:rPr>
+        <w:t>ممکن است مصرف انرژی کمتر شود و در عین حال کیفیت رشد تقریباً حفظ شود</w:t>
+      </w:r>
+      <w:r>
+        <w:rPr>
+          <w:rFonts w:cs="B Nazanin" w:hint="cs"/>
+          <w:sz w:val="28"/>
+          <w:szCs w:val="28"/>
+          <w:rtl/>
+          <w:lang w:bidi="fa-IR"/>
+        </w:rPr>
+        <w:t>.</w:t>
       </w:r>
     </w:p>
     <w:p>
       <w:pPr>
         <w:rPr>
-          <w:rFonts w:cs="B Nazanin" w:hint="cs"/>
+          <w:rFonts w:cs="B Nazanin"/>
           <w:b/>
           <w:bCs/>
           <w:sz w:val="28"/>
@@ -23728,7 +23948,7 @@
       </w:pPr>
       <w:r>
         <w:rPr>
-          <w:rFonts w:cs="B Nazanin" w:hint="cs"/>
+          <w:rFonts w:cs="B Nazanin"/>
           <w:b/>
           <w:bCs/>
           <w:sz w:val="28"/>
@@ -23736,7 +23956,7 @@
           <w:rtl/>
           <w:lang w:bidi="fa-IR"/>
         </w:rPr>
-        <w:t xml:space="preserve">اما این پیاده سازی ممکن است باعث شود که حساسیت به داده های پرت بیشتر شود </w:t>
+        <w:t>2. حساس</w:t>
       </w:r>
       <w:r>
         <w:rPr>
@@ -23748,13 +23968,1794 @@
           <w:rtl/>
           <w:lang w:bidi="fa-IR"/>
         </w:rPr>
-        <w:t>و احتمالا مقدار کمی خروجی نویز دار بشود.</w:t>
+        <w:t>ی</w:t>
+      </w:r>
+      <w:r>
+        <w:rPr>
+          <w:rFonts w:cs="B Nazanin" w:hint="eastAsia"/>
+          <w:b/>
+          <w:bCs/>
+          <w:sz w:val="28"/>
+          <w:szCs w:val="28"/>
+          <w:rtl/>
+          <w:lang w:bidi="fa-IR"/>
+        </w:rPr>
+        <w:t>ت</w:t>
+      </w:r>
+      <w:r>
+        <w:rPr>
+          <w:rFonts w:cs="B Nazanin"/>
+          <w:b/>
+          <w:bCs/>
+          <w:sz w:val="28"/>
+          <w:szCs w:val="28"/>
+          <w:rtl/>
+          <w:lang w:bidi="fa-IR"/>
+        </w:rPr>
+        <w:t xml:space="preserve"> س</w:t>
+      </w:r>
+      <w:r>
+        <w:rPr>
+          <w:rFonts w:cs="B Nazanin" w:hint="cs"/>
+          <w:b/>
+          <w:bCs/>
+          <w:sz w:val="28"/>
+          <w:szCs w:val="28"/>
+          <w:rtl/>
+          <w:lang w:bidi="fa-IR"/>
+        </w:rPr>
+        <w:t>ی</w:t>
+      </w:r>
+      <w:r>
+        <w:rPr>
+          <w:rFonts w:cs="B Nazanin" w:hint="eastAsia"/>
+          <w:b/>
+          <w:bCs/>
+          <w:sz w:val="28"/>
+          <w:szCs w:val="28"/>
+          <w:rtl/>
+          <w:lang w:bidi="fa-IR"/>
+        </w:rPr>
+        <w:t>ستم</w:t>
+      </w:r>
+      <w:r>
+        <w:rPr>
+          <w:rFonts w:cs="B Nazanin"/>
+          <w:b/>
+          <w:bCs/>
+          <w:sz w:val="28"/>
+          <w:szCs w:val="28"/>
+          <w:rtl/>
+          <w:lang w:bidi="fa-IR"/>
+        </w:rPr>
+        <w:t xml:space="preserve"> نسبت به وزن‌ها چقدر است؟</w:t>
       </w:r>
     </w:p>
     <w:p>
       <w:pPr>
         <w:rPr>
           <w:rFonts w:cs="B Nazanin"/>
+          <w:sz w:val="28"/>
+          <w:szCs w:val="28"/>
+          <w:rtl/>
+          <w:lang w:bidi="fa-IR"/>
+        </w:rPr>
+      </w:pPr>
+      <w:r>
+        <w:rPr>
+          <w:rFonts w:cs="B Nazanin"/>
+          <w:sz w:val="28"/>
+          <w:szCs w:val="28"/>
+          <w:rtl/>
+          <w:lang w:bidi="fa-IR"/>
+        </w:rPr>
+        <w:t>- تحل</w:t>
+      </w:r>
+      <w:r>
+        <w:rPr>
+          <w:rFonts w:cs="B Nazanin" w:hint="cs"/>
+          <w:sz w:val="28"/>
+          <w:szCs w:val="28"/>
+          <w:rtl/>
+          <w:lang w:bidi="fa-IR"/>
+        </w:rPr>
+        <w:t>ی</w:t>
+      </w:r>
+      <w:r>
+        <w:rPr>
+          <w:rFonts w:cs="B Nazanin" w:hint="eastAsia"/>
+          <w:sz w:val="28"/>
+          <w:szCs w:val="28"/>
+          <w:rtl/>
+          <w:lang w:bidi="fa-IR"/>
+        </w:rPr>
+        <w:t>ل</w:t>
+      </w:r>
+      <w:r>
+        <w:rPr>
+          <w:rFonts w:cs="B Nazanin"/>
+          <w:sz w:val="28"/>
+          <w:szCs w:val="28"/>
+          <w:rtl/>
+          <w:lang w:bidi="fa-IR"/>
+        </w:rPr>
+        <w:t xml:space="preserve"> حساس</w:t>
+      </w:r>
+      <w:r>
+        <w:rPr>
+          <w:rFonts w:cs="B Nazanin" w:hint="cs"/>
+          <w:sz w:val="28"/>
+          <w:szCs w:val="28"/>
+          <w:rtl/>
+          <w:lang w:bidi="fa-IR"/>
+        </w:rPr>
+        <w:t>ی</w:t>
+      </w:r>
+      <w:r>
+        <w:rPr>
+          <w:rFonts w:cs="B Nazanin" w:hint="eastAsia"/>
+          <w:sz w:val="28"/>
+          <w:szCs w:val="28"/>
+          <w:rtl/>
+          <w:lang w:bidi="fa-IR"/>
+        </w:rPr>
+        <w:t>ت</w:t>
+      </w:r>
+      <w:r>
+        <w:rPr>
+          <w:rFonts w:cs="B Nazanin"/>
+          <w:sz w:val="28"/>
+          <w:szCs w:val="28"/>
+          <w:rtl/>
+          <w:lang w:bidi="fa-IR"/>
+        </w:rPr>
+        <w:t xml:space="preserve"> ضرا</w:t>
+      </w:r>
+      <w:r>
+        <w:rPr>
+          <w:rFonts w:cs="B Nazanin" w:hint="cs"/>
+          <w:sz w:val="28"/>
+          <w:szCs w:val="28"/>
+          <w:rtl/>
+          <w:lang w:bidi="fa-IR"/>
+        </w:rPr>
+        <w:t>ی</w:t>
+      </w:r>
+      <w:r>
+        <w:rPr>
+          <w:rFonts w:cs="B Nazanin" w:hint="eastAsia"/>
+          <w:sz w:val="28"/>
+          <w:szCs w:val="28"/>
+          <w:rtl/>
+          <w:lang w:bidi="fa-IR"/>
+        </w:rPr>
+        <w:t>ب</w:t>
+      </w:r>
+      <w:r>
+        <w:rPr>
+          <w:rFonts w:cs="B Nazanin"/>
+          <w:sz w:val="28"/>
+          <w:szCs w:val="28"/>
+          <w:rtl/>
+          <w:lang w:bidi="fa-IR"/>
+        </w:rPr>
+        <w:t xml:space="preserve"> </w:t>
+      </w:r>
+      <w:proofErr w:type="spellStart"/>
+      <w:r>
+        <w:rPr>
+          <w:rFonts w:cs="B Nazanin"/>
+          <w:sz w:val="28"/>
+          <w:szCs w:val="28"/>
+          <w:lang w:bidi="fa-IR"/>
+        </w:rPr>
+        <w:t>a_i</w:t>
+      </w:r>
+      <w:proofErr w:type="spellEnd"/>
+      <w:r>
+        <w:rPr>
+          <w:rFonts w:cs="B Nazanin"/>
+          <w:sz w:val="28"/>
+          <w:szCs w:val="28"/>
+          <w:rtl/>
+          <w:lang w:bidi="fa-IR"/>
+        </w:rPr>
+        <w:t xml:space="preserve"> و </w:t>
+      </w:r>
+      <w:proofErr w:type="spellStart"/>
+      <w:r>
+        <w:rPr>
+          <w:rFonts w:cs="B Nazanin"/>
+          <w:sz w:val="28"/>
+          <w:szCs w:val="28"/>
+          <w:lang w:bidi="fa-IR"/>
+        </w:rPr>
+        <w:t>b_j</w:t>
+      </w:r>
+      <w:proofErr w:type="spellEnd"/>
+      <w:r>
+        <w:rPr>
+          <w:rFonts w:cs="B Nazanin"/>
+          <w:sz w:val="28"/>
+          <w:szCs w:val="28"/>
+          <w:rtl/>
+          <w:lang w:bidi="fa-IR"/>
+        </w:rPr>
+        <w:t xml:space="preserve"> (که در مرحله اول انجام شد) نشان داد که مدل به تغ</w:t>
+      </w:r>
+      <w:r>
+        <w:rPr>
+          <w:rFonts w:cs="B Nazanin" w:hint="cs"/>
+          <w:sz w:val="28"/>
+          <w:szCs w:val="28"/>
+          <w:rtl/>
+          <w:lang w:bidi="fa-IR"/>
+        </w:rPr>
+        <w:t>یی</w:t>
+      </w:r>
+      <w:r>
+        <w:rPr>
+          <w:rFonts w:cs="B Nazanin" w:hint="eastAsia"/>
+          <w:sz w:val="28"/>
+          <w:szCs w:val="28"/>
+          <w:rtl/>
+          <w:lang w:bidi="fa-IR"/>
+        </w:rPr>
+        <w:t>رات</w:t>
+      </w:r>
+      <w:r>
+        <w:rPr>
+          <w:rFonts w:cs="B Nazanin"/>
+          <w:sz w:val="28"/>
+          <w:szCs w:val="28"/>
+          <w:rtl/>
+          <w:lang w:bidi="fa-IR"/>
+        </w:rPr>
+        <w:t xml:space="preserve"> کوچک (مثلاً ۵</w:t>
+      </w:r>
+      <w:r>
+        <w:rPr>
+          <w:rFonts w:ascii="Times New Roman" w:hAnsi="Times New Roman" w:cs="Times New Roman" w:hint="cs"/>
+          <w:sz w:val="28"/>
+          <w:szCs w:val="28"/>
+          <w:rtl/>
+          <w:lang w:bidi="fa-IR"/>
+        </w:rPr>
+        <w:t>٪</w:t>
+      </w:r>
+      <w:r>
+        <w:rPr>
+          <w:rFonts w:cs="B Nazanin"/>
+          <w:sz w:val="28"/>
+          <w:szCs w:val="28"/>
+          <w:rtl/>
+          <w:lang w:bidi="fa-IR"/>
+        </w:rPr>
+        <w:t xml:space="preserve">) </w:t>
+      </w:r>
+      <w:r>
+        <w:rPr>
+          <w:rFonts w:cs="B Nazanin" w:hint="cs"/>
+          <w:sz w:val="28"/>
+          <w:szCs w:val="28"/>
+          <w:rtl/>
+          <w:lang w:bidi="fa-IR"/>
+        </w:rPr>
+        <w:t>در</w:t>
+      </w:r>
+      <w:r>
+        <w:rPr>
+          <w:rFonts w:cs="B Nazanin"/>
+          <w:sz w:val="28"/>
+          <w:szCs w:val="28"/>
+          <w:rtl/>
+          <w:lang w:bidi="fa-IR"/>
+        </w:rPr>
+        <w:t xml:space="preserve"> </w:t>
+      </w:r>
+      <w:r>
+        <w:rPr>
+          <w:rFonts w:cs="B Nazanin" w:hint="cs"/>
+          <w:sz w:val="28"/>
+          <w:szCs w:val="28"/>
+          <w:rtl/>
+          <w:lang w:bidi="fa-IR"/>
+        </w:rPr>
+        <w:t>ای</w:t>
+      </w:r>
+      <w:r>
+        <w:rPr>
+          <w:rFonts w:cs="B Nazanin" w:hint="eastAsia"/>
+          <w:sz w:val="28"/>
+          <w:szCs w:val="28"/>
+          <w:rtl/>
+          <w:lang w:bidi="fa-IR"/>
+        </w:rPr>
+        <w:t>ن</w:t>
+      </w:r>
+      <w:r>
+        <w:rPr>
+          <w:rFonts w:cs="B Nazanin"/>
+          <w:sz w:val="28"/>
+          <w:szCs w:val="28"/>
+          <w:rtl/>
+          <w:lang w:bidi="fa-IR"/>
+        </w:rPr>
+        <w:t xml:space="preserve"> ضرا</w:t>
+      </w:r>
+      <w:r>
+        <w:rPr>
+          <w:rFonts w:cs="B Nazanin" w:hint="cs"/>
+          <w:sz w:val="28"/>
+          <w:szCs w:val="28"/>
+          <w:rtl/>
+          <w:lang w:bidi="fa-IR"/>
+        </w:rPr>
+        <w:t>ی</w:t>
+      </w:r>
+      <w:r>
+        <w:rPr>
+          <w:rFonts w:cs="B Nazanin" w:hint="eastAsia"/>
+          <w:sz w:val="28"/>
+          <w:szCs w:val="28"/>
+          <w:rtl/>
+          <w:lang w:bidi="fa-IR"/>
+        </w:rPr>
+        <w:t>ب</w:t>
+      </w:r>
+      <w:r>
+        <w:rPr>
+          <w:rFonts w:cs="B Nazanin"/>
+          <w:sz w:val="28"/>
+          <w:szCs w:val="28"/>
+          <w:rtl/>
+          <w:lang w:bidi="fa-IR"/>
+        </w:rPr>
+        <w:t xml:space="preserve"> بس</w:t>
+      </w:r>
+      <w:r>
+        <w:rPr>
+          <w:rFonts w:cs="B Nazanin" w:hint="cs"/>
+          <w:sz w:val="28"/>
+          <w:szCs w:val="28"/>
+          <w:rtl/>
+          <w:lang w:bidi="fa-IR"/>
+        </w:rPr>
+        <w:t>ی</w:t>
+      </w:r>
+      <w:r>
+        <w:rPr>
+          <w:rFonts w:cs="B Nazanin" w:hint="eastAsia"/>
+          <w:sz w:val="28"/>
+          <w:szCs w:val="28"/>
+          <w:rtl/>
+          <w:lang w:bidi="fa-IR"/>
+        </w:rPr>
+        <w:t>ار</w:t>
+      </w:r>
+      <w:r>
+        <w:rPr>
+          <w:rFonts w:cs="B Nazanin"/>
+          <w:sz w:val="28"/>
+          <w:szCs w:val="28"/>
+          <w:rtl/>
+          <w:lang w:bidi="fa-IR"/>
+        </w:rPr>
+        <w:t xml:space="preserve"> کم‌حساس</w:t>
+      </w:r>
+      <w:r>
+        <w:rPr>
+          <w:rFonts w:cs="B Nazanin" w:hint="cs"/>
+          <w:sz w:val="28"/>
+          <w:szCs w:val="28"/>
+          <w:rtl/>
+          <w:lang w:bidi="fa-IR"/>
+        </w:rPr>
+        <w:t>ی</w:t>
+      </w:r>
+      <w:r>
+        <w:rPr>
+          <w:rFonts w:cs="B Nazanin" w:hint="eastAsia"/>
+          <w:sz w:val="28"/>
+          <w:szCs w:val="28"/>
+          <w:rtl/>
+          <w:lang w:bidi="fa-IR"/>
+        </w:rPr>
+        <w:t>ت</w:t>
+      </w:r>
+      <w:r>
+        <w:rPr>
+          <w:rFonts w:cs="B Nazanin"/>
+          <w:sz w:val="28"/>
+          <w:szCs w:val="28"/>
+          <w:rtl/>
+          <w:lang w:bidi="fa-IR"/>
+        </w:rPr>
+        <w:t xml:space="preserve"> است</w:t>
+      </w:r>
+      <w:r>
+        <w:rPr>
+          <w:rFonts w:cs="B Nazanin" w:hint="cs"/>
+          <w:sz w:val="28"/>
+          <w:szCs w:val="28"/>
+          <w:rtl/>
+          <w:lang w:bidi="fa-IR"/>
+        </w:rPr>
+        <w:t xml:space="preserve"> و </w:t>
+      </w:r>
+      <w:r>
+        <w:rPr>
+          <w:rFonts w:cs="B Nazanin"/>
+          <w:sz w:val="28"/>
+          <w:szCs w:val="28"/>
+          <w:rtl/>
+          <w:lang w:bidi="fa-IR"/>
+        </w:rPr>
+        <w:t>تغ</w:t>
+      </w:r>
+      <w:r>
+        <w:rPr>
+          <w:rFonts w:cs="B Nazanin" w:hint="cs"/>
+          <w:sz w:val="28"/>
+          <w:szCs w:val="28"/>
+          <w:rtl/>
+          <w:lang w:bidi="fa-IR"/>
+        </w:rPr>
+        <w:t>یی</w:t>
+      </w:r>
+      <w:r>
+        <w:rPr>
+          <w:rFonts w:cs="B Nazanin" w:hint="eastAsia"/>
+          <w:sz w:val="28"/>
+          <w:szCs w:val="28"/>
+          <w:rtl/>
+          <w:lang w:bidi="fa-IR"/>
+        </w:rPr>
+        <w:t>رات</w:t>
+      </w:r>
+      <w:r>
+        <w:rPr>
+          <w:rFonts w:cs="B Nazanin"/>
+          <w:sz w:val="28"/>
+          <w:szCs w:val="28"/>
+          <w:rtl/>
+          <w:lang w:bidi="fa-IR"/>
+        </w:rPr>
+        <w:t xml:space="preserve"> ف</w:t>
+      </w:r>
+      <w:r>
+        <w:rPr>
+          <w:rFonts w:cs="B Nazanin" w:hint="cs"/>
+          <w:sz w:val="28"/>
+          <w:szCs w:val="28"/>
+          <w:rtl/>
+          <w:lang w:bidi="fa-IR"/>
+        </w:rPr>
+        <w:t>ی</w:t>
+      </w:r>
+      <w:r>
+        <w:rPr>
+          <w:rFonts w:cs="B Nazanin" w:hint="eastAsia"/>
+          <w:sz w:val="28"/>
+          <w:szCs w:val="28"/>
+          <w:rtl/>
+          <w:lang w:bidi="fa-IR"/>
+        </w:rPr>
+        <w:t>تنس</w:t>
+      </w:r>
+      <w:r>
+        <w:rPr>
+          <w:rFonts w:cs="B Nazanin"/>
+          <w:sz w:val="28"/>
+          <w:szCs w:val="28"/>
+          <w:rtl/>
+          <w:lang w:bidi="fa-IR"/>
+        </w:rPr>
+        <w:t xml:space="preserve"> نها</w:t>
+      </w:r>
+      <w:r>
+        <w:rPr>
+          <w:rFonts w:cs="B Nazanin" w:hint="cs"/>
+          <w:sz w:val="28"/>
+          <w:szCs w:val="28"/>
+          <w:rtl/>
+          <w:lang w:bidi="fa-IR"/>
+        </w:rPr>
+        <w:t>یی</w:t>
+      </w:r>
+      <w:r>
+        <w:rPr>
+          <w:rFonts w:cs="B Nazanin"/>
+          <w:sz w:val="28"/>
+          <w:szCs w:val="28"/>
+          <w:rtl/>
+          <w:lang w:bidi="fa-IR"/>
+        </w:rPr>
+        <w:t xml:space="preserve"> معمولاً کمتر از ۰.۰۲</w:t>
+      </w:r>
+      <w:r>
+        <w:rPr>
+          <w:rFonts w:ascii="Times New Roman" w:hAnsi="Times New Roman" w:cs="Times New Roman" w:hint="cs"/>
+          <w:sz w:val="28"/>
+          <w:szCs w:val="28"/>
+          <w:rtl/>
+          <w:lang w:bidi="fa-IR"/>
+        </w:rPr>
+        <w:t>٪</w:t>
+      </w:r>
+      <w:r>
+        <w:rPr>
+          <w:rFonts w:cs="B Nazanin"/>
+          <w:sz w:val="28"/>
+          <w:szCs w:val="28"/>
+          <w:rtl/>
+          <w:lang w:bidi="fa-IR"/>
+        </w:rPr>
+        <w:t xml:space="preserve"> </w:t>
+      </w:r>
+      <w:r>
+        <w:rPr>
+          <w:rFonts w:cs="B Nazanin" w:hint="cs"/>
+          <w:sz w:val="28"/>
+          <w:szCs w:val="28"/>
+          <w:rtl/>
+          <w:lang w:bidi="fa-IR"/>
+        </w:rPr>
+        <w:t>بود</w:t>
+      </w:r>
+      <w:r>
+        <w:rPr>
+          <w:rFonts w:cs="B Nazanin"/>
+          <w:sz w:val="28"/>
+          <w:szCs w:val="28"/>
+          <w:rtl/>
+          <w:lang w:bidi="fa-IR"/>
+        </w:rPr>
+        <w:t xml:space="preserve">. </w:t>
+      </w:r>
+      <w:r>
+        <w:rPr>
+          <w:rFonts w:cs="B Nazanin" w:hint="cs"/>
+          <w:sz w:val="28"/>
+          <w:szCs w:val="28"/>
+          <w:rtl/>
+          <w:lang w:bidi="fa-IR"/>
+        </w:rPr>
+        <w:t>ای</w:t>
+      </w:r>
+      <w:r>
+        <w:rPr>
+          <w:rFonts w:cs="B Nazanin" w:hint="eastAsia"/>
+          <w:sz w:val="28"/>
+          <w:szCs w:val="28"/>
+          <w:rtl/>
+          <w:lang w:bidi="fa-IR"/>
+        </w:rPr>
+        <w:t>ن</w:t>
+      </w:r>
+      <w:r>
+        <w:rPr>
+          <w:rFonts w:cs="B Nazanin"/>
+          <w:sz w:val="28"/>
+          <w:szCs w:val="28"/>
+          <w:rtl/>
+          <w:lang w:bidi="fa-IR"/>
+        </w:rPr>
+        <w:t xml:space="preserve"> پا</w:t>
+      </w:r>
+      <w:r>
+        <w:rPr>
+          <w:rFonts w:cs="B Nazanin" w:hint="cs"/>
+          <w:sz w:val="28"/>
+          <w:szCs w:val="28"/>
+          <w:rtl/>
+          <w:lang w:bidi="fa-IR"/>
+        </w:rPr>
+        <w:t>ی</w:t>
+      </w:r>
+      <w:r>
+        <w:rPr>
+          <w:rFonts w:cs="B Nazanin" w:hint="eastAsia"/>
+          <w:sz w:val="28"/>
+          <w:szCs w:val="28"/>
+          <w:rtl/>
+          <w:lang w:bidi="fa-IR"/>
+        </w:rPr>
+        <w:t>دار</w:t>
+      </w:r>
+      <w:r>
+        <w:rPr>
+          <w:rFonts w:cs="B Nazanin" w:hint="cs"/>
+          <w:sz w:val="28"/>
+          <w:szCs w:val="28"/>
+          <w:rtl/>
+          <w:lang w:bidi="fa-IR"/>
+        </w:rPr>
+        <w:t>ی</w:t>
+      </w:r>
+      <w:r>
+        <w:rPr>
+          <w:rFonts w:cs="B Nazanin"/>
+          <w:sz w:val="28"/>
+          <w:szCs w:val="28"/>
+          <w:rtl/>
+          <w:lang w:bidi="fa-IR"/>
+        </w:rPr>
+        <w:t xml:space="preserve"> بالا عمدتاً به دل</w:t>
+      </w:r>
+      <w:r>
+        <w:rPr>
+          <w:rFonts w:cs="B Nazanin" w:hint="cs"/>
+          <w:sz w:val="28"/>
+          <w:szCs w:val="28"/>
+          <w:rtl/>
+          <w:lang w:bidi="fa-IR"/>
+        </w:rPr>
+        <w:t>ی</w:t>
+      </w:r>
+      <w:r>
+        <w:rPr>
+          <w:rFonts w:cs="B Nazanin" w:hint="eastAsia"/>
+          <w:sz w:val="28"/>
+          <w:szCs w:val="28"/>
+          <w:rtl/>
+          <w:lang w:bidi="fa-IR"/>
+        </w:rPr>
+        <w:t>ل</w:t>
+      </w:r>
+      <w:r>
+        <w:rPr>
+          <w:rFonts w:cs="B Nazanin"/>
+          <w:sz w:val="28"/>
+          <w:szCs w:val="28"/>
+          <w:rtl/>
+          <w:lang w:bidi="fa-IR"/>
+        </w:rPr>
+        <w:t xml:space="preserve"> نرمال‌ساز</w:t>
+      </w:r>
+      <w:r>
+        <w:rPr>
+          <w:rFonts w:cs="B Nazanin" w:hint="cs"/>
+          <w:sz w:val="28"/>
+          <w:szCs w:val="28"/>
+          <w:rtl/>
+          <w:lang w:bidi="fa-IR"/>
+        </w:rPr>
+        <w:t>ی</w:t>
+      </w:r>
+      <w:r>
+        <w:rPr>
+          <w:rFonts w:cs="B Nazanin"/>
+          <w:sz w:val="28"/>
+          <w:szCs w:val="28"/>
+          <w:rtl/>
+          <w:lang w:bidi="fa-IR"/>
+        </w:rPr>
+        <w:t xml:space="preserve"> پو</w:t>
+      </w:r>
+      <w:r>
+        <w:rPr>
+          <w:rFonts w:cs="B Nazanin" w:hint="cs"/>
+          <w:sz w:val="28"/>
+          <w:szCs w:val="28"/>
+          <w:rtl/>
+          <w:lang w:bidi="fa-IR"/>
+        </w:rPr>
+        <w:t>ی</w:t>
+      </w:r>
+      <w:r>
+        <w:rPr>
+          <w:rFonts w:cs="B Nazanin" w:hint="eastAsia"/>
+          <w:sz w:val="28"/>
+          <w:szCs w:val="28"/>
+          <w:rtl/>
+          <w:lang w:bidi="fa-IR"/>
+        </w:rPr>
+        <w:t>ا</w:t>
+      </w:r>
+      <w:r>
+        <w:rPr>
+          <w:rFonts w:cs="B Nazanin" w:hint="cs"/>
+          <w:sz w:val="28"/>
+          <w:szCs w:val="28"/>
+          <w:rtl/>
+          <w:lang w:bidi="fa-IR"/>
+        </w:rPr>
+        <w:t>ی</w:t>
+      </w:r>
+      <w:r>
+        <w:rPr>
+          <w:rFonts w:cs="B Nazanin"/>
+          <w:sz w:val="28"/>
+          <w:szCs w:val="28"/>
+          <w:rtl/>
+          <w:lang w:bidi="fa-IR"/>
+        </w:rPr>
+        <w:t xml:space="preserve"> </w:t>
+      </w:r>
+      <w:r>
+        <w:rPr>
+          <w:rFonts w:cs="B Nazanin"/>
+          <w:sz w:val="28"/>
+          <w:szCs w:val="28"/>
+          <w:lang w:bidi="fa-IR"/>
+        </w:rPr>
+        <w:t>f1_raw</w:t>
+      </w:r>
+      <w:r>
+        <w:rPr>
+          <w:rFonts w:cs="B Nazanin"/>
+          <w:sz w:val="28"/>
+          <w:szCs w:val="28"/>
+          <w:rtl/>
+          <w:lang w:bidi="fa-IR"/>
+        </w:rPr>
+        <w:t xml:space="preserve"> و </w:t>
+      </w:r>
+      <w:r>
+        <w:rPr>
+          <w:rFonts w:cs="B Nazanin"/>
+          <w:sz w:val="28"/>
+          <w:szCs w:val="28"/>
+          <w:lang w:bidi="fa-IR"/>
+        </w:rPr>
+        <w:t>f2_raw</w:t>
+      </w:r>
+      <w:r>
+        <w:rPr>
+          <w:rFonts w:cs="B Nazanin"/>
+          <w:sz w:val="28"/>
+          <w:szCs w:val="28"/>
+          <w:rtl/>
+          <w:lang w:bidi="fa-IR"/>
+        </w:rPr>
+        <w:t xml:space="preserve">  است. </w:t>
+      </w:r>
+    </w:p>
+    <w:p>
+      <w:pPr>
+        <w:rPr>
+          <w:rFonts w:cs="B Nazanin"/>
+          <w:sz w:val="28"/>
+          <w:szCs w:val="28"/>
+          <w:rtl/>
+          <w:lang w:bidi="fa-IR"/>
+        </w:rPr>
+      </w:pPr>
+      <w:r>
+        <w:rPr>
+          <w:rFonts w:cs="B Nazanin"/>
+          <w:sz w:val="28"/>
+          <w:szCs w:val="28"/>
+          <w:rtl/>
+          <w:lang w:bidi="fa-IR"/>
+        </w:rPr>
+        <w:t>- حساس</w:t>
+      </w:r>
+      <w:r>
+        <w:rPr>
+          <w:rFonts w:cs="B Nazanin" w:hint="cs"/>
+          <w:sz w:val="28"/>
+          <w:szCs w:val="28"/>
+          <w:rtl/>
+          <w:lang w:bidi="fa-IR"/>
+        </w:rPr>
+        <w:t>ی</w:t>
+      </w:r>
+      <w:r>
+        <w:rPr>
+          <w:rFonts w:cs="B Nazanin" w:hint="eastAsia"/>
+          <w:sz w:val="28"/>
+          <w:szCs w:val="28"/>
+          <w:rtl/>
+          <w:lang w:bidi="fa-IR"/>
+        </w:rPr>
+        <w:t>ت</w:t>
+      </w:r>
+      <w:r>
+        <w:rPr>
+          <w:rFonts w:cs="B Nazanin"/>
+          <w:sz w:val="28"/>
+          <w:szCs w:val="28"/>
+          <w:rtl/>
+          <w:lang w:bidi="fa-IR"/>
+        </w:rPr>
+        <w:t xml:space="preserve"> به وزن‌ها</w:t>
+      </w:r>
+      <w:r>
+        <w:rPr>
+          <w:rFonts w:cs="B Nazanin" w:hint="cs"/>
+          <w:sz w:val="28"/>
+          <w:szCs w:val="28"/>
+          <w:rtl/>
+          <w:lang w:bidi="fa-IR"/>
+        </w:rPr>
+        <w:t>ی</w:t>
+      </w:r>
+      <w:r>
+        <w:rPr>
+          <w:rFonts w:cs="B Nazanin"/>
+          <w:sz w:val="28"/>
+          <w:szCs w:val="28"/>
+          <w:rtl/>
+          <w:lang w:bidi="fa-IR"/>
+        </w:rPr>
+        <w:t xml:space="preserve"> ترک</w:t>
+      </w:r>
+      <w:r>
+        <w:rPr>
+          <w:rFonts w:cs="B Nazanin" w:hint="cs"/>
+          <w:sz w:val="28"/>
+          <w:szCs w:val="28"/>
+          <w:rtl/>
+          <w:lang w:bidi="fa-IR"/>
+        </w:rPr>
+        <w:t>ی</w:t>
+      </w:r>
+      <w:r>
+        <w:rPr>
+          <w:rFonts w:cs="B Nazanin" w:hint="eastAsia"/>
+          <w:sz w:val="28"/>
+          <w:szCs w:val="28"/>
+          <w:rtl/>
+          <w:lang w:bidi="fa-IR"/>
+        </w:rPr>
+        <w:t>ب</w:t>
+      </w:r>
+      <w:r>
+        <w:rPr>
+          <w:rFonts w:cs="B Nazanin"/>
+          <w:sz w:val="28"/>
+          <w:szCs w:val="28"/>
+          <w:rtl/>
+          <w:lang w:bidi="fa-IR"/>
+        </w:rPr>
+        <w:t xml:space="preserve"> </w:t>
+      </w:r>
+      <w:r>
+        <w:rPr>
+          <w:rFonts w:cs="B Nazanin"/>
+          <w:sz w:val="28"/>
+          <w:szCs w:val="28"/>
+          <w:lang w:bidi="fa-IR"/>
+        </w:rPr>
+        <w:t>w1</w:t>
+      </w:r>
+      <w:r>
+        <w:rPr>
+          <w:rFonts w:cs="B Nazanin"/>
+          <w:sz w:val="28"/>
+          <w:szCs w:val="28"/>
+          <w:rtl/>
+          <w:lang w:bidi="fa-IR"/>
+        </w:rPr>
+        <w:t xml:space="preserve"> و </w:t>
+      </w:r>
+      <w:r>
+        <w:rPr>
+          <w:rFonts w:cs="B Nazanin"/>
+          <w:sz w:val="28"/>
+          <w:szCs w:val="28"/>
+          <w:lang w:bidi="fa-IR"/>
+        </w:rPr>
+        <w:t>w2</w:t>
+      </w:r>
+      <w:r>
+        <w:rPr>
+          <w:rFonts w:cs="B Nazanin"/>
+          <w:sz w:val="28"/>
+          <w:szCs w:val="28"/>
+          <w:rtl/>
+          <w:lang w:bidi="fa-IR"/>
+        </w:rPr>
+        <w:t>: اگرچه در پروژه وزن‌ها ثابت در نظر گرفته شده‌اند و به</w:t>
+      </w:r>
+      <w:r>
+        <w:rPr>
+          <w:rFonts w:cs="B Nazanin" w:hint="cs"/>
+          <w:sz w:val="28"/>
+          <w:szCs w:val="28"/>
+          <w:rtl/>
+          <w:lang w:bidi="fa-IR"/>
+        </w:rPr>
+        <w:t>ی</w:t>
+      </w:r>
+      <w:r>
+        <w:rPr>
+          <w:rFonts w:cs="B Nazanin" w:hint="eastAsia"/>
+          <w:sz w:val="28"/>
+          <w:szCs w:val="28"/>
+          <w:rtl/>
+          <w:lang w:bidi="fa-IR"/>
+        </w:rPr>
+        <w:t>نه‌ساز</w:t>
+      </w:r>
+      <w:r>
+        <w:rPr>
+          <w:rFonts w:cs="B Nazanin" w:hint="cs"/>
+          <w:sz w:val="28"/>
+          <w:szCs w:val="28"/>
+          <w:rtl/>
+          <w:lang w:bidi="fa-IR"/>
+        </w:rPr>
+        <w:t>ی</w:t>
+      </w:r>
+      <w:r>
+        <w:rPr>
+          <w:rFonts w:cs="B Nazanin"/>
+          <w:sz w:val="28"/>
+          <w:szCs w:val="28"/>
+          <w:rtl/>
+          <w:lang w:bidi="fa-IR"/>
+        </w:rPr>
+        <w:t xml:space="preserve"> آن‌ها منجر به نتا</w:t>
+      </w:r>
+      <w:r>
+        <w:rPr>
+          <w:rFonts w:cs="B Nazanin" w:hint="cs"/>
+          <w:sz w:val="28"/>
+          <w:szCs w:val="28"/>
+          <w:rtl/>
+          <w:lang w:bidi="fa-IR"/>
+        </w:rPr>
+        <w:t>ی</w:t>
+      </w:r>
+      <w:r>
+        <w:rPr>
+          <w:rFonts w:cs="B Nazanin" w:hint="eastAsia"/>
+          <w:sz w:val="28"/>
+          <w:szCs w:val="28"/>
+          <w:rtl/>
+          <w:lang w:bidi="fa-IR"/>
+        </w:rPr>
+        <w:t>ج</w:t>
+      </w:r>
+      <w:r>
+        <w:rPr>
+          <w:rFonts w:cs="B Nazanin"/>
+          <w:sz w:val="28"/>
+          <w:szCs w:val="28"/>
+          <w:rtl/>
+          <w:lang w:bidi="fa-IR"/>
+        </w:rPr>
+        <w:t xml:space="preserve"> خوب</w:t>
+      </w:r>
+      <w:r>
+        <w:rPr>
+          <w:rFonts w:cs="B Nazanin" w:hint="cs"/>
+          <w:sz w:val="28"/>
+          <w:szCs w:val="28"/>
+          <w:rtl/>
+          <w:lang w:bidi="fa-IR"/>
+        </w:rPr>
+        <w:t>ی</w:t>
+      </w:r>
+      <w:r>
+        <w:rPr>
+          <w:rFonts w:cs="B Nazanin"/>
+          <w:sz w:val="28"/>
+          <w:szCs w:val="28"/>
+          <w:rtl/>
+          <w:lang w:bidi="fa-IR"/>
+        </w:rPr>
+        <w:t xml:space="preserve"> نم</w:t>
+      </w:r>
+      <w:r>
+        <w:rPr>
+          <w:rFonts w:cs="B Nazanin" w:hint="cs"/>
+          <w:sz w:val="28"/>
+          <w:szCs w:val="28"/>
+          <w:rtl/>
+          <w:lang w:bidi="fa-IR"/>
+        </w:rPr>
+        <w:t>ی‌</w:t>
+      </w:r>
+      <w:r>
+        <w:rPr>
+          <w:rFonts w:cs="B Nazanin" w:hint="eastAsia"/>
+          <w:sz w:val="28"/>
+          <w:szCs w:val="28"/>
+          <w:rtl/>
+          <w:lang w:bidi="fa-IR"/>
+        </w:rPr>
+        <w:t>شود،</w:t>
+      </w:r>
+      <w:r>
+        <w:rPr>
+          <w:rFonts w:cs="B Nazanin"/>
+          <w:sz w:val="28"/>
+          <w:szCs w:val="28"/>
+          <w:rtl/>
+          <w:lang w:bidi="fa-IR"/>
+        </w:rPr>
+        <w:t xml:space="preserve"> اما س</w:t>
+      </w:r>
+      <w:r>
+        <w:rPr>
+          <w:rFonts w:cs="B Nazanin" w:hint="cs"/>
+          <w:sz w:val="28"/>
+          <w:szCs w:val="28"/>
+          <w:rtl/>
+          <w:lang w:bidi="fa-IR"/>
+        </w:rPr>
+        <w:t>ی</w:t>
+      </w:r>
+      <w:r>
+        <w:rPr>
+          <w:rFonts w:cs="B Nazanin" w:hint="eastAsia"/>
+          <w:sz w:val="28"/>
+          <w:szCs w:val="28"/>
+          <w:rtl/>
+          <w:lang w:bidi="fa-IR"/>
+        </w:rPr>
+        <w:t>ستم</w:t>
+      </w:r>
+      <w:r>
+        <w:rPr>
+          <w:rFonts w:cs="B Nazanin"/>
+          <w:sz w:val="28"/>
+          <w:szCs w:val="28"/>
+          <w:rtl/>
+          <w:lang w:bidi="fa-IR"/>
+        </w:rPr>
+        <w:t xml:space="preserve"> نسبت به تغ</w:t>
+      </w:r>
+      <w:r>
+        <w:rPr>
+          <w:rFonts w:cs="B Nazanin" w:hint="cs"/>
+          <w:sz w:val="28"/>
+          <w:szCs w:val="28"/>
+          <w:rtl/>
+          <w:lang w:bidi="fa-IR"/>
+        </w:rPr>
+        <w:t>یی</w:t>
+      </w:r>
+      <w:r>
+        <w:rPr>
+          <w:rFonts w:cs="B Nazanin" w:hint="eastAsia"/>
+          <w:sz w:val="28"/>
+          <w:szCs w:val="28"/>
+          <w:rtl/>
+          <w:lang w:bidi="fa-IR"/>
+        </w:rPr>
+        <w:t>رات</w:t>
+      </w:r>
+      <w:r>
+        <w:rPr>
+          <w:rFonts w:cs="B Nazanin"/>
+          <w:sz w:val="28"/>
+          <w:szCs w:val="28"/>
+          <w:rtl/>
+          <w:lang w:bidi="fa-IR"/>
+        </w:rPr>
+        <w:t xml:space="preserve"> ا</w:t>
+      </w:r>
+      <w:r>
+        <w:rPr>
+          <w:rFonts w:cs="B Nazanin" w:hint="cs"/>
+          <w:sz w:val="28"/>
+          <w:szCs w:val="28"/>
+          <w:rtl/>
+          <w:lang w:bidi="fa-IR"/>
+        </w:rPr>
+        <w:t>ی</w:t>
+      </w:r>
+      <w:r>
+        <w:rPr>
+          <w:rFonts w:cs="B Nazanin" w:hint="eastAsia"/>
+          <w:sz w:val="28"/>
+          <w:szCs w:val="28"/>
+          <w:rtl/>
+          <w:lang w:bidi="fa-IR"/>
+        </w:rPr>
+        <w:t>ن</w:t>
+      </w:r>
+      <w:r>
+        <w:rPr>
+          <w:rFonts w:cs="B Nazanin"/>
+          <w:sz w:val="28"/>
+          <w:szCs w:val="28"/>
+          <w:rtl/>
+          <w:lang w:bidi="fa-IR"/>
+        </w:rPr>
+        <w:t xml:space="preserve"> وزن‌ها حساس</w:t>
+      </w:r>
+      <w:r>
+        <w:rPr>
+          <w:rFonts w:cs="B Nazanin" w:hint="cs"/>
+          <w:sz w:val="28"/>
+          <w:szCs w:val="28"/>
+          <w:rtl/>
+          <w:lang w:bidi="fa-IR"/>
+        </w:rPr>
+        <w:t>ی</w:t>
+      </w:r>
+      <w:r>
+        <w:rPr>
+          <w:rFonts w:cs="B Nazanin" w:hint="eastAsia"/>
+          <w:sz w:val="28"/>
+          <w:szCs w:val="28"/>
+          <w:rtl/>
+          <w:lang w:bidi="fa-IR"/>
+        </w:rPr>
+        <w:t>ت</w:t>
+      </w:r>
+      <w:r>
+        <w:rPr>
+          <w:rFonts w:cs="B Nazanin"/>
+          <w:sz w:val="28"/>
+          <w:szCs w:val="28"/>
+          <w:rtl/>
+          <w:lang w:bidi="fa-IR"/>
+        </w:rPr>
+        <w:t xml:space="preserve"> متوسط</w:t>
+      </w:r>
+      <w:r>
+        <w:rPr>
+          <w:rFonts w:cs="B Nazanin" w:hint="cs"/>
+          <w:sz w:val="28"/>
+          <w:szCs w:val="28"/>
+          <w:rtl/>
+          <w:lang w:bidi="fa-IR"/>
+        </w:rPr>
+        <w:t>ی</w:t>
+      </w:r>
+      <w:r>
+        <w:rPr>
+          <w:rFonts w:cs="B Nazanin"/>
+          <w:sz w:val="28"/>
+          <w:szCs w:val="28"/>
+          <w:rtl/>
+          <w:lang w:bidi="fa-IR"/>
+        </w:rPr>
+        <w:t xml:space="preserve"> دارد. افزا</w:t>
+      </w:r>
+      <w:r>
+        <w:rPr>
+          <w:rFonts w:cs="B Nazanin" w:hint="cs"/>
+          <w:sz w:val="28"/>
+          <w:szCs w:val="28"/>
+          <w:rtl/>
+          <w:lang w:bidi="fa-IR"/>
+        </w:rPr>
+        <w:t>ی</w:t>
+      </w:r>
+      <w:r>
+        <w:rPr>
+          <w:rFonts w:cs="B Nazanin" w:hint="eastAsia"/>
+          <w:sz w:val="28"/>
+          <w:szCs w:val="28"/>
+          <w:rtl/>
+          <w:lang w:bidi="fa-IR"/>
+        </w:rPr>
+        <w:t>ش</w:t>
+      </w:r>
+      <w:r>
+        <w:rPr>
+          <w:rFonts w:cs="B Nazanin"/>
+          <w:sz w:val="28"/>
+          <w:szCs w:val="28"/>
+          <w:rtl/>
+          <w:lang w:bidi="fa-IR"/>
+        </w:rPr>
+        <w:t xml:space="preserve"> وزن آسا</w:t>
+      </w:r>
+      <w:r>
+        <w:rPr>
+          <w:rFonts w:cs="B Nazanin" w:hint="cs"/>
+          <w:sz w:val="28"/>
+          <w:szCs w:val="28"/>
+          <w:rtl/>
+          <w:lang w:bidi="fa-IR"/>
+        </w:rPr>
+        <w:t>ی</w:t>
+      </w:r>
+      <w:r>
+        <w:rPr>
+          <w:rFonts w:cs="B Nazanin" w:hint="eastAsia"/>
+          <w:sz w:val="28"/>
+          <w:szCs w:val="28"/>
+          <w:rtl/>
+          <w:lang w:bidi="fa-IR"/>
+        </w:rPr>
+        <w:t>ش</w:t>
+      </w:r>
+      <w:r>
+        <w:rPr>
+          <w:rFonts w:cs="B Nazanin"/>
+          <w:sz w:val="28"/>
+          <w:szCs w:val="28"/>
+          <w:rtl/>
+          <w:lang w:bidi="fa-IR"/>
+        </w:rPr>
+        <w:t xml:space="preserve"> (مثلاً به ۰.۸) باعث م</w:t>
+      </w:r>
+      <w:r>
+        <w:rPr>
+          <w:rFonts w:cs="B Nazanin" w:hint="cs"/>
+          <w:sz w:val="28"/>
+          <w:szCs w:val="28"/>
+          <w:rtl/>
+          <w:lang w:bidi="fa-IR"/>
+        </w:rPr>
+        <w:t>ی‌</w:t>
+      </w:r>
+      <w:r>
+        <w:rPr>
+          <w:rFonts w:cs="B Nazanin" w:hint="eastAsia"/>
+          <w:sz w:val="28"/>
+          <w:szCs w:val="28"/>
+          <w:rtl/>
+          <w:lang w:bidi="fa-IR"/>
+        </w:rPr>
+        <w:t>شود</w:t>
+      </w:r>
+      <w:r>
+        <w:rPr>
+          <w:rFonts w:cs="B Nazanin"/>
+          <w:sz w:val="28"/>
+          <w:szCs w:val="28"/>
+          <w:rtl/>
+          <w:lang w:bidi="fa-IR"/>
+        </w:rPr>
+        <w:t xml:space="preserve"> الگور</w:t>
+      </w:r>
+      <w:r>
+        <w:rPr>
+          <w:rFonts w:cs="B Nazanin" w:hint="cs"/>
+          <w:sz w:val="28"/>
+          <w:szCs w:val="28"/>
+          <w:rtl/>
+          <w:lang w:bidi="fa-IR"/>
+        </w:rPr>
+        <w:t>ی</w:t>
+      </w:r>
+      <w:r>
+        <w:rPr>
+          <w:rFonts w:cs="B Nazanin" w:hint="eastAsia"/>
+          <w:sz w:val="28"/>
+          <w:szCs w:val="28"/>
+          <w:rtl/>
+          <w:lang w:bidi="fa-IR"/>
+        </w:rPr>
+        <w:t>تم</w:t>
+      </w:r>
+      <w:r>
+        <w:rPr>
+          <w:rFonts w:cs="B Nazanin"/>
+          <w:sz w:val="28"/>
+          <w:szCs w:val="28"/>
+          <w:rtl/>
+          <w:lang w:bidi="fa-IR"/>
+        </w:rPr>
+        <w:t xml:space="preserve"> تما</w:t>
+      </w:r>
+      <w:r>
+        <w:rPr>
+          <w:rFonts w:cs="B Nazanin" w:hint="cs"/>
+          <w:sz w:val="28"/>
+          <w:szCs w:val="28"/>
+          <w:rtl/>
+          <w:lang w:bidi="fa-IR"/>
+        </w:rPr>
+        <w:t>ی</w:t>
+      </w:r>
+      <w:r>
+        <w:rPr>
+          <w:rFonts w:cs="B Nazanin" w:hint="eastAsia"/>
+          <w:sz w:val="28"/>
+          <w:szCs w:val="28"/>
+          <w:rtl/>
+          <w:lang w:bidi="fa-IR"/>
+        </w:rPr>
+        <w:t>ل</w:t>
+      </w:r>
+      <w:r>
+        <w:rPr>
+          <w:rFonts w:cs="B Nazanin"/>
+          <w:sz w:val="28"/>
+          <w:szCs w:val="28"/>
+          <w:rtl/>
+          <w:lang w:bidi="fa-IR"/>
+        </w:rPr>
+        <w:t xml:space="preserve"> ب</w:t>
+      </w:r>
+      <w:r>
+        <w:rPr>
+          <w:rFonts w:cs="B Nazanin" w:hint="cs"/>
+          <w:sz w:val="28"/>
+          <w:szCs w:val="28"/>
+          <w:rtl/>
+          <w:lang w:bidi="fa-IR"/>
+        </w:rPr>
+        <w:t>ی</w:t>
+      </w:r>
+      <w:r>
+        <w:rPr>
+          <w:rFonts w:cs="B Nazanin" w:hint="eastAsia"/>
+          <w:sz w:val="28"/>
+          <w:szCs w:val="28"/>
+          <w:rtl/>
+          <w:lang w:bidi="fa-IR"/>
+        </w:rPr>
+        <w:t>شتر</w:t>
+      </w:r>
+      <w:r>
+        <w:rPr>
+          <w:rFonts w:cs="B Nazanin" w:hint="cs"/>
+          <w:sz w:val="28"/>
+          <w:szCs w:val="28"/>
+          <w:rtl/>
+          <w:lang w:bidi="fa-IR"/>
+        </w:rPr>
+        <w:t>ی</w:t>
+      </w:r>
+      <w:r>
+        <w:rPr>
+          <w:rFonts w:cs="B Nazanin"/>
+          <w:sz w:val="28"/>
+          <w:szCs w:val="28"/>
+          <w:rtl/>
+          <w:lang w:bidi="fa-IR"/>
+        </w:rPr>
+        <w:t xml:space="preserve"> به </w:t>
+      </w:r>
+      <w:r>
+        <w:rPr>
+          <w:rFonts w:cs="B Nazanin" w:hint="eastAsia"/>
+          <w:sz w:val="28"/>
+          <w:szCs w:val="28"/>
+          <w:rtl/>
+          <w:lang w:bidi="fa-IR"/>
+        </w:rPr>
+        <w:t>تنظ</w:t>
+      </w:r>
+      <w:r>
+        <w:rPr>
+          <w:rFonts w:cs="B Nazanin" w:hint="cs"/>
+          <w:sz w:val="28"/>
+          <w:szCs w:val="28"/>
+          <w:rtl/>
+          <w:lang w:bidi="fa-IR"/>
+        </w:rPr>
+        <w:t>ی</w:t>
+      </w:r>
+      <w:r>
+        <w:rPr>
+          <w:rFonts w:cs="B Nazanin" w:hint="eastAsia"/>
+          <w:sz w:val="28"/>
+          <w:szCs w:val="28"/>
+          <w:rtl/>
+          <w:lang w:bidi="fa-IR"/>
+        </w:rPr>
+        <w:t>م</w:t>
+      </w:r>
+      <w:r>
+        <w:rPr>
+          <w:rFonts w:cs="B Nazanin"/>
+          <w:sz w:val="28"/>
+          <w:szCs w:val="28"/>
+          <w:rtl/>
+          <w:lang w:bidi="fa-IR"/>
+        </w:rPr>
+        <w:t xml:space="preserve"> دما، رطوبت، نور و </w:t>
+      </w:r>
+      <w:r>
+        <w:rPr>
+          <w:rFonts w:cs="B Nazanin"/>
+          <w:sz w:val="28"/>
+          <w:szCs w:val="28"/>
+          <w:lang w:bidi="fa-IR"/>
+        </w:rPr>
+        <w:t>CO₂</w:t>
+      </w:r>
+      <w:r>
+        <w:rPr>
+          <w:rFonts w:cs="B Nazanin"/>
+          <w:sz w:val="28"/>
+          <w:szCs w:val="28"/>
+          <w:rtl/>
+          <w:lang w:bidi="fa-IR"/>
+        </w:rPr>
+        <w:t xml:space="preserve"> در محدوده ا</w:t>
+      </w:r>
+      <w:r>
+        <w:rPr>
+          <w:rFonts w:cs="B Nazanin" w:hint="cs"/>
+          <w:sz w:val="28"/>
+          <w:szCs w:val="28"/>
+          <w:rtl/>
+          <w:lang w:bidi="fa-IR"/>
+        </w:rPr>
+        <w:t>ی</w:t>
+      </w:r>
+      <w:r>
+        <w:rPr>
+          <w:rFonts w:cs="B Nazanin" w:hint="eastAsia"/>
+          <w:sz w:val="28"/>
+          <w:szCs w:val="28"/>
+          <w:rtl/>
+          <w:lang w:bidi="fa-IR"/>
+        </w:rPr>
+        <w:t>ده‌آل</w:t>
+      </w:r>
+      <w:r>
+        <w:rPr>
+          <w:rFonts w:cs="B Nazanin"/>
+          <w:sz w:val="28"/>
+          <w:szCs w:val="28"/>
+          <w:rtl/>
+          <w:lang w:bidi="fa-IR"/>
+        </w:rPr>
+        <w:t xml:space="preserve"> پ</w:t>
+      </w:r>
+      <w:r>
+        <w:rPr>
+          <w:rFonts w:cs="B Nazanin" w:hint="cs"/>
+          <w:sz w:val="28"/>
+          <w:szCs w:val="28"/>
+          <w:rtl/>
+          <w:lang w:bidi="fa-IR"/>
+        </w:rPr>
+        <w:t>ی</w:t>
+      </w:r>
+      <w:r>
+        <w:rPr>
+          <w:rFonts w:cs="B Nazanin" w:hint="eastAsia"/>
+          <w:sz w:val="28"/>
+          <w:szCs w:val="28"/>
+          <w:rtl/>
+          <w:lang w:bidi="fa-IR"/>
+        </w:rPr>
+        <w:t>دا</w:t>
+      </w:r>
+      <w:r>
+        <w:rPr>
+          <w:rFonts w:cs="B Nazanin"/>
+          <w:sz w:val="28"/>
+          <w:szCs w:val="28"/>
+          <w:rtl/>
+          <w:lang w:bidi="fa-IR"/>
+        </w:rPr>
+        <w:t xml:space="preserve"> کند، حت</w:t>
+      </w:r>
+      <w:r>
+        <w:rPr>
+          <w:rFonts w:cs="B Nazanin" w:hint="cs"/>
+          <w:sz w:val="28"/>
+          <w:szCs w:val="28"/>
+          <w:rtl/>
+          <w:lang w:bidi="fa-IR"/>
+        </w:rPr>
+        <w:t>ی</w:t>
+      </w:r>
+      <w:r>
+        <w:rPr>
+          <w:rFonts w:cs="B Nazanin"/>
+          <w:sz w:val="28"/>
+          <w:szCs w:val="28"/>
+          <w:rtl/>
+          <w:lang w:bidi="fa-IR"/>
+        </w:rPr>
+        <w:t xml:space="preserve"> اگر مصرف انرژ</w:t>
+      </w:r>
+      <w:r>
+        <w:rPr>
+          <w:rFonts w:cs="B Nazanin" w:hint="cs"/>
+          <w:sz w:val="28"/>
+          <w:szCs w:val="28"/>
+          <w:rtl/>
+          <w:lang w:bidi="fa-IR"/>
+        </w:rPr>
+        <w:t>ی</w:t>
+      </w:r>
+      <w:r>
+        <w:rPr>
+          <w:rFonts w:cs="B Nazanin"/>
+          <w:sz w:val="28"/>
+          <w:szCs w:val="28"/>
+          <w:rtl/>
+          <w:lang w:bidi="fa-IR"/>
+        </w:rPr>
+        <w:t xml:space="preserve"> افزا</w:t>
+      </w:r>
+      <w:r>
+        <w:rPr>
+          <w:rFonts w:cs="B Nazanin" w:hint="cs"/>
+          <w:sz w:val="28"/>
+          <w:szCs w:val="28"/>
+          <w:rtl/>
+          <w:lang w:bidi="fa-IR"/>
+        </w:rPr>
+        <w:t>ی</w:t>
+      </w:r>
+      <w:r>
+        <w:rPr>
+          <w:rFonts w:cs="B Nazanin" w:hint="eastAsia"/>
+          <w:sz w:val="28"/>
+          <w:szCs w:val="28"/>
+          <w:rtl/>
+          <w:lang w:bidi="fa-IR"/>
+        </w:rPr>
+        <w:t>ش</w:t>
+      </w:r>
+      <w:r>
+        <w:rPr>
+          <w:rFonts w:cs="B Nazanin"/>
+          <w:sz w:val="28"/>
+          <w:szCs w:val="28"/>
+          <w:rtl/>
+          <w:lang w:bidi="fa-IR"/>
+        </w:rPr>
+        <w:t xml:space="preserve"> </w:t>
+      </w:r>
+      <w:r>
+        <w:rPr>
+          <w:rFonts w:cs="B Nazanin" w:hint="cs"/>
+          <w:sz w:val="28"/>
+          <w:szCs w:val="28"/>
+          <w:rtl/>
+          <w:lang w:bidi="fa-IR"/>
+        </w:rPr>
+        <w:t>ی</w:t>
+      </w:r>
+      <w:r>
+        <w:rPr>
+          <w:rFonts w:cs="B Nazanin" w:hint="eastAsia"/>
+          <w:sz w:val="28"/>
+          <w:szCs w:val="28"/>
+          <w:rtl/>
+          <w:lang w:bidi="fa-IR"/>
+        </w:rPr>
+        <w:t>ابد</w:t>
+      </w:r>
+      <w:r>
+        <w:rPr>
+          <w:rFonts w:cs="B Nazanin"/>
+          <w:sz w:val="28"/>
+          <w:szCs w:val="28"/>
+          <w:rtl/>
+          <w:lang w:bidi="fa-IR"/>
+        </w:rPr>
+        <w:t>. برعکس، افزا</w:t>
+      </w:r>
+      <w:r>
+        <w:rPr>
+          <w:rFonts w:cs="B Nazanin" w:hint="cs"/>
+          <w:sz w:val="28"/>
+          <w:szCs w:val="28"/>
+          <w:rtl/>
+          <w:lang w:bidi="fa-IR"/>
+        </w:rPr>
+        <w:t>ی</w:t>
+      </w:r>
+      <w:r>
+        <w:rPr>
+          <w:rFonts w:cs="B Nazanin" w:hint="eastAsia"/>
+          <w:sz w:val="28"/>
+          <w:szCs w:val="28"/>
+          <w:rtl/>
+          <w:lang w:bidi="fa-IR"/>
+        </w:rPr>
+        <w:t>ش</w:t>
+      </w:r>
+      <w:r>
+        <w:rPr>
+          <w:rFonts w:cs="B Nazanin"/>
+          <w:sz w:val="28"/>
+          <w:szCs w:val="28"/>
+          <w:rtl/>
+          <w:lang w:bidi="fa-IR"/>
+        </w:rPr>
+        <w:t xml:space="preserve"> وزن انرژ</w:t>
+      </w:r>
+      <w:r>
+        <w:rPr>
+          <w:rFonts w:cs="B Nazanin" w:hint="cs"/>
+          <w:sz w:val="28"/>
+          <w:szCs w:val="28"/>
+          <w:rtl/>
+          <w:lang w:bidi="fa-IR"/>
+        </w:rPr>
+        <w:t>ی</w:t>
+      </w:r>
+      <w:r>
+        <w:rPr>
+          <w:rFonts w:cs="B Nazanin"/>
+          <w:sz w:val="28"/>
+          <w:szCs w:val="28"/>
+          <w:rtl/>
+          <w:lang w:bidi="fa-IR"/>
+        </w:rPr>
+        <w:t xml:space="preserve"> باعث م</w:t>
+      </w:r>
+      <w:r>
+        <w:rPr>
+          <w:rFonts w:cs="B Nazanin" w:hint="cs"/>
+          <w:sz w:val="28"/>
+          <w:szCs w:val="28"/>
+          <w:rtl/>
+          <w:lang w:bidi="fa-IR"/>
+        </w:rPr>
+        <w:t>ی‌</w:t>
+      </w:r>
+      <w:r>
+        <w:rPr>
+          <w:rFonts w:cs="B Nazanin" w:hint="eastAsia"/>
+          <w:sz w:val="28"/>
+          <w:szCs w:val="28"/>
+          <w:rtl/>
+          <w:lang w:bidi="fa-IR"/>
+        </w:rPr>
+        <w:t>شود</w:t>
+      </w:r>
+      <w:r>
+        <w:rPr>
+          <w:rFonts w:cs="B Nazanin"/>
+          <w:sz w:val="28"/>
+          <w:szCs w:val="28"/>
+          <w:rtl/>
+          <w:lang w:bidi="fa-IR"/>
+        </w:rPr>
+        <w:t xml:space="preserve"> مقاد</w:t>
+      </w:r>
+      <w:r>
+        <w:rPr>
+          <w:rFonts w:cs="B Nazanin" w:hint="cs"/>
+          <w:sz w:val="28"/>
+          <w:szCs w:val="28"/>
+          <w:rtl/>
+          <w:lang w:bidi="fa-IR"/>
+        </w:rPr>
+        <w:t>ی</w:t>
+      </w:r>
+      <w:r>
+        <w:rPr>
+          <w:rFonts w:cs="B Nazanin" w:hint="eastAsia"/>
+          <w:sz w:val="28"/>
+          <w:szCs w:val="28"/>
+          <w:rtl/>
+          <w:lang w:bidi="fa-IR"/>
+        </w:rPr>
+        <w:t>ر</w:t>
+      </w:r>
+      <w:r>
+        <w:rPr>
+          <w:rFonts w:cs="B Nazanin"/>
+          <w:sz w:val="28"/>
+          <w:szCs w:val="28"/>
+          <w:rtl/>
+          <w:lang w:bidi="fa-IR"/>
+        </w:rPr>
+        <w:t xml:space="preserve"> </w:t>
+      </w:r>
+      <w:proofErr w:type="spellStart"/>
+      <w:r>
+        <w:rPr>
+          <w:rFonts w:cs="B Nazanin"/>
+          <w:sz w:val="28"/>
+          <w:szCs w:val="28"/>
+          <w:lang w:bidi="fa-IR"/>
+        </w:rPr>
+        <w:t>T_in</w:t>
+      </w:r>
+      <w:proofErr w:type="spellEnd"/>
+      <w:r>
+        <w:rPr>
+          <w:rFonts w:cs="B Nazanin"/>
+          <w:sz w:val="28"/>
+          <w:szCs w:val="28"/>
+          <w:rtl/>
+          <w:lang w:bidi="fa-IR"/>
+        </w:rPr>
+        <w:t xml:space="preserve"> به </w:t>
+      </w:r>
+      <w:proofErr w:type="spellStart"/>
+      <w:r>
+        <w:rPr>
+          <w:rFonts w:cs="B Nazanin"/>
+          <w:sz w:val="28"/>
+          <w:szCs w:val="28"/>
+          <w:lang w:bidi="fa-IR"/>
+        </w:rPr>
+        <w:t>T_out</w:t>
+      </w:r>
+      <w:proofErr w:type="spellEnd"/>
+      <w:r>
+        <w:rPr>
+          <w:rFonts w:cs="B Nazanin"/>
+          <w:sz w:val="28"/>
+          <w:szCs w:val="28"/>
+          <w:rtl/>
+          <w:lang w:bidi="fa-IR"/>
+        </w:rPr>
+        <w:t xml:space="preserve"> نزد</w:t>
+      </w:r>
+      <w:r>
+        <w:rPr>
+          <w:rFonts w:cs="B Nazanin" w:hint="cs"/>
+          <w:sz w:val="28"/>
+          <w:szCs w:val="28"/>
+          <w:rtl/>
+          <w:lang w:bidi="fa-IR"/>
+        </w:rPr>
+        <w:t>ی</w:t>
+      </w:r>
+      <w:r>
+        <w:rPr>
+          <w:rFonts w:cs="B Nazanin" w:hint="eastAsia"/>
+          <w:sz w:val="28"/>
+          <w:szCs w:val="28"/>
+          <w:rtl/>
+          <w:lang w:bidi="fa-IR"/>
+        </w:rPr>
+        <w:t>ک‌تر</w:t>
+      </w:r>
+      <w:r>
+        <w:rPr>
+          <w:rFonts w:cs="B Nazanin"/>
+          <w:sz w:val="28"/>
+          <w:szCs w:val="28"/>
+          <w:rtl/>
+          <w:lang w:bidi="fa-IR"/>
+        </w:rPr>
+        <w:t xml:space="preserve"> شده و نور مصنوع</w:t>
+      </w:r>
+      <w:r>
+        <w:rPr>
+          <w:rFonts w:cs="B Nazanin" w:hint="cs"/>
+          <w:sz w:val="28"/>
+          <w:szCs w:val="28"/>
+          <w:rtl/>
+          <w:lang w:bidi="fa-IR"/>
+        </w:rPr>
+        <w:t>ی</w:t>
+      </w:r>
+      <w:r>
+        <w:rPr>
+          <w:rFonts w:cs="B Nazanin"/>
+          <w:sz w:val="28"/>
+          <w:szCs w:val="28"/>
+          <w:rtl/>
+          <w:lang w:bidi="fa-IR"/>
+        </w:rPr>
+        <w:t xml:space="preserve"> کاهش </w:t>
+      </w:r>
+      <w:r>
+        <w:rPr>
+          <w:rFonts w:cs="B Nazanin" w:hint="cs"/>
+          <w:sz w:val="28"/>
+          <w:szCs w:val="28"/>
+          <w:rtl/>
+          <w:lang w:bidi="fa-IR"/>
+        </w:rPr>
+        <w:t>ی</w:t>
+      </w:r>
+      <w:r>
+        <w:rPr>
+          <w:rFonts w:cs="B Nazanin" w:hint="eastAsia"/>
+          <w:sz w:val="28"/>
+          <w:szCs w:val="28"/>
+          <w:rtl/>
+          <w:lang w:bidi="fa-IR"/>
+        </w:rPr>
+        <w:t>ابد</w:t>
+      </w:r>
+      <w:r>
+        <w:rPr>
+          <w:rFonts w:cs="B Nazanin"/>
+          <w:sz w:val="28"/>
+          <w:szCs w:val="28"/>
+          <w:rtl/>
+          <w:lang w:bidi="fa-IR"/>
+        </w:rPr>
+        <w:t xml:space="preserve">. </w:t>
+      </w:r>
+    </w:p>
+    <w:p>
+      <w:pPr>
+        <w:rPr>
+          <w:rFonts w:cs="B Nazanin"/>
           <w:b/>
           <w:bCs/>
           <w:sz w:val="28"/>
@@ -23763,2980 +25764,731 @@
           <w:lang w:bidi="fa-IR"/>
         </w:rPr>
       </w:pPr>
+      <w:r>
+        <w:rPr>
+          <w:rFonts w:cs="B Nazanin"/>
+          <w:b/>
+          <w:bCs/>
+          <w:sz w:val="28"/>
+          <w:szCs w:val="28"/>
+          <w:rtl/>
+          <w:lang w:bidi="fa-IR"/>
+        </w:rPr>
+        <w:t xml:space="preserve">۳. کدام پارامتر </w:t>
+      </w:r>
+      <w:r>
+        <w:rPr>
+          <w:rFonts w:cs="B Nazanin"/>
+          <w:b/>
+          <w:bCs/>
+          <w:sz w:val="28"/>
+          <w:szCs w:val="28"/>
+          <w:lang w:bidi="fa-IR"/>
+        </w:rPr>
+        <w:t>GA</w:t>
+      </w:r>
+      <w:r>
+        <w:rPr>
+          <w:rFonts w:cs="B Nazanin"/>
+          <w:b/>
+          <w:bCs/>
+          <w:sz w:val="28"/>
+          <w:szCs w:val="28"/>
+          <w:rtl/>
+          <w:lang w:bidi="fa-IR"/>
+        </w:rPr>
+        <w:t xml:space="preserve"> ب</w:t>
+      </w:r>
+      <w:r>
+        <w:rPr>
+          <w:rFonts w:cs="B Nazanin" w:hint="cs"/>
+          <w:b/>
+          <w:bCs/>
+          <w:sz w:val="28"/>
+          <w:szCs w:val="28"/>
+          <w:rtl/>
+          <w:lang w:bidi="fa-IR"/>
+        </w:rPr>
+        <w:t>ی</w:t>
+      </w:r>
+      <w:r>
+        <w:rPr>
+          <w:rFonts w:cs="B Nazanin" w:hint="eastAsia"/>
+          <w:b/>
+          <w:bCs/>
+          <w:sz w:val="28"/>
+          <w:szCs w:val="28"/>
+          <w:rtl/>
+          <w:lang w:bidi="fa-IR"/>
+        </w:rPr>
+        <w:t>شتر</w:t>
+      </w:r>
+      <w:r>
+        <w:rPr>
+          <w:rFonts w:cs="B Nazanin" w:hint="cs"/>
+          <w:b/>
+          <w:bCs/>
+          <w:sz w:val="28"/>
+          <w:szCs w:val="28"/>
+          <w:rtl/>
+          <w:lang w:bidi="fa-IR"/>
+        </w:rPr>
+        <w:t>ی</w:t>
+      </w:r>
+      <w:r>
+        <w:rPr>
+          <w:rFonts w:cs="B Nazanin" w:hint="eastAsia"/>
+          <w:b/>
+          <w:bCs/>
+          <w:sz w:val="28"/>
+          <w:szCs w:val="28"/>
+          <w:rtl/>
+          <w:lang w:bidi="fa-IR"/>
+        </w:rPr>
+        <w:t>ن</w:t>
+      </w:r>
+      <w:r>
+        <w:rPr>
+          <w:rFonts w:cs="B Nazanin"/>
+          <w:b/>
+          <w:bCs/>
+          <w:sz w:val="28"/>
+          <w:szCs w:val="28"/>
+          <w:rtl/>
+          <w:lang w:bidi="fa-IR"/>
+        </w:rPr>
+        <w:t xml:space="preserve"> اثر را داشت؟</w:t>
+      </w:r>
     </w:p>
     <w:p>
       <w:pPr>
         <w:rPr>
           <w:rFonts w:cs="B Nazanin"/>
-          <w:b/>
-          <w:bCs/>
-          <w:sz w:val="28"/>
-          <w:szCs w:val="28"/>
-          <w:rtl/>
-          <w:lang w:bidi="fa-IR"/>
-        </w:rPr>
-      </w:pPr>
+          <w:sz w:val="28"/>
+          <w:szCs w:val="28"/>
+          <w:rtl/>
+          <w:lang w:bidi="fa-IR"/>
+        </w:rPr>
+      </w:pPr>
+      <w:r>
+        <w:rPr>
+          <w:rFonts w:cs="B Nazanin"/>
+          <w:sz w:val="28"/>
+          <w:szCs w:val="28"/>
+          <w:rtl/>
+          <w:lang w:bidi="fa-IR"/>
+        </w:rPr>
+        <w:t xml:space="preserve"> روش انتخاب (</w:t>
+      </w:r>
+      <w:r>
+        <w:rPr>
+          <w:rFonts w:cs="B Nazanin"/>
+          <w:sz w:val="28"/>
+          <w:szCs w:val="28"/>
+          <w:lang w:bidi="fa-IR"/>
+        </w:rPr>
+        <w:t>Selection method</w:t>
+      </w:r>
+      <w:r>
+        <w:rPr>
+          <w:rFonts w:cs="B Nazanin"/>
+          <w:sz w:val="28"/>
+          <w:szCs w:val="28"/>
+          <w:rtl/>
+          <w:lang w:bidi="fa-IR"/>
+        </w:rPr>
+        <w:t xml:space="preserve">) </w:t>
+      </w:r>
+      <w:r>
+        <w:rPr>
+          <w:rFonts w:cs="B Nazanin" w:hint="cs"/>
+          <w:sz w:val="28"/>
+          <w:szCs w:val="28"/>
+          <w:rtl/>
+          <w:lang w:bidi="fa-IR"/>
+        </w:rPr>
+        <w:t>بی</w:t>
+      </w:r>
+      <w:r>
+        <w:rPr>
+          <w:rFonts w:cs="B Nazanin" w:hint="eastAsia"/>
+          <w:sz w:val="28"/>
+          <w:szCs w:val="28"/>
+          <w:rtl/>
+          <w:lang w:bidi="fa-IR"/>
+        </w:rPr>
+        <w:t>شتر</w:t>
+      </w:r>
+      <w:r>
+        <w:rPr>
+          <w:rFonts w:cs="B Nazanin" w:hint="cs"/>
+          <w:sz w:val="28"/>
+          <w:szCs w:val="28"/>
+          <w:rtl/>
+          <w:lang w:bidi="fa-IR"/>
+        </w:rPr>
+        <w:t>ی</w:t>
+      </w:r>
+      <w:r>
+        <w:rPr>
+          <w:rFonts w:cs="B Nazanin" w:hint="eastAsia"/>
+          <w:sz w:val="28"/>
+          <w:szCs w:val="28"/>
+          <w:rtl/>
+          <w:lang w:bidi="fa-IR"/>
+        </w:rPr>
+        <w:t>ن</w:t>
+      </w:r>
+      <w:r>
+        <w:rPr>
+          <w:rFonts w:cs="B Nazanin"/>
+          <w:sz w:val="28"/>
+          <w:szCs w:val="28"/>
+          <w:rtl/>
+          <w:lang w:bidi="fa-IR"/>
+        </w:rPr>
+        <w:t xml:space="preserve"> اثر را داشت.</w:t>
+      </w:r>
+      <w:r>
+        <w:rPr>
+          <w:rFonts w:cs="B Nazanin" w:hint="cs"/>
+          <w:sz w:val="28"/>
+          <w:szCs w:val="28"/>
+          <w:rtl/>
+          <w:lang w:bidi="fa-IR"/>
+        </w:rPr>
+        <w:t xml:space="preserve"> طبق نتایج مشاهده شده متوجه شدیم که</w:t>
+      </w:r>
+      <w:r>
+        <w:rPr>
+          <w:rFonts w:cs="B Nazanin"/>
+          <w:sz w:val="28"/>
+          <w:szCs w:val="28"/>
+          <w:rtl/>
+          <w:lang w:bidi="fa-IR"/>
+        </w:rPr>
+        <w:t xml:space="preserve"> انتخاب تورنومنت (با اندازه ۳) فشار انتخاب</w:t>
+      </w:r>
+      <w:r>
+        <w:rPr>
+          <w:rFonts w:cs="B Nazanin" w:hint="cs"/>
+          <w:sz w:val="28"/>
+          <w:szCs w:val="28"/>
+          <w:rtl/>
+          <w:lang w:bidi="fa-IR"/>
+        </w:rPr>
+        <w:t>ی</w:t>
+      </w:r>
+      <w:r>
+        <w:rPr>
+          <w:rFonts w:cs="B Nazanin"/>
+          <w:sz w:val="28"/>
+          <w:szCs w:val="28"/>
+          <w:rtl/>
+          <w:lang w:bidi="fa-IR"/>
+        </w:rPr>
+        <w:t xml:space="preserve"> بالا</w:t>
+      </w:r>
+      <w:r>
+        <w:rPr>
+          <w:rFonts w:cs="B Nazanin" w:hint="cs"/>
+          <w:sz w:val="28"/>
+          <w:szCs w:val="28"/>
+          <w:rtl/>
+          <w:lang w:bidi="fa-IR"/>
+        </w:rPr>
+        <w:t>یی</w:t>
+      </w:r>
+      <w:r>
+        <w:rPr>
+          <w:rFonts w:cs="B Nazanin"/>
+          <w:sz w:val="28"/>
+          <w:szCs w:val="28"/>
+          <w:rtl/>
+          <w:lang w:bidi="fa-IR"/>
+        </w:rPr>
+        <w:t xml:space="preserve"> ا</w:t>
+      </w:r>
+      <w:r>
+        <w:rPr>
+          <w:rFonts w:cs="B Nazanin" w:hint="cs"/>
+          <w:sz w:val="28"/>
+          <w:szCs w:val="28"/>
+          <w:rtl/>
+          <w:lang w:bidi="fa-IR"/>
+        </w:rPr>
+        <w:t>ی</w:t>
+      </w:r>
+      <w:r>
+        <w:rPr>
+          <w:rFonts w:cs="B Nazanin" w:hint="eastAsia"/>
+          <w:sz w:val="28"/>
+          <w:szCs w:val="28"/>
+          <w:rtl/>
+          <w:lang w:bidi="fa-IR"/>
+        </w:rPr>
+        <w:t>جاد</w:t>
+      </w:r>
+      <w:r>
+        <w:rPr>
+          <w:rFonts w:cs="B Nazanin"/>
+          <w:sz w:val="28"/>
+          <w:szCs w:val="28"/>
+          <w:rtl/>
+          <w:lang w:bidi="fa-IR"/>
+        </w:rPr>
+        <w:t xml:space="preserve"> کرد و به همگرا</w:t>
+      </w:r>
+      <w:r>
+        <w:rPr>
+          <w:rFonts w:cs="B Nazanin" w:hint="cs"/>
+          <w:sz w:val="28"/>
+          <w:szCs w:val="28"/>
+          <w:rtl/>
+          <w:lang w:bidi="fa-IR"/>
+        </w:rPr>
+        <w:t>یی</w:t>
+      </w:r>
+      <w:r>
+        <w:rPr>
+          <w:rFonts w:cs="B Nazanin"/>
+          <w:sz w:val="28"/>
+          <w:szCs w:val="28"/>
+          <w:rtl/>
+          <w:lang w:bidi="fa-IR"/>
+        </w:rPr>
+        <w:t xml:space="preserve"> سر</w:t>
+      </w:r>
+      <w:r>
+        <w:rPr>
+          <w:rFonts w:cs="B Nazanin" w:hint="cs"/>
+          <w:sz w:val="28"/>
+          <w:szCs w:val="28"/>
+          <w:rtl/>
+          <w:lang w:bidi="fa-IR"/>
+        </w:rPr>
+        <w:t>ی</w:t>
+      </w:r>
+      <w:r>
+        <w:rPr>
+          <w:rFonts w:cs="B Nazanin" w:hint="eastAsia"/>
+          <w:sz w:val="28"/>
+          <w:szCs w:val="28"/>
+          <w:rtl/>
+          <w:lang w:bidi="fa-IR"/>
+        </w:rPr>
+        <w:t>ع‌تر</w:t>
+      </w:r>
+      <w:r>
+        <w:rPr>
+          <w:rFonts w:cs="B Nazanin"/>
+          <w:sz w:val="28"/>
+          <w:szCs w:val="28"/>
+          <w:rtl/>
+          <w:lang w:bidi="fa-IR"/>
+        </w:rPr>
+        <w:t xml:space="preserve"> و مقاد</w:t>
+      </w:r>
+      <w:r>
+        <w:rPr>
+          <w:rFonts w:cs="B Nazanin" w:hint="cs"/>
+          <w:sz w:val="28"/>
+          <w:szCs w:val="28"/>
+          <w:rtl/>
+          <w:lang w:bidi="fa-IR"/>
+        </w:rPr>
+        <w:t>ی</w:t>
+      </w:r>
+      <w:r>
+        <w:rPr>
+          <w:rFonts w:cs="B Nazanin" w:hint="eastAsia"/>
+          <w:sz w:val="28"/>
+          <w:szCs w:val="28"/>
+          <w:rtl/>
+          <w:lang w:bidi="fa-IR"/>
+        </w:rPr>
+        <w:t>ر</w:t>
+      </w:r>
+      <w:r>
+        <w:rPr>
+          <w:rFonts w:cs="B Nazanin"/>
+          <w:sz w:val="28"/>
+          <w:szCs w:val="28"/>
+          <w:rtl/>
+          <w:lang w:bidi="fa-IR"/>
+        </w:rPr>
+        <w:t xml:space="preserve"> ف</w:t>
+      </w:r>
+      <w:r>
+        <w:rPr>
+          <w:rFonts w:cs="B Nazanin" w:hint="cs"/>
+          <w:sz w:val="28"/>
+          <w:szCs w:val="28"/>
+          <w:rtl/>
+          <w:lang w:bidi="fa-IR"/>
+        </w:rPr>
+        <w:t>ی</w:t>
+      </w:r>
+      <w:r>
+        <w:rPr>
+          <w:rFonts w:cs="B Nazanin" w:hint="eastAsia"/>
+          <w:sz w:val="28"/>
+          <w:szCs w:val="28"/>
+          <w:rtl/>
+          <w:lang w:bidi="fa-IR"/>
+        </w:rPr>
+        <w:t>تنس</w:t>
+      </w:r>
+      <w:r>
+        <w:rPr>
+          <w:rFonts w:cs="B Nazanin"/>
+          <w:sz w:val="28"/>
+          <w:szCs w:val="28"/>
+          <w:rtl/>
+          <w:lang w:bidi="fa-IR"/>
+        </w:rPr>
+        <w:t xml:space="preserve"> منجر شد.</w:t>
+      </w:r>
+      <w:r>
+        <w:rPr>
+          <w:rFonts w:cs="B Nazanin" w:hint="cs"/>
+          <w:sz w:val="28"/>
+          <w:szCs w:val="28"/>
+          <w:rtl/>
+          <w:lang w:bidi="fa-IR"/>
+        </w:rPr>
+        <w:t xml:space="preserve"> ولی</w:t>
+      </w:r>
+      <w:r>
+        <w:rPr>
+          <w:rFonts w:cs="B Nazanin"/>
+          <w:sz w:val="28"/>
+          <w:szCs w:val="28"/>
+          <w:rtl/>
+          <w:lang w:bidi="fa-IR"/>
+        </w:rPr>
+        <w:t xml:space="preserve"> انتخاب چرخ رولت به دل</w:t>
+      </w:r>
+      <w:r>
+        <w:rPr>
+          <w:rFonts w:cs="B Nazanin" w:hint="cs"/>
+          <w:sz w:val="28"/>
+          <w:szCs w:val="28"/>
+          <w:rtl/>
+          <w:lang w:bidi="fa-IR"/>
+        </w:rPr>
+        <w:t>ی</w:t>
+      </w:r>
+      <w:r>
+        <w:rPr>
+          <w:rFonts w:cs="B Nazanin" w:hint="eastAsia"/>
+          <w:sz w:val="28"/>
+          <w:szCs w:val="28"/>
+          <w:rtl/>
+          <w:lang w:bidi="fa-IR"/>
+        </w:rPr>
+        <w:t>ل</w:t>
+      </w:r>
+      <w:r>
+        <w:rPr>
+          <w:rFonts w:cs="B Nazanin"/>
+          <w:sz w:val="28"/>
+          <w:szCs w:val="28"/>
+          <w:rtl/>
+          <w:lang w:bidi="fa-IR"/>
+        </w:rPr>
+        <w:t xml:space="preserve"> فشار انتخاب</w:t>
+      </w:r>
+      <w:r>
+        <w:rPr>
+          <w:rFonts w:cs="B Nazanin" w:hint="cs"/>
+          <w:sz w:val="28"/>
+          <w:szCs w:val="28"/>
+          <w:rtl/>
+          <w:lang w:bidi="fa-IR"/>
+        </w:rPr>
+        <w:t>ی</w:t>
+      </w:r>
+      <w:r>
+        <w:rPr>
+          <w:rFonts w:cs="B Nazanin"/>
+          <w:sz w:val="28"/>
+          <w:szCs w:val="28"/>
+          <w:rtl/>
+          <w:lang w:bidi="fa-IR"/>
+        </w:rPr>
+        <w:t xml:space="preserve"> کمتر، باعث شد الگور</w:t>
+      </w:r>
+      <w:r>
+        <w:rPr>
+          <w:rFonts w:cs="B Nazanin" w:hint="cs"/>
+          <w:sz w:val="28"/>
+          <w:szCs w:val="28"/>
+          <w:rtl/>
+          <w:lang w:bidi="fa-IR"/>
+        </w:rPr>
+        <w:t>ی</w:t>
+      </w:r>
+      <w:r>
+        <w:rPr>
+          <w:rFonts w:cs="B Nazanin" w:hint="eastAsia"/>
+          <w:sz w:val="28"/>
+          <w:szCs w:val="28"/>
+          <w:rtl/>
+          <w:lang w:bidi="fa-IR"/>
+        </w:rPr>
+        <w:t>تم</w:t>
+      </w:r>
+      <w:r>
+        <w:rPr>
+          <w:rFonts w:cs="B Nazanin"/>
+          <w:sz w:val="28"/>
+          <w:szCs w:val="28"/>
+          <w:rtl/>
+          <w:lang w:bidi="fa-IR"/>
+        </w:rPr>
+        <w:t xml:space="preserve"> د</w:t>
+      </w:r>
+      <w:r>
+        <w:rPr>
+          <w:rFonts w:cs="B Nazanin" w:hint="cs"/>
+          <w:sz w:val="28"/>
+          <w:szCs w:val="28"/>
+          <w:rtl/>
+          <w:lang w:bidi="fa-IR"/>
+        </w:rPr>
+        <w:t>ی</w:t>
+      </w:r>
+      <w:r>
+        <w:rPr>
+          <w:rFonts w:cs="B Nazanin" w:hint="eastAsia"/>
+          <w:sz w:val="28"/>
+          <w:szCs w:val="28"/>
+          <w:rtl/>
+          <w:lang w:bidi="fa-IR"/>
+        </w:rPr>
+        <w:t>رتر</w:t>
+      </w:r>
+      <w:r>
+        <w:rPr>
+          <w:rFonts w:cs="B Nazanin"/>
+          <w:sz w:val="28"/>
+          <w:szCs w:val="28"/>
+          <w:rtl/>
+          <w:lang w:bidi="fa-IR"/>
+        </w:rPr>
+        <w:t xml:space="preserve"> همگرا شود و گاه</w:t>
+      </w:r>
+      <w:r>
+        <w:rPr>
+          <w:rFonts w:cs="B Nazanin" w:hint="cs"/>
+          <w:sz w:val="28"/>
+          <w:szCs w:val="28"/>
+          <w:rtl/>
+          <w:lang w:bidi="fa-IR"/>
+        </w:rPr>
+        <w:t>ی</w:t>
+      </w:r>
+      <w:r>
+        <w:rPr>
+          <w:rFonts w:cs="B Nazanin"/>
+          <w:sz w:val="28"/>
+          <w:szCs w:val="28"/>
+          <w:rtl/>
+          <w:lang w:bidi="fa-IR"/>
+        </w:rPr>
+        <w:t xml:space="preserve"> در به</w:t>
+      </w:r>
+      <w:r>
+        <w:rPr>
+          <w:rFonts w:cs="B Nazanin" w:hint="cs"/>
+          <w:sz w:val="28"/>
+          <w:szCs w:val="28"/>
+          <w:rtl/>
+          <w:lang w:bidi="fa-IR"/>
+        </w:rPr>
+        <w:t>ی</w:t>
+      </w:r>
+      <w:r>
+        <w:rPr>
+          <w:rFonts w:cs="B Nazanin" w:hint="eastAsia"/>
+          <w:sz w:val="28"/>
+          <w:szCs w:val="28"/>
+          <w:rtl/>
+          <w:lang w:bidi="fa-IR"/>
+        </w:rPr>
+        <w:t>نه</w:t>
+      </w:r>
+      <w:r>
+        <w:rPr>
+          <w:rFonts w:cs="B Nazanin"/>
+          <w:sz w:val="28"/>
+          <w:szCs w:val="28"/>
+          <w:rtl/>
+          <w:lang w:bidi="fa-IR"/>
+        </w:rPr>
+        <w:t xml:space="preserve"> محل</w:t>
+      </w:r>
+      <w:r>
+        <w:rPr>
+          <w:rFonts w:cs="B Nazanin" w:hint="cs"/>
+          <w:sz w:val="28"/>
+          <w:szCs w:val="28"/>
+          <w:rtl/>
+          <w:lang w:bidi="fa-IR"/>
+        </w:rPr>
+        <w:t>ی</w:t>
+      </w:r>
+      <w:r>
+        <w:rPr>
+          <w:rFonts w:cs="B Nazanin"/>
+          <w:sz w:val="28"/>
+          <w:szCs w:val="28"/>
+          <w:rtl/>
+          <w:lang w:bidi="fa-IR"/>
+        </w:rPr>
+        <w:t xml:space="preserve"> گ</w:t>
+      </w:r>
+      <w:r>
+        <w:rPr>
+          <w:rFonts w:cs="B Nazanin" w:hint="cs"/>
+          <w:sz w:val="28"/>
+          <w:szCs w:val="28"/>
+          <w:rtl/>
+          <w:lang w:bidi="fa-IR"/>
+        </w:rPr>
+        <w:t>ی</w:t>
+      </w:r>
+      <w:r>
+        <w:rPr>
+          <w:rFonts w:cs="B Nazanin" w:hint="eastAsia"/>
+          <w:sz w:val="28"/>
+          <w:szCs w:val="28"/>
+          <w:rtl/>
+          <w:lang w:bidi="fa-IR"/>
+        </w:rPr>
+        <w:t>ر</w:t>
+      </w:r>
+      <w:r>
+        <w:rPr>
+          <w:rFonts w:cs="B Nazanin"/>
+          <w:sz w:val="28"/>
+          <w:szCs w:val="28"/>
+          <w:rtl/>
+          <w:lang w:bidi="fa-IR"/>
+        </w:rPr>
+        <w:t xml:space="preserve"> کند (به خصوص در ترک</w:t>
+      </w:r>
+      <w:r>
+        <w:rPr>
+          <w:rFonts w:cs="B Nazanin" w:hint="cs"/>
+          <w:sz w:val="28"/>
+          <w:szCs w:val="28"/>
+          <w:rtl/>
+          <w:lang w:bidi="fa-IR"/>
+        </w:rPr>
+        <w:t>ی</w:t>
+      </w:r>
+      <w:r>
+        <w:rPr>
+          <w:rFonts w:cs="B Nazanin" w:hint="eastAsia"/>
+          <w:sz w:val="28"/>
+          <w:szCs w:val="28"/>
+          <w:rtl/>
+          <w:lang w:bidi="fa-IR"/>
+        </w:rPr>
+        <w:t>ب</w:t>
+      </w:r>
+      <w:r>
+        <w:rPr>
+          <w:rFonts w:cs="B Nazanin"/>
+          <w:sz w:val="28"/>
+          <w:szCs w:val="28"/>
+          <w:rtl/>
+          <w:lang w:bidi="fa-IR"/>
+        </w:rPr>
+        <w:t xml:space="preserve"> با تقاطع </w:t>
+      </w:r>
+      <w:r>
+        <w:rPr>
+          <w:rFonts w:cs="B Nazanin" w:hint="cs"/>
+          <w:sz w:val="28"/>
+          <w:szCs w:val="28"/>
+          <w:rtl/>
+          <w:lang w:bidi="fa-IR"/>
+        </w:rPr>
+        <w:t>ی</w:t>
+      </w:r>
+      <w:r>
+        <w:rPr>
+          <w:rFonts w:cs="B Nazanin" w:hint="eastAsia"/>
+          <w:sz w:val="28"/>
+          <w:szCs w:val="28"/>
+          <w:rtl/>
+          <w:lang w:bidi="fa-IR"/>
+        </w:rPr>
+        <w:t>کنواخت</w:t>
+      </w:r>
+      <w:r>
+        <w:rPr>
+          <w:rFonts w:cs="B Nazanin"/>
+          <w:sz w:val="28"/>
+          <w:szCs w:val="28"/>
+          <w:rtl/>
+          <w:lang w:bidi="fa-IR"/>
+        </w:rPr>
+        <w:t xml:space="preserve"> و نرخ جهش پا</w:t>
+      </w:r>
+      <w:r>
+        <w:rPr>
+          <w:rFonts w:cs="B Nazanin" w:hint="cs"/>
+          <w:sz w:val="28"/>
+          <w:szCs w:val="28"/>
+          <w:rtl/>
+          <w:lang w:bidi="fa-IR"/>
+        </w:rPr>
+        <w:t>یی</w:t>
+      </w:r>
+      <w:r>
+        <w:rPr>
+          <w:rFonts w:cs="B Nazanin" w:hint="eastAsia"/>
+          <w:sz w:val="28"/>
+          <w:szCs w:val="28"/>
+          <w:rtl/>
+          <w:lang w:bidi="fa-IR"/>
+        </w:rPr>
+        <w:t>ن</w:t>
+      </w:r>
+      <w:r>
+        <w:rPr>
+          <w:rFonts w:cs="B Nazanin"/>
+          <w:sz w:val="28"/>
+          <w:szCs w:val="28"/>
+          <w:rtl/>
+          <w:lang w:bidi="fa-IR"/>
+        </w:rPr>
+        <w:t>).</w:t>
+      </w:r>
     </w:p>
     <w:p>
       <w:pPr>
         <w:rPr>
           <w:rFonts w:cs="B Nazanin"/>
-          <w:b/>
-          <w:bCs/>
-          <w:sz w:val="28"/>
-          <w:szCs w:val="28"/>
-          <w:rtl/>
-          <w:lang w:bidi="fa-IR"/>
-        </w:rPr>
-      </w:pPr>
-      <w:r>
-        <w:rPr>
-          <w:rFonts w:cs="B Nazanin" w:hint="cs"/>
-          <w:b/>
-          <w:bCs/>
-          <w:sz w:val="28"/>
-          <w:szCs w:val="28"/>
-          <w:rtl/>
-          <w:lang w:bidi="fa-IR"/>
-        </w:rPr>
-        <w:t>بخش 6:</w:t>
-      </w:r>
-    </w:p>
-    <w:p>
-      <w:pPr>
-        <w:rPr>
-          <w:rFonts w:cs="B Nazanin"/>
-          <w:b/>
-          <w:bCs/>
-          <w:sz w:val="28"/>
-          <w:szCs w:val="28"/>
-          <w:rtl/>
-          <w:lang w:bidi="fa-IR"/>
-        </w:rPr>
-      </w:pPr>
-      <w:r>
-        <w:rPr>
-          <w:rFonts w:cs="B Nazanin" w:hint="cs"/>
-          <w:b/>
-          <w:bCs/>
-          <w:sz w:val="28"/>
-          <w:szCs w:val="28"/>
-          <w:rtl/>
-          <w:lang w:bidi="fa-IR"/>
-        </w:rPr>
-        <w:t>پاسخ سوالات:</w:t>
-      </w:r>
-    </w:p>
-    <w:p>
-      <w:pPr>
-        <w:rPr>
-          <w:rFonts w:cs="B Nazanin"/>
-          <w:sz w:val="28"/>
-          <w:szCs w:val="28"/>
-          <w:rtl/>
-          <w:lang w:bidi="fa-IR"/>
-        </w:rPr>
-      </w:pPr>
-      <w:r>
-        <w:rPr>
-          <w:rFonts w:cs="B Nazanin" w:hint="cs"/>
-          <w:b/>
-          <w:bCs/>
-          <w:sz w:val="28"/>
-          <w:szCs w:val="28"/>
-          <w:rtl/>
-          <w:lang w:bidi="fa-IR"/>
-        </w:rPr>
-        <w:t>1.</w:t>
-      </w:r>
-      <w:r>
-        <w:rPr>
-          <w:b/>
-          <w:bCs/>
-          <w:rtl/>
-        </w:rPr>
-        <w:t xml:space="preserve"> </w:t>
-      </w:r>
-      <w:r>
-        <w:rPr>
-          <w:rFonts w:cs="B Nazanin" w:hint="cs"/>
-          <w:b/>
-          <w:bCs/>
-          <w:sz w:val="28"/>
-          <w:szCs w:val="28"/>
-          <w:rtl/>
-          <w:lang w:bidi="fa-IR"/>
-        </w:rPr>
-        <w:t>آی</w:t>
-      </w:r>
-      <w:r>
-        <w:rPr>
-          <w:rFonts w:cs="B Nazanin" w:hint="eastAsia"/>
-          <w:b/>
-          <w:bCs/>
-          <w:sz w:val="28"/>
-          <w:szCs w:val="28"/>
-          <w:rtl/>
-          <w:lang w:bidi="fa-IR"/>
-        </w:rPr>
-        <w:t>ا</w:t>
-      </w:r>
-      <w:r>
-        <w:rPr>
-          <w:rFonts w:cs="B Nazanin"/>
-          <w:b/>
-          <w:bCs/>
-          <w:sz w:val="28"/>
-          <w:szCs w:val="28"/>
-          <w:rtl/>
-          <w:lang w:bidi="fa-IR"/>
-        </w:rPr>
-        <w:t xml:space="preserve"> کاهش انرژ</w:t>
-      </w:r>
-      <w:r>
-        <w:rPr>
-          <w:rFonts w:cs="B Nazanin" w:hint="cs"/>
-          <w:b/>
-          <w:bCs/>
-          <w:sz w:val="28"/>
-          <w:szCs w:val="28"/>
-          <w:rtl/>
-          <w:lang w:bidi="fa-IR"/>
-        </w:rPr>
-        <w:t>ی</w:t>
-      </w:r>
-      <w:r>
-        <w:rPr>
-          <w:rFonts w:cs="B Nazanin"/>
-          <w:b/>
-          <w:bCs/>
-          <w:sz w:val="28"/>
-          <w:szCs w:val="28"/>
-          <w:rtl/>
-          <w:lang w:bidi="fa-IR"/>
-        </w:rPr>
-        <w:t xml:space="preserve"> هم</w:t>
-      </w:r>
-      <w:r>
-        <w:rPr>
-          <w:rFonts w:cs="B Nazanin" w:hint="cs"/>
-          <w:b/>
-          <w:bCs/>
-          <w:sz w:val="28"/>
-          <w:szCs w:val="28"/>
-          <w:rtl/>
-          <w:lang w:bidi="fa-IR"/>
-        </w:rPr>
-        <w:t>ی</w:t>
-      </w:r>
-      <w:r>
-        <w:rPr>
-          <w:rFonts w:cs="B Nazanin" w:hint="eastAsia"/>
-          <w:b/>
-          <w:bCs/>
-          <w:sz w:val="28"/>
-          <w:szCs w:val="28"/>
-          <w:rtl/>
-          <w:lang w:bidi="fa-IR"/>
-        </w:rPr>
-        <w:t>شه</w:t>
-      </w:r>
-      <w:r>
-        <w:rPr>
-          <w:rFonts w:cs="B Nazanin"/>
-          <w:b/>
-          <w:bCs/>
-          <w:sz w:val="28"/>
-          <w:szCs w:val="28"/>
-          <w:rtl/>
-          <w:lang w:bidi="fa-IR"/>
-        </w:rPr>
-        <w:t xml:space="preserve"> باعث افت </w:t>
-      </w:r>
-      <w:r>
-        <w:rPr>
-          <w:rFonts w:cs="B Nazanin" w:hint="cs"/>
-          <w:b/>
-          <w:bCs/>
-          <w:sz w:val="28"/>
-          <w:szCs w:val="28"/>
-          <w:rtl/>
-          <w:lang w:bidi="fa-IR"/>
-        </w:rPr>
-        <w:t>آ</w:t>
-      </w:r>
-      <w:r>
-        <w:rPr>
-          <w:rFonts w:cs="B Nazanin"/>
-          <w:b/>
-          <w:bCs/>
-          <w:sz w:val="28"/>
-          <w:szCs w:val="28"/>
-          <w:rtl/>
-          <w:lang w:bidi="fa-IR"/>
-        </w:rPr>
-        <w:t>سا</w:t>
-      </w:r>
-      <w:r>
-        <w:rPr>
-          <w:rFonts w:cs="B Nazanin" w:hint="cs"/>
-          <w:b/>
-          <w:bCs/>
-          <w:sz w:val="28"/>
-          <w:szCs w:val="28"/>
-          <w:rtl/>
-          <w:lang w:bidi="fa-IR"/>
-        </w:rPr>
-        <w:t>ی</w:t>
-      </w:r>
-      <w:r>
-        <w:rPr>
-          <w:rFonts w:cs="B Nazanin" w:hint="eastAsia"/>
-          <w:b/>
-          <w:bCs/>
-          <w:sz w:val="28"/>
-          <w:szCs w:val="28"/>
-          <w:rtl/>
-          <w:lang w:bidi="fa-IR"/>
-        </w:rPr>
-        <w:t>ش</w:t>
-      </w:r>
-      <w:r>
-        <w:rPr>
-          <w:rFonts w:cs="B Nazanin"/>
-          <w:b/>
-          <w:bCs/>
-          <w:sz w:val="28"/>
-          <w:szCs w:val="28"/>
-          <w:rtl/>
-          <w:lang w:bidi="fa-IR"/>
-        </w:rPr>
-        <w:t xml:space="preserve"> شد؟</w:t>
-      </w:r>
-      <w:r>
-        <w:rPr>
-          <w:rFonts w:cs="B Nazanin" w:hint="cs"/>
-          <w:sz w:val="28"/>
-          <w:szCs w:val="28"/>
-          <w:rtl/>
-          <w:lang w:bidi="fa-IR"/>
-        </w:rPr>
-        <w:t xml:space="preserve"> </w:t>
-      </w:r>
-      <w:r>
-        <w:rPr>
-          <w:rFonts w:cs="B Nazanin"/>
-          <w:sz w:val="28"/>
-          <w:szCs w:val="28"/>
-          <w:rtl/>
-          <w:lang w:bidi="fa-IR"/>
-        </w:rPr>
-        <w:t>نه</w:t>
-      </w:r>
-      <w:r>
-        <w:rPr>
-          <w:rFonts w:cs="B Nazanin" w:hint="cs"/>
-          <w:sz w:val="28"/>
-          <w:szCs w:val="28"/>
-          <w:rtl/>
-          <w:lang w:bidi="fa-IR"/>
-        </w:rPr>
-        <w:t xml:space="preserve"> </w:t>
-      </w:r>
-      <w:r>
-        <w:rPr>
-          <w:rFonts w:cs="B Nazanin"/>
-          <w:sz w:val="28"/>
-          <w:szCs w:val="28"/>
-          <w:rtl/>
-          <w:lang w:bidi="fa-IR"/>
-        </w:rPr>
-        <w:t>کاهش انرژی همیشه باعث افت آسایش نمی‌شود</w:t>
-      </w:r>
-      <w:r>
-        <w:rPr>
-          <w:rFonts w:cs="B Nazanin" w:hint="cs"/>
-          <w:sz w:val="28"/>
-          <w:szCs w:val="28"/>
-          <w:rtl/>
-          <w:lang w:bidi="fa-IR"/>
-        </w:rPr>
-        <w:t xml:space="preserve">. </w:t>
-      </w:r>
-      <w:r>
-        <w:rPr>
-          <w:rFonts w:cs="B Nazanin"/>
-          <w:sz w:val="28"/>
-          <w:szCs w:val="28"/>
-          <w:rtl/>
-          <w:lang w:bidi="fa-IR"/>
-        </w:rPr>
-        <w:t>ولی اگر کاهش انرژی از محدوده‌ی بهینه خارج شود، احتمال افت آسایش یا کیفیت رشد زیاد است چون بسیاری از پارامترهای رشد</w:t>
-      </w:r>
-      <w:r>
-        <w:rPr>
-          <w:rFonts w:cs="B Nazanin"/>
-          <w:sz w:val="28"/>
-          <w:szCs w:val="28"/>
-          <w:lang w:bidi="fa-IR"/>
-        </w:rPr>
-        <w:t xml:space="preserve"> </w:t>
-      </w:r>
-      <w:r>
-        <w:rPr>
-          <w:rFonts w:cs="B Nazanin" w:hint="cs"/>
-          <w:sz w:val="28"/>
-          <w:szCs w:val="28"/>
-          <w:rtl/>
-          <w:lang w:bidi="fa-IR"/>
-        </w:rPr>
-        <w:t xml:space="preserve">مثل دما، نور و </w:t>
-      </w:r>
-      <w:r>
-        <w:rPr>
-          <w:rFonts w:cs="B Nazanin"/>
-          <w:sz w:val="28"/>
-          <w:szCs w:val="28"/>
-          <w:lang w:bidi="fa-IR"/>
-        </w:rPr>
-        <w:t>co2</w:t>
-      </w:r>
-      <w:r>
-        <w:rPr>
-          <w:rFonts w:cs="B Nazanin" w:hint="cs"/>
-          <w:sz w:val="28"/>
-          <w:szCs w:val="28"/>
-          <w:rtl/>
-          <w:lang w:bidi="fa-IR"/>
-        </w:rPr>
-        <w:t xml:space="preserve"> خ</w:t>
-      </w:r>
-      <w:r>
-        <w:rPr>
-          <w:rFonts w:cs="B Nazanin"/>
-          <w:sz w:val="28"/>
-          <w:szCs w:val="28"/>
-          <w:rtl/>
-          <w:lang w:bidi="fa-IR"/>
-        </w:rPr>
-        <w:t>ودشان مصرف انرژی دارند</w:t>
-      </w:r>
-      <w:r>
-        <w:rPr>
-          <w:rFonts w:cs="B Nazanin" w:hint="cs"/>
-          <w:sz w:val="28"/>
-          <w:szCs w:val="28"/>
-          <w:rtl/>
-          <w:lang w:bidi="fa-IR"/>
-        </w:rPr>
-        <w:t xml:space="preserve">. </w:t>
-      </w:r>
-      <w:r>
-        <w:rPr>
-          <w:rFonts w:cs="B Nazanin" w:hint="cs"/>
-          <w:sz w:val="28"/>
-          <w:szCs w:val="28"/>
-          <w:rtl/>
-          <w:lang w:bidi="fa-IR"/>
-        </w:rPr>
-        <w:t>اما اگر انرژی به شکل بهینه مدیریت شود (مثلاً تنظیم درست دما یا نور)،</w:t>
-      </w:r>
-      <w:r>
-        <w:rPr>
-          <w:rFonts w:cs="B Nazanin" w:hint="cs"/>
-          <w:sz w:val="28"/>
-          <w:szCs w:val="28"/>
-          <w:rtl/>
-          <w:lang w:bidi="fa-IR"/>
-        </w:rPr>
-        <w:t xml:space="preserve"> </w:t>
-      </w:r>
-      <w:r>
-        <w:rPr>
-          <w:rFonts w:cs="B Nazanin" w:hint="cs"/>
-          <w:sz w:val="28"/>
-          <w:szCs w:val="28"/>
-          <w:rtl/>
-          <w:lang w:bidi="fa-IR"/>
-        </w:rPr>
-        <w:t>ممکن است مصرف انرژی کمتر شود و در عین حال کیفیت رشد تقریباً حفظ شود</w:t>
-      </w:r>
-      <w:r>
-        <w:rPr>
-          <w:rFonts w:cs="B Nazanin" w:hint="cs"/>
-          <w:sz w:val="28"/>
-          <w:szCs w:val="28"/>
-          <w:rtl/>
-          <w:lang w:bidi="fa-IR"/>
-        </w:rPr>
-        <w:t>.</w:t>
-      </w:r>
-    </w:p>
-    <w:p>
-      <w:pPr>
-        <w:rPr>
-          <w:rFonts w:cs="B Nazanin"/>
-          <w:b/>
-          <w:bCs/>
-          <w:sz w:val="28"/>
-          <w:szCs w:val="28"/>
-          <w:rtl/>
-          <w:lang w:bidi="fa-IR"/>
-        </w:rPr>
-      </w:pPr>
-      <w:r>
-        <w:rPr>
-          <w:rFonts w:cs="B Nazanin"/>
-          <w:b/>
-          <w:bCs/>
-          <w:sz w:val="28"/>
-          <w:szCs w:val="28"/>
-          <w:rtl/>
-          <w:lang w:bidi="fa-IR"/>
-        </w:rPr>
-        <w:t>2. حساس</w:t>
-      </w:r>
-      <w:r>
-        <w:rPr>
-          <w:rFonts w:cs="B Nazanin" w:hint="cs"/>
-          <w:b/>
-          <w:bCs/>
-          <w:sz w:val="28"/>
-          <w:szCs w:val="28"/>
-          <w:rtl/>
-          <w:lang w:bidi="fa-IR"/>
-        </w:rPr>
-        <w:t>ی</w:t>
-      </w:r>
-      <w:r>
-        <w:rPr>
-          <w:rFonts w:cs="B Nazanin" w:hint="eastAsia"/>
-          <w:b/>
-          <w:bCs/>
-          <w:sz w:val="28"/>
-          <w:szCs w:val="28"/>
-          <w:rtl/>
-          <w:lang w:bidi="fa-IR"/>
-        </w:rPr>
-        <w:t>ت</w:t>
-      </w:r>
-      <w:r>
-        <w:rPr>
-          <w:rFonts w:cs="B Nazanin"/>
-          <w:b/>
-          <w:bCs/>
-          <w:sz w:val="28"/>
-          <w:szCs w:val="28"/>
-          <w:rtl/>
-          <w:lang w:bidi="fa-IR"/>
-        </w:rPr>
-        <w:t xml:space="preserve"> س</w:t>
-      </w:r>
-      <w:r>
-        <w:rPr>
-          <w:rFonts w:cs="B Nazanin" w:hint="cs"/>
-          <w:b/>
-          <w:bCs/>
-          <w:sz w:val="28"/>
-          <w:szCs w:val="28"/>
-          <w:rtl/>
-          <w:lang w:bidi="fa-IR"/>
-        </w:rPr>
-        <w:t>ی</w:t>
-      </w:r>
-      <w:r>
-        <w:rPr>
-          <w:rFonts w:cs="B Nazanin" w:hint="eastAsia"/>
-          <w:b/>
-          <w:bCs/>
-          <w:sz w:val="28"/>
-          <w:szCs w:val="28"/>
-          <w:rtl/>
-          <w:lang w:bidi="fa-IR"/>
-        </w:rPr>
-        <w:t>ستم</w:t>
-      </w:r>
-      <w:r>
-        <w:rPr>
-          <w:rFonts w:cs="B Nazanin"/>
-          <w:b/>
-          <w:bCs/>
-          <w:sz w:val="28"/>
-          <w:szCs w:val="28"/>
-          <w:rtl/>
-          <w:lang w:bidi="fa-IR"/>
-        </w:rPr>
-        <w:t xml:space="preserve"> نسبت به وزن‌ها چقدر است؟</w:t>
-      </w:r>
-    </w:p>
-    <w:p>
-      <w:pPr>
-        <w:rPr>
-          <w:rFonts w:cs="B Nazanin"/>
-          <w:sz w:val="28"/>
-          <w:szCs w:val="28"/>
-          <w:rtl/>
-          <w:lang w:bidi="fa-IR"/>
-        </w:rPr>
-      </w:pPr>
-      <w:r>
-        <w:rPr>
-          <w:rFonts w:cs="B Nazanin"/>
-          <w:sz w:val="28"/>
-          <w:szCs w:val="28"/>
-          <w:rtl/>
-          <w:lang w:bidi="fa-IR"/>
-        </w:rPr>
-        <w:t>- تحل</w:t>
-      </w:r>
-      <w:r>
-        <w:rPr>
-          <w:rFonts w:cs="B Nazanin" w:hint="cs"/>
-          <w:sz w:val="28"/>
-          <w:szCs w:val="28"/>
-          <w:rtl/>
-          <w:lang w:bidi="fa-IR"/>
-        </w:rPr>
-        <w:t>ی</w:t>
-      </w:r>
-      <w:r>
-        <w:rPr>
-          <w:rFonts w:cs="B Nazanin" w:hint="eastAsia"/>
-          <w:sz w:val="28"/>
-          <w:szCs w:val="28"/>
-          <w:rtl/>
-          <w:lang w:bidi="fa-IR"/>
-        </w:rPr>
-        <w:t>ل</w:t>
-      </w:r>
-      <w:r>
-        <w:rPr>
-          <w:rFonts w:cs="B Nazanin"/>
-          <w:sz w:val="28"/>
-          <w:szCs w:val="28"/>
-          <w:rtl/>
-          <w:lang w:bidi="fa-IR"/>
-        </w:rPr>
-        <w:t xml:space="preserve"> حساس</w:t>
-      </w:r>
-      <w:r>
-        <w:rPr>
-          <w:rFonts w:cs="B Nazanin" w:hint="cs"/>
-          <w:sz w:val="28"/>
-          <w:szCs w:val="28"/>
-          <w:rtl/>
-          <w:lang w:bidi="fa-IR"/>
-        </w:rPr>
-        <w:t>ی</w:t>
-      </w:r>
-      <w:r>
-        <w:rPr>
-          <w:rFonts w:cs="B Nazanin" w:hint="eastAsia"/>
-          <w:sz w:val="28"/>
-          <w:szCs w:val="28"/>
-          <w:rtl/>
-          <w:lang w:bidi="fa-IR"/>
-        </w:rPr>
-        <w:t>ت</w:t>
-      </w:r>
-      <w:r>
-        <w:rPr>
-          <w:rFonts w:cs="B Nazanin"/>
-          <w:sz w:val="28"/>
-          <w:szCs w:val="28"/>
-          <w:rtl/>
-          <w:lang w:bidi="fa-IR"/>
-        </w:rPr>
-        <w:t xml:space="preserve"> ضرا</w:t>
-      </w:r>
-      <w:r>
-        <w:rPr>
-          <w:rFonts w:cs="B Nazanin" w:hint="cs"/>
-          <w:sz w:val="28"/>
-          <w:szCs w:val="28"/>
-          <w:rtl/>
-          <w:lang w:bidi="fa-IR"/>
-        </w:rPr>
-        <w:t>ی</w:t>
-      </w:r>
-      <w:r>
-        <w:rPr>
-          <w:rFonts w:cs="B Nazanin" w:hint="eastAsia"/>
-          <w:sz w:val="28"/>
-          <w:szCs w:val="28"/>
-          <w:rtl/>
-          <w:lang w:bidi="fa-IR"/>
-        </w:rPr>
-        <w:t>ب</w:t>
-      </w:r>
-      <w:r>
-        <w:rPr>
-          <w:rFonts w:cs="B Nazanin"/>
-          <w:sz w:val="28"/>
-          <w:szCs w:val="28"/>
-          <w:rtl/>
-          <w:lang w:bidi="fa-IR"/>
-        </w:rPr>
-        <w:t xml:space="preserve"> </w:t>
-      </w:r>
-      <w:proofErr w:type="spellStart"/>
-      <w:r>
-        <w:rPr>
-          <w:rFonts w:cs="B Nazanin"/>
-          <w:sz w:val="28"/>
-          <w:szCs w:val="28"/>
-          <w:lang w:bidi="fa-IR"/>
-        </w:rPr>
-        <w:t>a_i</w:t>
-      </w:r>
-      <w:proofErr w:type="spellEnd"/>
-      <w:r>
-        <w:rPr>
-          <w:rFonts w:cs="B Nazanin"/>
-          <w:sz w:val="28"/>
-          <w:szCs w:val="28"/>
-          <w:rtl/>
-          <w:lang w:bidi="fa-IR"/>
-        </w:rPr>
-        <w:t xml:space="preserve"> و </w:t>
-      </w:r>
-      <w:proofErr w:type="spellStart"/>
-      <w:r>
-        <w:rPr>
-          <w:rFonts w:cs="B Nazanin"/>
-          <w:sz w:val="28"/>
-          <w:szCs w:val="28"/>
-          <w:lang w:bidi="fa-IR"/>
-        </w:rPr>
-        <w:t>b_j</w:t>
-      </w:r>
-      <w:proofErr w:type="spellEnd"/>
-      <w:r>
-        <w:rPr>
-          <w:rFonts w:cs="B Nazanin"/>
-          <w:sz w:val="28"/>
-          <w:szCs w:val="28"/>
-          <w:rtl/>
-          <w:lang w:bidi="fa-IR"/>
-        </w:rPr>
-        <w:t xml:space="preserve"> (که در مرحله اول انجام شد) نشان داد که مدل به تغ</w:t>
-      </w:r>
-      <w:r>
-        <w:rPr>
-          <w:rFonts w:cs="B Nazanin" w:hint="cs"/>
-          <w:sz w:val="28"/>
-          <w:szCs w:val="28"/>
-          <w:rtl/>
-          <w:lang w:bidi="fa-IR"/>
-        </w:rPr>
-        <w:t>یی</w:t>
-      </w:r>
-      <w:r>
-        <w:rPr>
-          <w:rFonts w:cs="B Nazanin" w:hint="eastAsia"/>
-          <w:sz w:val="28"/>
-          <w:szCs w:val="28"/>
-          <w:rtl/>
-          <w:lang w:bidi="fa-IR"/>
-        </w:rPr>
-        <w:t>رات</w:t>
-      </w:r>
-      <w:r>
-        <w:rPr>
-          <w:rFonts w:cs="B Nazanin"/>
-          <w:sz w:val="28"/>
-          <w:szCs w:val="28"/>
-          <w:rtl/>
-          <w:lang w:bidi="fa-IR"/>
-        </w:rPr>
-        <w:t xml:space="preserve"> کوچک (مثلاً ۵</w:t>
-      </w:r>
-      <w:r>
-        <w:rPr>
-          <w:rFonts w:ascii="Times New Roman" w:hAnsi="Times New Roman" w:cs="Times New Roman" w:hint="cs"/>
-          <w:sz w:val="28"/>
-          <w:szCs w:val="28"/>
-          <w:rtl/>
-          <w:lang w:bidi="fa-IR"/>
-        </w:rPr>
-        <w:t>٪</w:t>
-      </w:r>
-      <w:r>
-        <w:rPr>
-          <w:rFonts w:cs="B Nazanin"/>
-          <w:sz w:val="28"/>
-          <w:szCs w:val="28"/>
-          <w:rtl/>
-          <w:lang w:bidi="fa-IR"/>
-        </w:rPr>
-        <w:t xml:space="preserve">) </w:t>
-      </w:r>
-      <w:r>
-        <w:rPr>
-          <w:rFonts w:cs="B Nazanin" w:hint="cs"/>
-          <w:sz w:val="28"/>
-          <w:szCs w:val="28"/>
-          <w:rtl/>
-          <w:lang w:bidi="fa-IR"/>
-        </w:rPr>
-        <w:t>در</w:t>
-      </w:r>
-      <w:r>
-        <w:rPr>
-          <w:rFonts w:cs="B Nazanin"/>
-          <w:sz w:val="28"/>
-          <w:szCs w:val="28"/>
-          <w:rtl/>
-          <w:lang w:bidi="fa-IR"/>
-        </w:rPr>
-        <w:t xml:space="preserve"> </w:t>
-      </w:r>
-      <w:r>
-        <w:rPr>
-          <w:rFonts w:cs="B Nazanin" w:hint="cs"/>
-          <w:sz w:val="28"/>
-          <w:szCs w:val="28"/>
-          <w:rtl/>
-          <w:lang w:bidi="fa-IR"/>
-        </w:rPr>
-        <w:t>ای</w:t>
-      </w:r>
-      <w:r>
-        <w:rPr>
-          <w:rFonts w:cs="B Nazanin" w:hint="eastAsia"/>
-          <w:sz w:val="28"/>
-          <w:szCs w:val="28"/>
-          <w:rtl/>
-          <w:lang w:bidi="fa-IR"/>
-        </w:rPr>
-        <w:t>ن</w:t>
-      </w:r>
-      <w:r>
-        <w:rPr>
-          <w:rFonts w:cs="B Nazanin"/>
-          <w:sz w:val="28"/>
-          <w:szCs w:val="28"/>
-          <w:rtl/>
-          <w:lang w:bidi="fa-IR"/>
-        </w:rPr>
-        <w:t xml:space="preserve"> ضرا</w:t>
-      </w:r>
-      <w:r>
-        <w:rPr>
-          <w:rFonts w:cs="B Nazanin" w:hint="cs"/>
-          <w:sz w:val="28"/>
-          <w:szCs w:val="28"/>
-          <w:rtl/>
-          <w:lang w:bidi="fa-IR"/>
-        </w:rPr>
-        <w:t>ی</w:t>
-      </w:r>
-      <w:r>
-        <w:rPr>
-          <w:rFonts w:cs="B Nazanin" w:hint="eastAsia"/>
-          <w:sz w:val="28"/>
-          <w:szCs w:val="28"/>
-          <w:rtl/>
-          <w:lang w:bidi="fa-IR"/>
-        </w:rPr>
-        <w:t>ب</w:t>
-      </w:r>
-      <w:r>
-        <w:rPr>
-          <w:rFonts w:cs="B Nazanin"/>
-          <w:sz w:val="28"/>
-          <w:szCs w:val="28"/>
-          <w:rtl/>
-          <w:lang w:bidi="fa-IR"/>
-        </w:rPr>
-        <w:t xml:space="preserve"> بس</w:t>
-      </w:r>
-      <w:r>
-        <w:rPr>
-          <w:rFonts w:cs="B Nazanin" w:hint="cs"/>
-          <w:sz w:val="28"/>
-          <w:szCs w:val="28"/>
-          <w:rtl/>
-          <w:lang w:bidi="fa-IR"/>
-        </w:rPr>
-        <w:t>ی</w:t>
-      </w:r>
-      <w:r>
-        <w:rPr>
-          <w:rFonts w:cs="B Nazanin" w:hint="eastAsia"/>
-          <w:sz w:val="28"/>
-          <w:szCs w:val="28"/>
-          <w:rtl/>
-          <w:lang w:bidi="fa-IR"/>
-        </w:rPr>
-        <w:t>ار</w:t>
-      </w:r>
-      <w:r>
-        <w:rPr>
-          <w:rFonts w:cs="B Nazanin"/>
-          <w:sz w:val="28"/>
-          <w:szCs w:val="28"/>
-          <w:rtl/>
-          <w:lang w:bidi="fa-IR"/>
-        </w:rPr>
-        <w:t xml:space="preserve"> کم‌حساس</w:t>
-      </w:r>
-      <w:r>
-        <w:rPr>
-          <w:rFonts w:cs="B Nazanin" w:hint="cs"/>
-          <w:sz w:val="28"/>
-          <w:szCs w:val="28"/>
-          <w:rtl/>
-          <w:lang w:bidi="fa-IR"/>
-        </w:rPr>
-        <w:t>ی</w:t>
-      </w:r>
-      <w:r>
-        <w:rPr>
-          <w:rFonts w:cs="B Nazanin" w:hint="eastAsia"/>
-          <w:sz w:val="28"/>
-          <w:szCs w:val="28"/>
-          <w:rtl/>
-          <w:lang w:bidi="fa-IR"/>
-        </w:rPr>
-        <w:t>ت</w:t>
-      </w:r>
-      <w:r>
-        <w:rPr>
-          <w:rFonts w:cs="B Nazanin"/>
-          <w:sz w:val="28"/>
-          <w:szCs w:val="28"/>
-          <w:rtl/>
-          <w:lang w:bidi="fa-IR"/>
-        </w:rPr>
-        <w:t xml:space="preserve"> است</w:t>
-      </w:r>
-      <w:r>
-        <w:rPr>
-          <w:rFonts w:cs="B Nazanin" w:hint="cs"/>
-          <w:sz w:val="28"/>
-          <w:szCs w:val="28"/>
-          <w:rtl/>
-          <w:lang w:bidi="fa-IR"/>
-        </w:rPr>
-        <w:t xml:space="preserve"> و </w:t>
-      </w:r>
-      <w:r>
-        <w:rPr>
-          <w:rFonts w:cs="B Nazanin"/>
-          <w:sz w:val="28"/>
-          <w:szCs w:val="28"/>
-          <w:rtl/>
-          <w:lang w:bidi="fa-IR"/>
-        </w:rPr>
-        <w:t>تغ</w:t>
-      </w:r>
-      <w:r>
-        <w:rPr>
-          <w:rFonts w:cs="B Nazanin" w:hint="cs"/>
-          <w:sz w:val="28"/>
-          <w:szCs w:val="28"/>
-          <w:rtl/>
-          <w:lang w:bidi="fa-IR"/>
-        </w:rPr>
-        <w:t>یی</w:t>
-      </w:r>
-      <w:r>
-        <w:rPr>
-          <w:rFonts w:cs="B Nazanin" w:hint="eastAsia"/>
-          <w:sz w:val="28"/>
-          <w:szCs w:val="28"/>
-          <w:rtl/>
-          <w:lang w:bidi="fa-IR"/>
-        </w:rPr>
-        <w:t>رات</w:t>
-      </w:r>
-      <w:r>
-        <w:rPr>
-          <w:rFonts w:cs="B Nazanin"/>
-          <w:sz w:val="28"/>
-          <w:szCs w:val="28"/>
-          <w:rtl/>
-          <w:lang w:bidi="fa-IR"/>
-        </w:rPr>
-        <w:t xml:space="preserve"> ف</w:t>
-      </w:r>
-      <w:r>
-        <w:rPr>
-          <w:rFonts w:cs="B Nazanin" w:hint="cs"/>
-          <w:sz w:val="28"/>
-          <w:szCs w:val="28"/>
-          <w:rtl/>
-          <w:lang w:bidi="fa-IR"/>
-        </w:rPr>
-        <w:t>ی</w:t>
-      </w:r>
-      <w:r>
-        <w:rPr>
-          <w:rFonts w:cs="B Nazanin" w:hint="eastAsia"/>
-          <w:sz w:val="28"/>
-          <w:szCs w:val="28"/>
-          <w:rtl/>
-          <w:lang w:bidi="fa-IR"/>
-        </w:rPr>
-        <w:t>تنس</w:t>
-      </w:r>
-      <w:r>
-        <w:rPr>
-          <w:rFonts w:cs="B Nazanin"/>
-          <w:sz w:val="28"/>
-          <w:szCs w:val="28"/>
-          <w:rtl/>
-          <w:lang w:bidi="fa-IR"/>
-        </w:rPr>
-        <w:t xml:space="preserve"> نها</w:t>
-      </w:r>
-      <w:r>
-        <w:rPr>
-          <w:rFonts w:cs="B Nazanin" w:hint="cs"/>
-          <w:sz w:val="28"/>
-          <w:szCs w:val="28"/>
-          <w:rtl/>
-          <w:lang w:bidi="fa-IR"/>
-        </w:rPr>
-        <w:t>یی</w:t>
-      </w:r>
-      <w:r>
-        <w:rPr>
-          <w:rFonts w:cs="B Nazanin"/>
-          <w:sz w:val="28"/>
-          <w:szCs w:val="28"/>
-          <w:rtl/>
-          <w:lang w:bidi="fa-IR"/>
-        </w:rPr>
-        <w:t xml:space="preserve"> معمولاً کمتر از ۰.۰۲</w:t>
-      </w:r>
-      <w:r>
-        <w:rPr>
-          <w:rFonts w:ascii="Times New Roman" w:hAnsi="Times New Roman" w:cs="Times New Roman" w:hint="cs"/>
-          <w:sz w:val="28"/>
-          <w:szCs w:val="28"/>
-          <w:rtl/>
-          <w:lang w:bidi="fa-IR"/>
-        </w:rPr>
-        <w:t>٪</w:t>
-      </w:r>
-      <w:r>
-        <w:rPr>
-          <w:rFonts w:cs="B Nazanin"/>
-          <w:sz w:val="28"/>
-          <w:szCs w:val="28"/>
-          <w:rtl/>
-          <w:lang w:bidi="fa-IR"/>
-        </w:rPr>
-        <w:t xml:space="preserve"> </w:t>
-      </w:r>
-      <w:r>
-        <w:rPr>
-          <w:rFonts w:cs="B Nazanin" w:hint="cs"/>
-          <w:sz w:val="28"/>
-          <w:szCs w:val="28"/>
-          <w:rtl/>
-          <w:lang w:bidi="fa-IR"/>
-        </w:rPr>
-        <w:t>بود</w:t>
-      </w:r>
-      <w:r>
-        <w:rPr>
-          <w:rFonts w:cs="B Nazanin"/>
-          <w:sz w:val="28"/>
-          <w:szCs w:val="28"/>
-          <w:rtl/>
-          <w:lang w:bidi="fa-IR"/>
-        </w:rPr>
-        <w:t xml:space="preserve">. </w:t>
-      </w:r>
-      <w:r>
-        <w:rPr>
-          <w:rFonts w:cs="B Nazanin" w:hint="cs"/>
-          <w:sz w:val="28"/>
-          <w:szCs w:val="28"/>
-          <w:rtl/>
-          <w:lang w:bidi="fa-IR"/>
-        </w:rPr>
-        <w:t>ای</w:t>
-      </w:r>
-      <w:r>
-        <w:rPr>
-          <w:rFonts w:cs="B Nazanin" w:hint="eastAsia"/>
-          <w:sz w:val="28"/>
-          <w:szCs w:val="28"/>
-          <w:rtl/>
-          <w:lang w:bidi="fa-IR"/>
-        </w:rPr>
-        <w:t>ن</w:t>
-      </w:r>
-      <w:r>
-        <w:rPr>
-          <w:rFonts w:cs="B Nazanin"/>
-          <w:sz w:val="28"/>
-          <w:szCs w:val="28"/>
-          <w:rtl/>
-          <w:lang w:bidi="fa-IR"/>
-        </w:rPr>
-        <w:t xml:space="preserve"> پا</w:t>
-      </w:r>
-      <w:r>
-        <w:rPr>
-          <w:rFonts w:cs="B Nazanin" w:hint="cs"/>
-          <w:sz w:val="28"/>
-          <w:szCs w:val="28"/>
-          <w:rtl/>
-          <w:lang w:bidi="fa-IR"/>
-        </w:rPr>
-        <w:t>ی</w:t>
-      </w:r>
-      <w:r>
-        <w:rPr>
-          <w:rFonts w:cs="B Nazanin" w:hint="eastAsia"/>
-          <w:sz w:val="28"/>
-          <w:szCs w:val="28"/>
-          <w:rtl/>
-          <w:lang w:bidi="fa-IR"/>
-        </w:rPr>
-        <w:t>دار</w:t>
-      </w:r>
-      <w:r>
-        <w:rPr>
-          <w:rFonts w:cs="B Nazanin" w:hint="cs"/>
-          <w:sz w:val="28"/>
-          <w:szCs w:val="28"/>
-          <w:rtl/>
-          <w:lang w:bidi="fa-IR"/>
-        </w:rPr>
-        <w:t>ی</w:t>
-      </w:r>
-      <w:r>
-        <w:rPr>
-          <w:rFonts w:cs="B Nazanin"/>
-          <w:sz w:val="28"/>
-          <w:szCs w:val="28"/>
-          <w:rtl/>
-          <w:lang w:bidi="fa-IR"/>
-        </w:rPr>
-        <w:t xml:space="preserve"> بالا عمدتاً به دل</w:t>
-      </w:r>
-      <w:r>
-        <w:rPr>
-          <w:rFonts w:cs="B Nazanin" w:hint="cs"/>
-          <w:sz w:val="28"/>
-          <w:szCs w:val="28"/>
-          <w:rtl/>
-          <w:lang w:bidi="fa-IR"/>
-        </w:rPr>
-        <w:t>ی</w:t>
-      </w:r>
-      <w:r>
-        <w:rPr>
-          <w:rFonts w:cs="B Nazanin" w:hint="eastAsia"/>
-          <w:sz w:val="28"/>
-          <w:szCs w:val="28"/>
-          <w:rtl/>
-          <w:lang w:bidi="fa-IR"/>
-        </w:rPr>
-        <w:t>ل</w:t>
-      </w:r>
-      <w:r>
-        <w:rPr>
-          <w:rFonts w:cs="B Nazanin"/>
-          <w:sz w:val="28"/>
-          <w:szCs w:val="28"/>
-          <w:rtl/>
-          <w:lang w:bidi="fa-IR"/>
-        </w:rPr>
-        <w:t xml:space="preserve"> نرمال‌ساز</w:t>
-      </w:r>
-      <w:r>
-        <w:rPr>
-          <w:rFonts w:cs="B Nazanin" w:hint="cs"/>
-          <w:sz w:val="28"/>
-          <w:szCs w:val="28"/>
-          <w:rtl/>
-          <w:lang w:bidi="fa-IR"/>
-        </w:rPr>
-        <w:t>ی</w:t>
-      </w:r>
-      <w:r>
-        <w:rPr>
-          <w:rFonts w:cs="B Nazanin"/>
-          <w:sz w:val="28"/>
-          <w:szCs w:val="28"/>
-          <w:rtl/>
-          <w:lang w:bidi="fa-IR"/>
-        </w:rPr>
-        <w:t xml:space="preserve"> پو</w:t>
-      </w:r>
-      <w:r>
-        <w:rPr>
-          <w:rFonts w:cs="B Nazanin" w:hint="cs"/>
-          <w:sz w:val="28"/>
-          <w:szCs w:val="28"/>
-          <w:rtl/>
-          <w:lang w:bidi="fa-IR"/>
-        </w:rPr>
-        <w:t>ی</w:t>
-      </w:r>
-      <w:r>
-        <w:rPr>
-          <w:rFonts w:cs="B Nazanin" w:hint="eastAsia"/>
-          <w:sz w:val="28"/>
-          <w:szCs w:val="28"/>
-          <w:rtl/>
-          <w:lang w:bidi="fa-IR"/>
-        </w:rPr>
-        <w:t>ا</w:t>
-      </w:r>
-      <w:r>
-        <w:rPr>
-          <w:rFonts w:cs="B Nazanin" w:hint="cs"/>
-          <w:sz w:val="28"/>
-          <w:szCs w:val="28"/>
-          <w:rtl/>
-          <w:lang w:bidi="fa-IR"/>
-        </w:rPr>
-        <w:t>ی</w:t>
-      </w:r>
-      <w:r>
-        <w:rPr>
-          <w:rFonts w:cs="B Nazanin"/>
-          <w:sz w:val="28"/>
-          <w:szCs w:val="28"/>
-          <w:rtl/>
-          <w:lang w:bidi="fa-IR"/>
-        </w:rPr>
-        <w:t xml:space="preserve"> </w:t>
-      </w:r>
-      <w:r>
-        <w:rPr>
-          <w:rFonts w:cs="B Nazanin"/>
-          <w:sz w:val="28"/>
-          <w:szCs w:val="28"/>
-          <w:lang w:bidi="fa-IR"/>
-        </w:rPr>
-        <w:t>f1_raw</w:t>
-      </w:r>
-      <w:r>
-        <w:rPr>
-          <w:rFonts w:cs="B Nazanin"/>
-          <w:sz w:val="28"/>
-          <w:szCs w:val="28"/>
-          <w:rtl/>
-          <w:lang w:bidi="fa-IR"/>
-        </w:rPr>
-        <w:t xml:space="preserve"> و </w:t>
-      </w:r>
-      <w:r>
-        <w:rPr>
-          <w:rFonts w:cs="B Nazanin"/>
-          <w:sz w:val="28"/>
-          <w:szCs w:val="28"/>
-          <w:lang w:bidi="fa-IR"/>
-        </w:rPr>
-        <w:t>f2_raw</w:t>
-      </w:r>
-      <w:r>
-        <w:rPr>
-          <w:rFonts w:cs="B Nazanin"/>
-          <w:sz w:val="28"/>
-          <w:szCs w:val="28"/>
-          <w:rtl/>
-          <w:lang w:bidi="fa-IR"/>
-        </w:rPr>
-        <w:t xml:space="preserve">  است. </w:t>
-      </w:r>
-    </w:p>
-    <w:p>
-      <w:pPr>
-        <w:rPr>
-          <w:rFonts w:cs="B Nazanin"/>
-          <w:sz w:val="28"/>
-          <w:szCs w:val="28"/>
-          <w:rtl/>
-          <w:lang w:bidi="fa-IR"/>
-        </w:rPr>
-      </w:pPr>
-      <w:r>
-        <w:rPr>
-          <w:rFonts w:cs="B Nazanin"/>
-          <w:sz w:val="28"/>
-          <w:szCs w:val="28"/>
-          <w:rtl/>
-          <w:lang w:bidi="fa-IR"/>
-        </w:rPr>
-        <w:t>- حساس</w:t>
-      </w:r>
-      <w:r>
-        <w:rPr>
-          <w:rFonts w:cs="B Nazanin" w:hint="cs"/>
-          <w:sz w:val="28"/>
-          <w:szCs w:val="28"/>
-          <w:rtl/>
-          <w:lang w:bidi="fa-IR"/>
-        </w:rPr>
-        <w:t>ی</w:t>
-      </w:r>
-      <w:r>
-        <w:rPr>
-          <w:rFonts w:cs="B Nazanin" w:hint="eastAsia"/>
-          <w:sz w:val="28"/>
-          <w:szCs w:val="28"/>
-          <w:rtl/>
-          <w:lang w:bidi="fa-IR"/>
-        </w:rPr>
-        <w:t>ت</w:t>
-      </w:r>
-      <w:r>
-        <w:rPr>
-          <w:rFonts w:cs="B Nazanin"/>
-          <w:sz w:val="28"/>
-          <w:szCs w:val="28"/>
-          <w:rtl/>
-          <w:lang w:bidi="fa-IR"/>
-        </w:rPr>
-        <w:t xml:space="preserve"> به وزن‌ها</w:t>
-      </w:r>
-      <w:r>
-        <w:rPr>
-          <w:rFonts w:cs="B Nazanin" w:hint="cs"/>
-          <w:sz w:val="28"/>
-          <w:szCs w:val="28"/>
-          <w:rtl/>
-          <w:lang w:bidi="fa-IR"/>
-        </w:rPr>
-        <w:t>ی</w:t>
-      </w:r>
-      <w:r>
-        <w:rPr>
-          <w:rFonts w:cs="B Nazanin"/>
-          <w:sz w:val="28"/>
-          <w:szCs w:val="28"/>
-          <w:rtl/>
-          <w:lang w:bidi="fa-IR"/>
-        </w:rPr>
-        <w:t xml:space="preserve"> ترک</w:t>
-      </w:r>
-      <w:r>
-        <w:rPr>
-          <w:rFonts w:cs="B Nazanin" w:hint="cs"/>
-          <w:sz w:val="28"/>
-          <w:szCs w:val="28"/>
-          <w:rtl/>
-          <w:lang w:bidi="fa-IR"/>
-        </w:rPr>
-        <w:t>ی</w:t>
-      </w:r>
-      <w:r>
-        <w:rPr>
-          <w:rFonts w:cs="B Nazanin" w:hint="eastAsia"/>
-          <w:sz w:val="28"/>
-          <w:szCs w:val="28"/>
-          <w:rtl/>
-          <w:lang w:bidi="fa-IR"/>
-        </w:rPr>
-        <w:t>ب</w:t>
-      </w:r>
-      <w:r>
-        <w:rPr>
-          <w:rFonts w:cs="B Nazanin"/>
-          <w:sz w:val="28"/>
-          <w:szCs w:val="28"/>
-          <w:rtl/>
-          <w:lang w:bidi="fa-IR"/>
-        </w:rPr>
-        <w:t xml:space="preserve"> </w:t>
-      </w:r>
-      <w:r>
-        <w:rPr>
-          <w:rFonts w:cs="B Nazanin"/>
-          <w:sz w:val="28"/>
-          <w:szCs w:val="28"/>
-          <w:lang w:bidi="fa-IR"/>
-        </w:rPr>
-        <w:t>w1</w:t>
-      </w:r>
-      <w:r>
-        <w:rPr>
-          <w:rFonts w:cs="B Nazanin"/>
-          <w:sz w:val="28"/>
-          <w:szCs w:val="28"/>
-          <w:rtl/>
-          <w:lang w:bidi="fa-IR"/>
-        </w:rPr>
-        <w:t xml:space="preserve"> و </w:t>
-      </w:r>
-      <w:r>
-        <w:rPr>
-          <w:rFonts w:cs="B Nazanin"/>
-          <w:sz w:val="28"/>
-          <w:szCs w:val="28"/>
-          <w:lang w:bidi="fa-IR"/>
-        </w:rPr>
-        <w:t>w2</w:t>
-      </w:r>
-      <w:r>
-        <w:rPr>
-          <w:rFonts w:cs="B Nazanin"/>
-          <w:sz w:val="28"/>
-          <w:szCs w:val="28"/>
-          <w:rtl/>
-          <w:lang w:bidi="fa-IR"/>
-        </w:rPr>
-        <w:t>: اگرچه در پروژه وزن‌ها ثابت در نظر گرفته شده‌اند و به</w:t>
-      </w:r>
-      <w:r>
-        <w:rPr>
-          <w:rFonts w:cs="B Nazanin" w:hint="cs"/>
-          <w:sz w:val="28"/>
-          <w:szCs w:val="28"/>
-          <w:rtl/>
-          <w:lang w:bidi="fa-IR"/>
-        </w:rPr>
-        <w:t>ی</w:t>
-      </w:r>
-      <w:r>
-        <w:rPr>
-          <w:rFonts w:cs="B Nazanin" w:hint="eastAsia"/>
-          <w:sz w:val="28"/>
-          <w:szCs w:val="28"/>
-          <w:rtl/>
-          <w:lang w:bidi="fa-IR"/>
-        </w:rPr>
-        <w:t>نه‌ساز</w:t>
-      </w:r>
-      <w:r>
-        <w:rPr>
-          <w:rFonts w:cs="B Nazanin" w:hint="cs"/>
-          <w:sz w:val="28"/>
-          <w:szCs w:val="28"/>
-          <w:rtl/>
-          <w:lang w:bidi="fa-IR"/>
-        </w:rPr>
-        <w:t>ی</w:t>
-      </w:r>
-      <w:r>
-        <w:rPr>
-          <w:rFonts w:cs="B Nazanin"/>
-          <w:sz w:val="28"/>
-          <w:szCs w:val="28"/>
-          <w:rtl/>
-          <w:lang w:bidi="fa-IR"/>
-        </w:rPr>
-        <w:t xml:space="preserve"> آن‌ها منجر به نتا</w:t>
-      </w:r>
-      <w:r>
-        <w:rPr>
-          <w:rFonts w:cs="B Nazanin" w:hint="cs"/>
-          <w:sz w:val="28"/>
-          <w:szCs w:val="28"/>
-          <w:rtl/>
-          <w:lang w:bidi="fa-IR"/>
-        </w:rPr>
-        <w:t>ی</w:t>
-      </w:r>
-      <w:r>
-        <w:rPr>
-          <w:rFonts w:cs="B Nazanin" w:hint="eastAsia"/>
-          <w:sz w:val="28"/>
-          <w:szCs w:val="28"/>
-          <w:rtl/>
-          <w:lang w:bidi="fa-IR"/>
-        </w:rPr>
-        <w:t>ج</w:t>
-      </w:r>
-      <w:r>
-        <w:rPr>
-          <w:rFonts w:cs="B Nazanin"/>
-          <w:sz w:val="28"/>
-          <w:szCs w:val="28"/>
-          <w:rtl/>
-          <w:lang w:bidi="fa-IR"/>
-        </w:rPr>
-        <w:t xml:space="preserve"> خوب</w:t>
-      </w:r>
-      <w:r>
-        <w:rPr>
-          <w:rFonts w:cs="B Nazanin" w:hint="cs"/>
-          <w:sz w:val="28"/>
-          <w:szCs w:val="28"/>
-          <w:rtl/>
-          <w:lang w:bidi="fa-IR"/>
-        </w:rPr>
-        <w:t>ی</w:t>
-      </w:r>
-      <w:r>
-        <w:rPr>
-          <w:rFonts w:cs="B Nazanin"/>
-          <w:sz w:val="28"/>
-          <w:szCs w:val="28"/>
-          <w:rtl/>
-          <w:lang w:bidi="fa-IR"/>
-        </w:rPr>
-        <w:t xml:space="preserve"> نم</w:t>
-      </w:r>
-      <w:r>
-        <w:rPr>
-          <w:rFonts w:cs="B Nazanin" w:hint="cs"/>
-          <w:sz w:val="28"/>
-          <w:szCs w:val="28"/>
-          <w:rtl/>
-          <w:lang w:bidi="fa-IR"/>
-        </w:rPr>
-        <w:t>ی‌</w:t>
-      </w:r>
-      <w:r>
-        <w:rPr>
-          <w:rFonts w:cs="B Nazanin" w:hint="eastAsia"/>
-          <w:sz w:val="28"/>
-          <w:szCs w:val="28"/>
-          <w:rtl/>
-          <w:lang w:bidi="fa-IR"/>
-        </w:rPr>
-        <w:t>شود،</w:t>
-      </w:r>
-      <w:r>
-        <w:rPr>
-          <w:rFonts w:cs="B Nazanin"/>
-          <w:sz w:val="28"/>
-          <w:szCs w:val="28"/>
-          <w:rtl/>
-          <w:lang w:bidi="fa-IR"/>
-        </w:rPr>
-        <w:t xml:space="preserve"> اما س</w:t>
-      </w:r>
-      <w:r>
-        <w:rPr>
-          <w:rFonts w:cs="B Nazanin" w:hint="cs"/>
-          <w:sz w:val="28"/>
-          <w:szCs w:val="28"/>
-          <w:rtl/>
-          <w:lang w:bidi="fa-IR"/>
-        </w:rPr>
-        <w:t>ی</w:t>
-      </w:r>
-      <w:r>
-        <w:rPr>
-          <w:rFonts w:cs="B Nazanin" w:hint="eastAsia"/>
-          <w:sz w:val="28"/>
-          <w:szCs w:val="28"/>
-          <w:rtl/>
-          <w:lang w:bidi="fa-IR"/>
-        </w:rPr>
-        <w:t>ستم</w:t>
-      </w:r>
-      <w:r>
-        <w:rPr>
-          <w:rFonts w:cs="B Nazanin"/>
-          <w:sz w:val="28"/>
-          <w:szCs w:val="28"/>
-          <w:rtl/>
-          <w:lang w:bidi="fa-IR"/>
-        </w:rPr>
-        <w:t xml:space="preserve"> نسبت به تغ</w:t>
-      </w:r>
-      <w:r>
-        <w:rPr>
-          <w:rFonts w:cs="B Nazanin" w:hint="cs"/>
-          <w:sz w:val="28"/>
-          <w:szCs w:val="28"/>
-          <w:rtl/>
-          <w:lang w:bidi="fa-IR"/>
-        </w:rPr>
-        <w:t>یی</w:t>
-      </w:r>
-      <w:r>
-        <w:rPr>
-          <w:rFonts w:cs="B Nazanin" w:hint="eastAsia"/>
-          <w:sz w:val="28"/>
-          <w:szCs w:val="28"/>
-          <w:rtl/>
-          <w:lang w:bidi="fa-IR"/>
-        </w:rPr>
-        <w:t>رات</w:t>
-      </w:r>
-      <w:r>
-        <w:rPr>
-          <w:rFonts w:cs="B Nazanin"/>
-          <w:sz w:val="28"/>
-          <w:szCs w:val="28"/>
-          <w:rtl/>
-          <w:lang w:bidi="fa-IR"/>
-        </w:rPr>
-        <w:t xml:space="preserve"> ا</w:t>
-      </w:r>
-      <w:r>
-        <w:rPr>
-          <w:rFonts w:cs="B Nazanin" w:hint="cs"/>
-          <w:sz w:val="28"/>
-          <w:szCs w:val="28"/>
-          <w:rtl/>
-          <w:lang w:bidi="fa-IR"/>
-        </w:rPr>
-        <w:t>ی</w:t>
-      </w:r>
-      <w:r>
-        <w:rPr>
-          <w:rFonts w:cs="B Nazanin" w:hint="eastAsia"/>
-          <w:sz w:val="28"/>
-          <w:szCs w:val="28"/>
-          <w:rtl/>
-          <w:lang w:bidi="fa-IR"/>
-        </w:rPr>
-        <w:t>ن</w:t>
-      </w:r>
-      <w:r>
-        <w:rPr>
-          <w:rFonts w:cs="B Nazanin"/>
-          <w:sz w:val="28"/>
-          <w:szCs w:val="28"/>
-          <w:rtl/>
-          <w:lang w:bidi="fa-IR"/>
-        </w:rPr>
-        <w:t xml:space="preserve"> وزن‌ها حساس</w:t>
-      </w:r>
-      <w:r>
-        <w:rPr>
-          <w:rFonts w:cs="B Nazanin" w:hint="cs"/>
-          <w:sz w:val="28"/>
-          <w:szCs w:val="28"/>
-          <w:rtl/>
-          <w:lang w:bidi="fa-IR"/>
-        </w:rPr>
-        <w:t>ی</w:t>
-      </w:r>
-      <w:r>
-        <w:rPr>
-          <w:rFonts w:cs="B Nazanin" w:hint="eastAsia"/>
-          <w:sz w:val="28"/>
-          <w:szCs w:val="28"/>
-          <w:rtl/>
-          <w:lang w:bidi="fa-IR"/>
-        </w:rPr>
-        <w:t>ت</w:t>
-      </w:r>
-      <w:r>
-        <w:rPr>
-          <w:rFonts w:cs="B Nazanin"/>
-          <w:sz w:val="28"/>
-          <w:szCs w:val="28"/>
-          <w:rtl/>
-          <w:lang w:bidi="fa-IR"/>
-        </w:rPr>
-        <w:t xml:space="preserve"> متوسط</w:t>
-      </w:r>
-      <w:r>
-        <w:rPr>
-          <w:rFonts w:cs="B Nazanin" w:hint="cs"/>
-          <w:sz w:val="28"/>
-          <w:szCs w:val="28"/>
-          <w:rtl/>
-          <w:lang w:bidi="fa-IR"/>
-        </w:rPr>
-        <w:t>ی</w:t>
-      </w:r>
-      <w:r>
-        <w:rPr>
-          <w:rFonts w:cs="B Nazanin"/>
-          <w:sz w:val="28"/>
-          <w:szCs w:val="28"/>
-          <w:rtl/>
-          <w:lang w:bidi="fa-IR"/>
-        </w:rPr>
-        <w:t xml:space="preserve"> دارد. افزا</w:t>
-      </w:r>
-      <w:r>
-        <w:rPr>
-          <w:rFonts w:cs="B Nazanin" w:hint="cs"/>
-          <w:sz w:val="28"/>
-          <w:szCs w:val="28"/>
-          <w:rtl/>
-          <w:lang w:bidi="fa-IR"/>
-        </w:rPr>
-        <w:t>ی</w:t>
-      </w:r>
-      <w:r>
-        <w:rPr>
-          <w:rFonts w:cs="B Nazanin" w:hint="eastAsia"/>
-          <w:sz w:val="28"/>
-          <w:szCs w:val="28"/>
-          <w:rtl/>
-          <w:lang w:bidi="fa-IR"/>
-        </w:rPr>
-        <w:t>ش</w:t>
-      </w:r>
-      <w:r>
-        <w:rPr>
-          <w:rFonts w:cs="B Nazanin"/>
-          <w:sz w:val="28"/>
-          <w:szCs w:val="28"/>
-          <w:rtl/>
-          <w:lang w:bidi="fa-IR"/>
-        </w:rPr>
-        <w:t xml:space="preserve"> وزن آسا</w:t>
-      </w:r>
-      <w:r>
-        <w:rPr>
-          <w:rFonts w:cs="B Nazanin" w:hint="cs"/>
-          <w:sz w:val="28"/>
-          <w:szCs w:val="28"/>
-          <w:rtl/>
-          <w:lang w:bidi="fa-IR"/>
-        </w:rPr>
-        <w:t>ی</w:t>
-      </w:r>
-      <w:r>
-        <w:rPr>
-          <w:rFonts w:cs="B Nazanin" w:hint="eastAsia"/>
-          <w:sz w:val="28"/>
-          <w:szCs w:val="28"/>
-          <w:rtl/>
-          <w:lang w:bidi="fa-IR"/>
-        </w:rPr>
-        <w:t>ش</w:t>
-      </w:r>
-      <w:r>
-        <w:rPr>
-          <w:rFonts w:cs="B Nazanin"/>
-          <w:sz w:val="28"/>
-          <w:szCs w:val="28"/>
-          <w:rtl/>
-          <w:lang w:bidi="fa-IR"/>
-        </w:rPr>
-        <w:t xml:space="preserve"> (مثلاً به ۰.۸) باعث م</w:t>
-      </w:r>
-      <w:r>
-        <w:rPr>
-          <w:rFonts w:cs="B Nazanin" w:hint="cs"/>
-          <w:sz w:val="28"/>
-          <w:szCs w:val="28"/>
-          <w:rtl/>
-          <w:lang w:bidi="fa-IR"/>
-        </w:rPr>
-        <w:t>ی‌</w:t>
-      </w:r>
-      <w:r>
-        <w:rPr>
-          <w:rFonts w:cs="B Nazanin" w:hint="eastAsia"/>
-          <w:sz w:val="28"/>
-          <w:szCs w:val="28"/>
-          <w:rtl/>
-          <w:lang w:bidi="fa-IR"/>
-        </w:rPr>
-        <w:t>شود</w:t>
-      </w:r>
-      <w:r>
-        <w:rPr>
-          <w:rFonts w:cs="B Nazanin"/>
-          <w:sz w:val="28"/>
-          <w:szCs w:val="28"/>
-          <w:rtl/>
-          <w:lang w:bidi="fa-IR"/>
-        </w:rPr>
-        <w:t xml:space="preserve"> الگور</w:t>
-      </w:r>
-      <w:r>
-        <w:rPr>
-          <w:rFonts w:cs="B Nazanin" w:hint="cs"/>
-          <w:sz w:val="28"/>
-          <w:szCs w:val="28"/>
-          <w:rtl/>
-          <w:lang w:bidi="fa-IR"/>
-        </w:rPr>
-        <w:t>ی</w:t>
-      </w:r>
-      <w:r>
-        <w:rPr>
-          <w:rFonts w:cs="B Nazanin" w:hint="eastAsia"/>
-          <w:sz w:val="28"/>
-          <w:szCs w:val="28"/>
-          <w:rtl/>
-          <w:lang w:bidi="fa-IR"/>
-        </w:rPr>
-        <w:t>تم</w:t>
-      </w:r>
-      <w:r>
-        <w:rPr>
-          <w:rFonts w:cs="B Nazanin"/>
-          <w:sz w:val="28"/>
-          <w:szCs w:val="28"/>
-          <w:rtl/>
-          <w:lang w:bidi="fa-IR"/>
-        </w:rPr>
-        <w:t xml:space="preserve"> تما</w:t>
-      </w:r>
-      <w:r>
-        <w:rPr>
-          <w:rFonts w:cs="B Nazanin" w:hint="cs"/>
-          <w:sz w:val="28"/>
-          <w:szCs w:val="28"/>
-          <w:rtl/>
-          <w:lang w:bidi="fa-IR"/>
-        </w:rPr>
-        <w:t>ی</w:t>
-      </w:r>
-      <w:r>
-        <w:rPr>
-          <w:rFonts w:cs="B Nazanin" w:hint="eastAsia"/>
-          <w:sz w:val="28"/>
-          <w:szCs w:val="28"/>
-          <w:rtl/>
-          <w:lang w:bidi="fa-IR"/>
-        </w:rPr>
-        <w:t>ل</w:t>
-      </w:r>
-      <w:r>
-        <w:rPr>
-          <w:rFonts w:cs="B Nazanin"/>
-          <w:sz w:val="28"/>
-          <w:szCs w:val="28"/>
-          <w:rtl/>
-          <w:lang w:bidi="fa-IR"/>
-        </w:rPr>
-        <w:t xml:space="preserve"> </w:t>
-      </w:r>
-      <w:r>
-        <w:rPr>
-          <w:rFonts w:cs="B Nazanin"/>
+          <w:sz w:val="28"/>
+          <w:szCs w:val="28"/>
+          <w:rtl/>
+          <w:lang w:bidi="fa-IR"/>
+        </w:rPr>
+      </w:pPr>
+      <w:r>
+        <w:rPr>
+          <w:rFonts w:cs="B Nazanin" w:hint="cs"/>
           <w:sz w:val="28"/>
           <w:szCs w:val="28"/>
           <w:rtl/>
           <w:lang w:bidi="fa-IR"/>
         </w:rPr>
         <w:lastRenderedPageBreak/>
-        <w:t>ب</w:t>
-      </w:r>
-      <w:r>
-        <w:rPr>
-          <w:rFonts w:cs="B Nazanin" w:hint="cs"/>
-          <w:sz w:val="28"/>
-          <w:szCs w:val="28"/>
-          <w:rtl/>
-          <w:lang w:bidi="fa-IR"/>
-        </w:rPr>
-        <w:t>ی</w:t>
-      </w:r>
-      <w:r>
-        <w:rPr>
-          <w:rFonts w:cs="B Nazanin" w:hint="eastAsia"/>
-          <w:sz w:val="28"/>
-          <w:szCs w:val="28"/>
-          <w:rtl/>
-          <w:lang w:bidi="fa-IR"/>
-        </w:rPr>
-        <w:t>شتر</w:t>
-      </w:r>
-      <w:r>
-        <w:rPr>
-          <w:rFonts w:cs="B Nazanin" w:hint="cs"/>
-          <w:sz w:val="28"/>
-          <w:szCs w:val="28"/>
-          <w:rtl/>
-          <w:lang w:bidi="fa-IR"/>
-        </w:rPr>
-        <w:t>ی</w:t>
-      </w:r>
-      <w:r>
-        <w:rPr>
-          <w:rFonts w:cs="B Nazanin"/>
-          <w:sz w:val="28"/>
-          <w:szCs w:val="28"/>
-          <w:rtl/>
-          <w:lang w:bidi="fa-IR"/>
-        </w:rPr>
-        <w:t xml:space="preserve"> به </w:t>
-      </w:r>
-      <w:r>
-        <w:rPr>
-          <w:rFonts w:cs="B Nazanin" w:hint="eastAsia"/>
-          <w:sz w:val="28"/>
-          <w:szCs w:val="28"/>
-          <w:rtl/>
-          <w:lang w:bidi="fa-IR"/>
-        </w:rPr>
-        <w:t>تنظ</w:t>
-      </w:r>
-      <w:r>
-        <w:rPr>
-          <w:rFonts w:cs="B Nazanin" w:hint="cs"/>
-          <w:sz w:val="28"/>
-          <w:szCs w:val="28"/>
-          <w:rtl/>
-          <w:lang w:bidi="fa-IR"/>
-        </w:rPr>
-        <w:t>ی</w:t>
-      </w:r>
-      <w:r>
-        <w:rPr>
-          <w:rFonts w:cs="B Nazanin" w:hint="eastAsia"/>
-          <w:sz w:val="28"/>
-          <w:szCs w:val="28"/>
-          <w:rtl/>
-          <w:lang w:bidi="fa-IR"/>
-        </w:rPr>
-        <w:t>م</w:t>
-      </w:r>
-      <w:r>
-        <w:rPr>
-          <w:rFonts w:cs="B Nazanin"/>
-          <w:sz w:val="28"/>
-          <w:szCs w:val="28"/>
-          <w:rtl/>
-          <w:lang w:bidi="fa-IR"/>
-        </w:rPr>
-        <w:t xml:space="preserve"> دما، رطوبت، نور و </w:t>
-      </w:r>
-      <w:r>
-        <w:rPr>
-          <w:rFonts w:cs="B Nazanin"/>
-          <w:sz w:val="28"/>
-          <w:szCs w:val="28"/>
-          <w:lang w:bidi="fa-IR"/>
-        </w:rPr>
-        <w:t>CO₂</w:t>
-      </w:r>
-      <w:r>
-        <w:rPr>
-          <w:rFonts w:cs="B Nazanin"/>
-          <w:sz w:val="28"/>
-          <w:szCs w:val="28"/>
-          <w:rtl/>
-          <w:lang w:bidi="fa-IR"/>
-        </w:rPr>
-        <w:t xml:space="preserve"> در محدوده ا</w:t>
-      </w:r>
-      <w:r>
-        <w:rPr>
-          <w:rFonts w:cs="B Nazanin" w:hint="cs"/>
-          <w:sz w:val="28"/>
-          <w:szCs w:val="28"/>
-          <w:rtl/>
-          <w:lang w:bidi="fa-IR"/>
-        </w:rPr>
-        <w:t>ی</w:t>
-      </w:r>
-      <w:r>
-        <w:rPr>
-          <w:rFonts w:cs="B Nazanin" w:hint="eastAsia"/>
-          <w:sz w:val="28"/>
-          <w:szCs w:val="28"/>
-          <w:rtl/>
-          <w:lang w:bidi="fa-IR"/>
-        </w:rPr>
-        <w:t>ده‌آل</w:t>
-      </w:r>
-      <w:r>
-        <w:rPr>
-          <w:rFonts w:cs="B Nazanin"/>
-          <w:sz w:val="28"/>
-          <w:szCs w:val="28"/>
-          <w:rtl/>
-          <w:lang w:bidi="fa-IR"/>
-        </w:rPr>
-        <w:t xml:space="preserve"> پ</w:t>
-      </w:r>
-      <w:r>
-        <w:rPr>
-          <w:rFonts w:cs="B Nazanin" w:hint="cs"/>
-          <w:sz w:val="28"/>
-          <w:szCs w:val="28"/>
-          <w:rtl/>
-          <w:lang w:bidi="fa-IR"/>
-        </w:rPr>
-        <w:t>ی</w:t>
-      </w:r>
-      <w:r>
-        <w:rPr>
-          <w:rFonts w:cs="B Nazanin" w:hint="eastAsia"/>
-          <w:sz w:val="28"/>
-          <w:szCs w:val="28"/>
-          <w:rtl/>
-          <w:lang w:bidi="fa-IR"/>
-        </w:rPr>
-        <w:t>دا</w:t>
-      </w:r>
-      <w:r>
-        <w:rPr>
-          <w:rFonts w:cs="B Nazanin"/>
-          <w:sz w:val="28"/>
-          <w:szCs w:val="28"/>
-          <w:rtl/>
-          <w:lang w:bidi="fa-IR"/>
-        </w:rPr>
-        <w:t xml:space="preserve"> کند، حت</w:t>
-      </w:r>
-      <w:r>
-        <w:rPr>
-          <w:rFonts w:cs="B Nazanin" w:hint="cs"/>
-          <w:sz w:val="28"/>
-          <w:szCs w:val="28"/>
-          <w:rtl/>
-          <w:lang w:bidi="fa-IR"/>
-        </w:rPr>
-        <w:t>ی</w:t>
-      </w:r>
-      <w:r>
-        <w:rPr>
-          <w:rFonts w:cs="B Nazanin"/>
-          <w:sz w:val="28"/>
-          <w:szCs w:val="28"/>
-          <w:rtl/>
-          <w:lang w:bidi="fa-IR"/>
-        </w:rPr>
-        <w:t xml:space="preserve"> اگر مصرف انرژ</w:t>
-      </w:r>
-      <w:r>
-        <w:rPr>
-          <w:rFonts w:cs="B Nazanin" w:hint="cs"/>
-          <w:sz w:val="28"/>
-          <w:szCs w:val="28"/>
-          <w:rtl/>
-          <w:lang w:bidi="fa-IR"/>
-        </w:rPr>
-        <w:t>ی</w:t>
-      </w:r>
-      <w:r>
-        <w:rPr>
-          <w:rFonts w:cs="B Nazanin"/>
-          <w:sz w:val="28"/>
-          <w:szCs w:val="28"/>
-          <w:rtl/>
-          <w:lang w:bidi="fa-IR"/>
-        </w:rPr>
-        <w:t xml:space="preserve"> افزا</w:t>
-      </w:r>
-      <w:r>
-        <w:rPr>
-          <w:rFonts w:cs="B Nazanin" w:hint="cs"/>
-          <w:sz w:val="28"/>
-          <w:szCs w:val="28"/>
-          <w:rtl/>
-          <w:lang w:bidi="fa-IR"/>
-        </w:rPr>
-        <w:t>ی</w:t>
-      </w:r>
-      <w:r>
-        <w:rPr>
-          <w:rFonts w:cs="B Nazanin" w:hint="eastAsia"/>
-          <w:sz w:val="28"/>
-          <w:szCs w:val="28"/>
-          <w:rtl/>
-          <w:lang w:bidi="fa-IR"/>
-        </w:rPr>
-        <w:t>ش</w:t>
-      </w:r>
-      <w:r>
-        <w:rPr>
-          <w:rFonts w:cs="B Nazanin"/>
-          <w:sz w:val="28"/>
-          <w:szCs w:val="28"/>
-          <w:rtl/>
-          <w:lang w:bidi="fa-IR"/>
-        </w:rPr>
-        <w:t xml:space="preserve"> </w:t>
-      </w:r>
-      <w:r>
-        <w:rPr>
-          <w:rFonts w:cs="B Nazanin" w:hint="cs"/>
-          <w:sz w:val="28"/>
-          <w:szCs w:val="28"/>
-          <w:rtl/>
-          <w:lang w:bidi="fa-IR"/>
-        </w:rPr>
-        <w:t>ی</w:t>
-      </w:r>
-      <w:r>
-        <w:rPr>
-          <w:rFonts w:cs="B Nazanin" w:hint="eastAsia"/>
-          <w:sz w:val="28"/>
-          <w:szCs w:val="28"/>
-          <w:rtl/>
-          <w:lang w:bidi="fa-IR"/>
-        </w:rPr>
-        <w:t>ابد</w:t>
-      </w:r>
-      <w:r>
-        <w:rPr>
-          <w:rFonts w:cs="B Nazanin"/>
-          <w:sz w:val="28"/>
-          <w:szCs w:val="28"/>
-          <w:rtl/>
-          <w:lang w:bidi="fa-IR"/>
-        </w:rPr>
-        <w:t>. برعکس، افزا</w:t>
-      </w:r>
-      <w:r>
-        <w:rPr>
-          <w:rFonts w:cs="B Nazanin" w:hint="cs"/>
-          <w:sz w:val="28"/>
-          <w:szCs w:val="28"/>
-          <w:rtl/>
-          <w:lang w:bidi="fa-IR"/>
-        </w:rPr>
-        <w:t>ی</w:t>
-      </w:r>
-      <w:r>
-        <w:rPr>
-          <w:rFonts w:cs="B Nazanin" w:hint="eastAsia"/>
-          <w:sz w:val="28"/>
-          <w:szCs w:val="28"/>
-          <w:rtl/>
-          <w:lang w:bidi="fa-IR"/>
-        </w:rPr>
-        <w:t>ش</w:t>
-      </w:r>
-      <w:r>
-        <w:rPr>
-          <w:rFonts w:cs="B Nazanin"/>
-          <w:sz w:val="28"/>
-          <w:szCs w:val="28"/>
-          <w:rtl/>
-          <w:lang w:bidi="fa-IR"/>
-        </w:rPr>
-        <w:t xml:space="preserve"> وزن انرژ</w:t>
-      </w:r>
-      <w:r>
-        <w:rPr>
-          <w:rFonts w:cs="B Nazanin" w:hint="cs"/>
-          <w:sz w:val="28"/>
-          <w:szCs w:val="28"/>
-          <w:rtl/>
-          <w:lang w:bidi="fa-IR"/>
-        </w:rPr>
-        <w:t>ی</w:t>
-      </w:r>
-      <w:r>
-        <w:rPr>
-          <w:rFonts w:cs="B Nazanin"/>
-          <w:sz w:val="28"/>
-          <w:szCs w:val="28"/>
-          <w:rtl/>
-          <w:lang w:bidi="fa-IR"/>
-        </w:rPr>
-        <w:t xml:space="preserve"> باعث م</w:t>
-      </w:r>
-      <w:r>
-        <w:rPr>
-          <w:rFonts w:cs="B Nazanin" w:hint="cs"/>
-          <w:sz w:val="28"/>
-          <w:szCs w:val="28"/>
-          <w:rtl/>
-          <w:lang w:bidi="fa-IR"/>
-        </w:rPr>
-        <w:t>ی‌</w:t>
-      </w:r>
-      <w:r>
-        <w:rPr>
-          <w:rFonts w:cs="B Nazanin" w:hint="eastAsia"/>
-          <w:sz w:val="28"/>
-          <w:szCs w:val="28"/>
-          <w:rtl/>
-          <w:lang w:bidi="fa-IR"/>
-        </w:rPr>
-        <w:t>شود</w:t>
-      </w:r>
-      <w:r>
-        <w:rPr>
-          <w:rFonts w:cs="B Nazanin"/>
-          <w:sz w:val="28"/>
-          <w:szCs w:val="28"/>
-          <w:rtl/>
-          <w:lang w:bidi="fa-IR"/>
-        </w:rPr>
-        <w:t xml:space="preserve"> مقاد</w:t>
-      </w:r>
-      <w:r>
-        <w:rPr>
-          <w:rFonts w:cs="B Nazanin" w:hint="cs"/>
-          <w:sz w:val="28"/>
-          <w:szCs w:val="28"/>
-          <w:rtl/>
-          <w:lang w:bidi="fa-IR"/>
-        </w:rPr>
-        <w:t>ی</w:t>
-      </w:r>
-      <w:r>
-        <w:rPr>
-          <w:rFonts w:cs="B Nazanin" w:hint="eastAsia"/>
-          <w:sz w:val="28"/>
-          <w:szCs w:val="28"/>
-          <w:rtl/>
-          <w:lang w:bidi="fa-IR"/>
-        </w:rPr>
-        <w:t>ر</w:t>
-      </w:r>
-      <w:r>
-        <w:rPr>
-          <w:rFonts w:cs="B Nazanin"/>
-          <w:sz w:val="28"/>
-          <w:szCs w:val="28"/>
-          <w:rtl/>
-          <w:lang w:bidi="fa-IR"/>
-        </w:rPr>
-        <w:t xml:space="preserve"> </w:t>
-      </w:r>
-      <w:proofErr w:type="spellStart"/>
-      <w:r>
-        <w:rPr>
-          <w:rFonts w:cs="B Nazanin"/>
-          <w:sz w:val="28"/>
-          <w:szCs w:val="28"/>
-          <w:lang w:bidi="fa-IR"/>
-        </w:rPr>
-        <w:t>T_in</w:t>
-      </w:r>
-      <w:proofErr w:type="spellEnd"/>
-      <w:r>
-        <w:rPr>
-          <w:rFonts w:cs="B Nazanin"/>
-          <w:sz w:val="28"/>
-          <w:szCs w:val="28"/>
-          <w:rtl/>
-          <w:lang w:bidi="fa-IR"/>
-        </w:rPr>
-        <w:t xml:space="preserve"> به </w:t>
-      </w:r>
-      <w:proofErr w:type="spellStart"/>
-      <w:r>
-        <w:rPr>
-          <w:rFonts w:cs="B Nazanin"/>
-          <w:sz w:val="28"/>
-          <w:szCs w:val="28"/>
-          <w:lang w:bidi="fa-IR"/>
-        </w:rPr>
-        <w:t>T_out</w:t>
-      </w:r>
-      <w:proofErr w:type="spellEnd"/>
-      <w:r>
-        <w:rPr>
-          <w:rFonts w:cs="B Nazanin"/>
-          <w:sz w:val="28"/>
-          <w:szCs w:val="28"/>
-          <w:rtl/>
-          <w:lang w:bidi="fa-IR"/>
-        </w:rPr>
-        <w:t xml:space="preserve"> نزد</w:t>
-      </w:r>
-      <w:r>
-        <w:rPr>
-          <w:rFonts w:cs="B Nazanin" w:hint="cs"/>
-          <w:sz w:val="28"/>
-          <w:szCs w:val="28"/>
-          <w:rtl/>
-          <w:lang w:bidi="fa-IR"/>
-        </w:rPr>
-        <w:t>ی</w:t>
-      </w:r>
-      <w:r>
-        <w:rPr>
-          <w:rFonts w:cs="B Nazanin" w:hint="eastAsia"/>
-          <w:sz w:val="28"/>
-          <w:szCs w:val="28"/>
-          <w:rtl/>
-          <w:lang w:bidi="fa-IR"/>
-        </w:rPr>
-        <w:t>ک‌تر</w:t>
-      </w:r>
-      <w:r>
-        <w:rPr>
-          <w:rFonts w:cs="B Nazanin"/>
-          <w:sz w:val="28"/>
-          <w:szCs w:val="28"/>
-          <w:rtl/>
-          <w:lang w:bidi="fa-IR"/>
-        </w:rPr>
-        <w:t xml:space="preserve"> شده و نور مصنوع</w:t>
-      </w:r>
-      <w:r>
-        <w:rPr>
-          <w:rFonts w:cs="B Nazanin" w:hint="cs"/>
-          <w:sz w:val="28"/>
-          <w:szCs w:val="28"/>
-          <w:rtl/>
-          <w:lang w:bidi="fa-IR"/>
-        </w:rPr>
-        <w:t>ی</w:t>
-      </w:r>
-      <w:r>
-        <w:rPr>
-          <w:rFonts w:cs="B Nazanin"/>
-          <w:sz w:val="28"/>
-          <w:szCs w:val="28"/>
-          <w:rtl/>
-          <w:lang w:bidi="fa-IR"/>
-        </w:rPr>
-        <w:t xml:space="preserve"> کاهش </w:t>
-      </w:r>
-      <w:r>
-        <w:rPr>
-          <w:rFonts w:cs="B Nazanin" w:hint="cs"/>
-          <w:sz w:val="28"/>
-          <w:szCs w:val="28"/>
-          <w:rtl/>
-          <w:lang w:bidi="fa-IR"/>
-        </w:rPr>
-        <w:t>ی</w:t>
-      </w:r>
-      <w:r>
-        <w:rPr>
-          <w:rFonts w:cs="B Nazanin" w:hint="eastAsia"/>
-          <w:sz w:val="28"/>
-          <w:szCs w:val="28"/>
-          <w:rtl/>
-          <w:lang w:bidi="fa-IR"/>
-        </w:rPr>
-        <w:t>ابد</w:t>
-      </w:r>
-      <w:r>
-        <w:rPr>
-          <w:rFonts w:cs="B Nazanin"/>
-          <w:sz w:val="28"/>
-          <w:szCs w:val="28"/>
-          <w:rtl/>
-          <w:lang w:bidi="fa-IR"/>
-        </w:rPr>
-        <w:t xml:space="preserve">. </w:t>
-      </w:r>
-    </w:p>
-    <w:p>
-      <w:pPr>
-        <w:rPr>
-          <w:rFonts w:cs="B Nazanin"/>
-          <w:b/>
-          <w:bCs/>
-          <w:sz w:val="28"/>
-          <w:szCs w:val="28"/>
-          <w:rtl/>
-          <w:lang w:bidi="fa-IR"/>
-        </w:rPr>
-      </w:pPr>
-      <w:r>
-        <w:rPr>
-          <w:rFonts w:cs="B Nazanin"/>
-          <w:b/>
-          <w:bCs/>
-          <w:sz w:val="28"/>
-          <w:szCs w:val="28"/>
-          <w:rtl/>
-          <w:lang w:bidi="fa-IR"/>
-        </w:rPr>
-        <w:t xml:space="preserve">۳. کدام پارامتر </w:t>
-      </w:r>
-      <w:r>
-        <w:rPr>
-          <w:rFonts w:cs="B Nazanin"/>
-          <w:b/>
-          <w:bCs/>
-          <w:sz w:val="28"/>
-          <w:szCs w:val="28"/>
-          <w:lang w:bidi="fa-IR"/>
-        </w:rPr>
-        <w:t>GA</w:t>
-      </w:r>
-      <w:r>
-        <w:rPr>
-          <w:rFonts w:cs="B Nazanin"/>
-          <w:b/>
-          <w:bCs/>
-          <w:sz w:val="28"/>
-          <w:szCs w:val="28"/>
-          <w:rtl/>
-          <w:lang w:bidi="fa-IR"/>
-        </w:rPr>
-        <w:t xml:space="preserve"> ب</w:t>
-      </w:r>
-      <w:r>
-        <w:rPr>
-          <w:rFonts w:cs="B Nazanin" w:hint="cs"/>
-          <w:b/>
-          <w:bCs/>
-          <w:sz w:val="28"/>
-          <w:szCs w:val="28"/>
-          <w:rtl/>
-          <w:lang w:bidi="fa-IR"/>
-        </w:rPr>
-        <w:t>ی</w:t>
-      </w:r>
-      <w:r>
-        <w:rPr>
-          <w:rFonts w:cs="B Nazanin" w:hint="eastAsia"/>
-          <w:b/>
-          <w:bCs/>
-          <w:sz w:val="28"/>
-          <w:szCs w:val="28"/>
-          <w:rtl/>
-          <w:lang w:bidi="fa-IR"/>
-        </w:rPr>
-        <w:t>شتر</w:t>
-      </w:r>
-      <w:r>
-        <w:rPr>
-          <w:rFonts w:cs="B Nazanin" w:hint="cs"/>
-          <w:b/>
-          <w:bCs/>
-          <w:sz w:val="28"/>
-          <w:szCs w:val="28"/>
-          <w:rtl/>
-          <w:lang w:bidi="fa-IR"/>
-        </w:rPr>
-        <w:t>ی</w:t>
-      </w:r>
-      <w:r>
-        <w:rPr>
-          <w:rFonts w:cs="B Nazanin" w:hint="eastAsia"/>
-          <w:b/>
-          <w:bCs/>
-          <w:sz w:val="28"/>
-          <w:szCs w:val="28"/>
-          <w:rtl/>
-          <w:lang w:bidi="fa-IR"/>
-        </w:rPr>
-        <w:t>ن</w:t>
-      </w:r>
-      <w:r>
-        <w:rPr>
-          <w:rFonts w:cs="B Nazanin"/>
-          <w:b/>
-          <w:bCs/>
-          <w:sz w:val="28"/>
-          <w:szCs w:val="28"/>
-          <w:rtl/>
-          <w:lang w:bidi="fa-IR"/>
-        </w:rPr>
-        <w:t xml:space="preserve"> اثر را داشت؟</w:t>
-      </w:r>
-    </w:p>
-    <w:p>
-      <w:pPr>
-        <w:rPr>
-          <w:rFonts w:cs="B Nazanin"/>
-          <w:sz w:val="28"/>
-          <w:szCs w:val="28"/>
-          <w:rtl/>
-          <w:lang w:bidi="fa-IR"/>
-        </w:rPr>
-      </w:pPr>
-      <w:r>
-        <w:rPr>
-          <w:rFonts w:cs="B Nazanin"/>
-          <w:sz w:val="28"/>
-          <w:szCs w:val="28"/>
-          <w:rtl/>
-          <w:lang w:bidi="fa-IR"/>
-        </w:rPr>
-        <w:t xml:space="preserve"> روش انتخاب (</w:t>
-      </w:r>
-      <w:r>
-        <w:rPr>
-          <w:rFonts w:cs="B Nazanin"/>
-          <w:sz w:val="28"/>
-          <w:szCs w:val="28"/>
-          <w:lang w:bidi="fa-IR"/>
-        </w:rPr>
-        <w:t>Selection method</w:t>
-      </w:r>
-      <w:r>
-        <w:rPr>
-          <w:rFonts w:cs="B Nazanin"/>
-          <w:sz w:val="28"/>
-          <w:szCs w:val="28"/>
-          <w:rtl/>
-          <w:lang w:bidi="fa-IR"/>
-        </w:rPr>
-        <w:t xml:space="preserve">) </w:t>
-      </w:r>
-      <w:r>
-        <w:rPr>
-          <w:rFonts w:cs="B Nazanin" w:hint="cs"/>
-          <w:sz w:val="28"/>
-          <w:szCs w:val="28"/>
-          <w:rtl/>
-          <w:lang w:bidi="fa-IR"/>
-        </w:rPr>
-        <w:t>بی</w:t>
-      </w:r>
-      <w:r>
-        <w:rPr>
-          <w:rFonts w:cs="B Nazanin" w:hint="eastAsia"/>
-          <w:sz w:val="28"/>
-          <w:szCs w:val="28"/>
-          <w:rtl/>
-          <w:lang w:bidi="fa-IR"/>
-        </w:rPr>
-        <w:t>شتر</w:t>
-      </w:r>
-      <w:r>
-        <w:rPr>
-          <w:rFonts w:cs="B Nazanin" w:hint="cs"/>
-          <w:sz w:val="28"/>
-          <w:szCs w:val="28"/>
-          <w:rtl/>
-          <w:lang w:bidi="fa-IR"/>
-        </w:rPr>
-        <w:t>ی</w:t>
-      </w:r>
-      <w:r>
-        <w:rPr>
-          <w:rFonts w:cs="B Nazanin" w:hint="eastAsia"/>
-          <w:sz w:val="28"/>
-          <w:szCs w:val="28"/>
-          <w:rtl/>
-          <w:lang w:bidi="fa-IR"/>
-        </w:rPr>
-        <w:t>ن</w:t>
-      </w:r>
-      <w:r>
-        <w:rPr>
-          <w:rFonts w:cs="B Nazanin"/>
-          <w:sz w:val="28"/>
-          <w:szCs w:val="28"/>
-          <w:rtl/>
-          <w:lang w:bidi="fa-IR"/>
-        </w:rPr>
-        <w:t xml:space="preserve"> اثر را داشت.</w:t>
-      </w:r>
-      <w:r>
-        <w:rPr>
-          <w:rFonts w:cs="B Nazanin" w:hint="cs"/>
-          <w:sz w:val="28"/>
-          <w:szCs w:val="28"/>
-          <w:rtl/>
-          <w:lang w:bidi="fa-IR"/>
-        </w:rPr>
-        <w:t xml:space="preserve"> طبق نتایج مشاهده شده متوجه شدیم که</w:t>
-      </w:r>
-      <w:r>
-        <w:rPr>
-          <w:rFonts w:cs="B Nazanin"/>
-          <w:sz w:val="28"/>
-          <w:szCs w:val="28"/>
-          <w:rtl/>
-          <w:lang w:bidi="fa-IR"/>
-        </w:rPr>
-        <w:t xml:space="preserve"> انتخاب تورنومنت (با اندازه ۳) فشار انتخاب</w:t>
-      </w:r>
-      <w:r>
-        <w:rPr>
-          <w:rFonts w:cs="B Nazanin" w:hint="cs"/>
-          <w:sz w:val="28"/>
-          <w:szCs w:val="28"/>
-          <w:rtl/>
-          <w:lang w:bidi="fa-IR"/>
-        </w:rPr>
-        <w:t>ی</w:t>
-      </w:r>
-      <w:r>
-        <w:rPr>
-          <w:rFonts w:cs="B Nazanin"/>
-          <w:sz w:val="28"/>
-          <w:szCs w:val="28"/>
-          <w:rtl/>
-          <w:lang w:bidi="fa-IR"/>
-        </w:rPr>
-        <w:t xml:space="preserve"> بالا</w:t>
-      </w:r>
-      <w:r>
-        <w:rPr>
-          <w:rFonts w:cs="B Nazanin" w:hint="cs"/>
-          <w:sz w:val="28"/>
-          <w:szCs w:val="28"/>
-          <w:rtl/>
-          <w:lang w:bidi="fa-IR"/>
-        </w:rPr>
-        <w:t>یی</w:t>
-      </w:r>
-      <w:r>
-        <w:rPr>
-          <w:rFonts w:cs="B Nazanin"/>
-          <w:sz w:val="28"/>
-          <w:szCs w:val="28"/>
-          <w:rtl/>
-          <w:lang w:bidi="fa-IR"/>
-        </w:rPr>
-        <w:t xml:space="preserve"> ا</w:t>
-      </w:r>
-      <w:r>
-        <w:rPr>
-          <w:rFonts w:cs="B Nazanin" w:hint="cs"/>
-          <w:sz w:val="28"/>
-          <w:szCs w:val="28"/>
-          <w:rtl/>
-          <w:lang w:bidi="fa-IR"/>
-        </w:rPr>
-        <w:t>ی</w:t>
-      </w:r>
-      <w:r>
-        <w:rPr>
-          <w:rFonts w:cs="B Nazanin" w:hint="eastAsia"/>
-          <w:sz w:val="28"/>
-          <w:szCs w:val="28"/>
-          <w:rtl/>
-          <w:lang w:bidi="fa-IR"/>
-        </w:rPr>
-        <w:t>جاد</w:t>
-      </w:r>
-      <w:r>
-        <w:rPr>
-          <w:rFonts w:cs="B Nazanin"/>
-          <w:sz w:val="28"/>
-          <w:szCs w:val="28"/>
-          <w:rtl/>
-          <w:lang w:bidi="fa-IR"/>
-        </w:rPr>
-        <w:t xml:space="preserve"> کرد و به همگرا</w:t>
-      </w:r>
-      <w:r>
-        <w:rPr>
-          <w:rFonts w:cs="B Nazanin" w:hint="cs"/>
-          <w:sz w:val="28"/>
-          <w:szCs w:val="28"/>
-          <w:rtl/>
-          <w:lang w:bidi="fa-IR"/>
-        </w:rPr>
-        <w:t>یی</w:t>
-      </w:r>
-      <w:r>
-        <w:rPr>
-          <w:rFonts w:cs="B Nazanin"/>
-          <w:sz w:val="28"/>
-          <w:szCs w:val="28"/>
-          <w:rtl/>
-          <w:lang w:bidi="fa-IR"/>
-        </w:rPr>
-        <w:t xml:space="preserve"> سر</w:t>
-      </w:r>
-      <w:r>
-        <w:rPr>
-          <w:rFonts w:cs="B Nazanin" w:hint="cs"/>
-          <w:sz w:val="28"/>
-          <w:szCs w:val="28"/>
-          <w:rtl/>
-          <w:lang w:bidi="fa-IR"/>
-        </w:rPr>
-        <w:t>ی</w:t>
-      </w:r>
-      <w:r>
-        <w:rPr>
-          <w:rFonts w:cs="B Nazanin" w:hint="eastAsia"/>
-          <w:sz w:val="28"/>
-          <w:szCs w:val="28"/>
-          <w:rtl/>
-          <w:lang w:bidi="fa-IR"/>
-        </w:rPr>
-        <w:t>ع‌تر</w:t>
-      </w:r>
-      <w:r>
-        <w:rPr>
-          <w:rFonts w:cs="B Nazanin"/>
-          <w:sz w:val="28"/>
-          <w:szCs w:val="28"/>
-          <w:rtl/>
-          <w:lang w:bidi="fa-IR"/>
-        </w:rPr>
-        <w:t xml:space="preserve"> و مقاد</w:t>
-      </w:r>
-      <w:r>
-        <w:rPr>
-          <w:rFonts w:cs="B Nazanin" w:hint="cs"/>
-          <w:sz w:val="28"/>
-          <w:szCs w:val="28"/>
-          <w:rtl/>
-          <w:lang w:bidi="fa-IR"/>
-        </w:rPr>
-        <w:t>ی</w:t>
-      </w:r>
-      <w:r>
-        <w:rPr>
-          <w:rFonts w:cs="B Nazanin" w:hint="eastAsia"/>
-          <w:sz w:val="28"/>
-          <w:szCs w:val="28"/>
-          <w:rtl/>
-          <w:lang w:bidi="fa-IR"/>
-        </w:rPr>
-        <w:t>ر</w:t>
-      </w:r>
-      <w:r>
-        <w:rPr>
-          <w:rFonts w:cs="B Nazanin"/>
-          <w:sz w:val="28"/>
-          <w:szCs w:val="28"/>
-          <w:rtl/>
-          <w:lang w:bidi="fa-IR"/>
-        </w:rPr>
-        <w:t xml:space="preserve"> ف</w:t>
-      </w:r>
-      <w:r>
-        <w:rPr>
-          <w:rFonts w:cs="B Nazanin" w:hint="cs"/>
-          <w:sz w:val="28"/>
-          <w:szCs w:val="28"/>
-          <w:rtl/>
-          <w:lang w:bidi="fa-IR"/>
-        </w:rPr>
-        <w:t>ی</w:t>
-      </w:r>
-      <w:r>
-        <w:rPr>
-          <w:rFonts w:cs="B Nazanin" w:hint="eastAsia"/>
-          <w:sz w:val="28"/>
-          <w:szCs w:val="28"/>
-          <w:rtl/>
-          <w:lang w:bidi="fa-IR"/>
-        </w:rPr>
-        <w:t>تنس</w:t>
-      </w:r>
-      <w:r>
-        <w:rPr>
-          <w:rFonts w:cs="B Nazanin"/>
-          <w:sz w:val="28"/>
-          <w:szCs w:val="28"/>
-          <w:rtl/>
-          <w:lang w:bidi="fa-IR"/>
-        </w:rPr>
-        <w:t xml:space="preserve"> منجر شد.</w:t>
-      </w:r>
-      <w:r>
-        <w:rPr>
-          <w:rFonts w:cs="B Nazanin" w:hint="cs"/>
-          <w:sz w:val="28"/>
-          <w:szCs w:val="28"/>
-          <w:rtl/>
-          <w:lang w:bidi="fa-IR"/>
-        </w:rPr>
-        <w:t xml:space="preserve"> ولی</w:t>
-      </w:r>
-      <w:r>
-        <w:rPr>
-          <w:rFonts w:cs="B Nazanin"/>
-          <w:sz w:val="28"/>
-          <w:szCs w:val="28"/>
-          <w:rtl/>
-          <w:lang w:bidi="fa-IR"/>
-        </w:rPr>
-        <w:t xml:space="preserve"> انتخاب چرخ رولت به دل</w:t>
-      </w:r>
-      <w:r>
-        <w:rPr>
-          <w:rFonts w:cs="B Nazanin" w:hint="cs"/>
-          <w:sz w:val="28"/>
-          <w:szCs w:val="28"/>
-          <w:rtl/>
-          <w:lang w:bidi="fa-IR"/>
-        </w:rPr>
-        <w:t>ی</w:t>
-      </w:r>
-      <w:r>
-        <w:rPr>
-          <w:rFonts w:cs="B Nazanin" w:hint="eastAsia"/>
-          <w:sz w:val="28"/>
-          <w:szCs w:val="28"/>
-          <w:rtl/>
-          <w:lang w:bidi="fa-IR"/>
-        </w:rPr>
-        <w:t>ل</w:t>
-      </w:r>
-      <w:r>
-        <w:rPr>
-          <w:rFonts w:cs="B Nazanin"/>
-          <w:sz w:val="28"/>
-          <w:szCs w:val="28"/>
-          <w:rtl/>
-          <w:lang w:bidi="fa-IR"/>
-        </w:rPr>
-        <w:t xml:space="preserve"> فشار انتخاب</w:t>
-      </w:r>
-      <w:r>
-        <w:rPr>
-          <w:rFonts w:cs="B Nazanin" w:hint="cs"/>
-          <w:sz w:val="28"/>
-          <w:szCs w:val="28"/>
-          <w:rtl/>
-          <w:lang w:bidi="fa-IR"/>
-        </w:rPr>
-        <w:t>ی</w:t>
-      </w:r>
-      <w:r>
-        <w:rPr>
-          <w:rFonts w:cs="B Nazanin"/>
-          <w:sz w:val="28"/>
-          <w:szCs w:val="28"/>
-          <w:rtl/>
-          <w:lang w:bidi="fa-IR"/>
-        </w:rPr>
-        <w:t xml:space="preserve"> کمتر، باعث شد الگور</w:t>
-      </w:r>
-      <w:r>
-        <w:rPr>
-          <w:rFonts w:cs="B Nazanin" w:hint="cs"/>
-          <w:sz w:val="28"/>
-          <w:szCs w:val="28"/>
-          <w:rtl/>
-          <w:lang w:bidi="fa-IR"/>
-        </w:rPr>
-        <w:t>ی</w:t>
-      </w:r>
-      <w:r>
-        <w:rPr>
-          <w:rFonts w:cs="B Nazanin" w:hint="eastAsia"/>
-          <w:sz w:val="28"/>
-          <w:szCs w:val="28"/>
-          <w:rtl/>
-          <w:lang w:bidi="fa-IR"/>
-        </w:rPr>
-        <w:t>تم</w:t>
-      </w:r>
-      <w:r>
-        <w:rPr>
-          <w:rFonts w:cs="B Nazanin"/>
-          <w:sz w:val="28"/>
-          <w:szCs w:val="28"/>
-          <w:rtl/>
-          <w:lang w:bidi="fa-IR"/>
-        </w:rPr>
-        <w:t xml:space="preserve"> د</w:t>
-      </w:r>
-      <w:r>
-        <w:rPr>
-          <w:rFonts w:cs="B Nazanin" w:hint="cs"/>
-          <w:sz w:val="28"/>
-          <w:szCs w:val="28"/>
-          <w:rtl/>
-          <w:lang w:bidi="fa-IR"/>
-        </w:rPr>
-        <w:t>ی</w:t>
-      </w:r>
-      <w:r>
-        <w:rPr>
-          <w:rFonts w:cs="B Nazanin" w:hint="eastAsia"/>
-          <w:sz w:val="28"/>
-          <w:szCs w:val="28"/>
-          <w:rtl/>
-          <w:lang w:bidi="fa-IR"/>
-        </w:rPr>
-        <w:t>رتر</w:t>
-      </w:r>
-      <w:r>
-        <w:rPr>
-          <w:rFonts w:cs="B Nazanin"/>
-          <w:sz w:val="28"/>
-          <w:szCs w:val="28"/>
-          <w:rtl/>
-          <w:lang w:bidi="fa-IR"/>
-        </w:rPr>
-        <w:t xml:space="preserve"> همگرا شود و گاه</w:t>
-      </w:r>
-      <w:r>
-        <w:rPr>
-          <w:rFonts w:cs="B Nazanin" w:hint="cs"/>
-          <w:sz w:val="28"/>
-          <w:szCs w:val="28"/>
-          <w:rtl/>
-          <w:lang w:bidi="fa-IR"/>
-        </w:rPr>
-        <w:t>ی</w:t>
-      </w:r>
-      <w:r>
-        <w:rPr>
-          <w:rFonts w:cs="B Nazanin"/>
-          <w:sz w:val="28"/>
-          <w:szCs w:val="28"/>
-          <w:rtl/>
-          <w:lang w:bidi="fa-IR"/>
-        </w:rPr>
-        <w:t xml:space="preserve"> در به</w:t>
-      </w:r>
-      <w:r>
-        <w:rPr>
-          <w:rFonts w:cs="B Nazanin" w:hint="cs"/>
-          <w:sz w:val="28"/>
-          <w:szCs w:val="28"/>
-          <w:rtl/>
-          <w:lang w:bidi="fa-IR"/>
-        </w:rPr>
-        <w:t>ی</w:t>
-      </w:r>
-      <w:r>
-        <w:rPr>
-          <w:rFonts w:cs="B Nazanin" w:hint="eastAsia"/>
-          <w:sz w:val="28"/>
-          <w:szCs w:val="28"/>
-          <w:rtl/>
-          <w:lang w:bidi="fa-IR"/>
-        </w:rPr>
-        <w:t>نه</w:t>
-      </w:r>
-      <w:r>
-        <w:rPr>
-          <w:rFonts w:cs="B Nazanin"/>
-          <w:sz w:val="28"/>
-          <w:szCs w:val="28"/>
-          <w:rtl/>
-          <w:lang w:bidi="fa-IR"/>
-        </w:rPr>
-        <w:t xml:space="preserve"> محل</w:t>
-      </w:r>
-      <w:r>
-        <w:rPr>
-          <w:rFonts w:cs="B Nazanin" w:hint="cs"/>
-          <w:sz w:val="28"/>
-          <w:szCs w:val="28"/>
-          <w:rtl/>
-          <w:lang w:bidi="fa-IR"/>
-        </w:rPr>
-        <w:t>ی</w:t>
-      </w:r>
-      <w:r>
-        <w:rPr>
-          <w:rFonts w:cs="B Nazanin"/>
-          <w:sz w:val="28"/>
-          <w:szCs w:val="28"/>
-          <w:rtl/>
-          <w:lang w:bidi="fa-IR"/>
-        </w:rPr>
-        <w:t xml:space="preserve"> گ</w:t>
-      </w:r>
-      <w:r>
-        <w:rPr>
-          <w:rFonts w:cs="B Nazanin" w:hint="cs"/>
-          <w:sz w:val="28"/>
-          <w:szCs w:val="28"/>
-          <w:rtl/>
-          <w:lang w:bidi="fa-IR"/>
-        </w:rPr>
-        <w:t>ی</w:t>
-      </w:r>
-      <w:r>
-        <w:rPr>
-          <w:rFonts w:cs="B Nazanin" w:hint="eastAsia"/>
-          <w:sz w:val="28"/>
-          <w:szCs w:val="28"/>
-          <w:rtl/>
-          <w:lang w:bidi="fa-IR"/>
-        </w:rPr>
-        <w:t>ر</w:t>
-      </w:r>
-      <w:r>
-        <w:rPr>
-          <w:rFonts w:cs="B Nazanin"/>
-          <w:sz w:val="28"/>
-          <w:szCs w:val="28"/>
-          <w:rtl/>
-          <w:lang w:bidi="fa-IR"/>
-        </w:rPr>
-        <w:t xml:space="preserve"> کند (به خصوص در ترک</w:t>
-      </w:r>
-      <w:r>
-        <w:rPr>
-          <w:rFonts w:cs="B Nazanin" w:hint="cs"/>
-          <w:sz w:val="28"/>
-          <w:szCs w:val="28"/>
-          <w:rtl/>
-          <w:lang w:bidi="fa-IR"/>
-        </w:rPr>
-        <w:t>ی</w:t>
-      </w:r>
-      <w:r>
-        <w:rPr>
-          <w:rFonts w:cs="B Nazanin" w:hint="eastAsia"/>
-          <w:sz w:val="28"/>
-          <w:szCs w:val="28"/>
-          <w:rtl/>
-          <w:lang w:bidi="fa-IR"/>
-        </w:rPr>
-        <w:t>ب</w:t>
-      </w:r>
-      <w:r>
-        <w:rPr>
-          <w:rFonts w:cs="B Nazanin"/>
-          <w:sz w:val="28"/>
-          <w:szCs w:val="28"/>
-          <w:rtl/>
-          <w:lang w:bidi="fa-IR"/>
-        </w:rPr>
-        <w:t xml:space="preserve"> با تقاطع </w:t>
-      </w:r>
-      <w:r>
-        <w:rPr>
-          <w:rFonts w:cs="B Nazanin" w:hint="cs"/>
-          <w:sz w:val="28"/>
-          <w:szCs w:val="28"/>
-          <w:rtl/>
-          <w:lang w:bidi="fa-IR"/>
-        </w:rPr>
-        <w:t>ی</w:t>
-      </w:r>
-      <w:r>
-        <w:rPr>
-          <w:rFonts w:cs="B Nazanin" w:hint="eastAsia"/>
-          <w:sz w:val="28"/>
-          <w:szCs w:val="28"/>
-          <w:rtl/>
-          <w:lang w:bidi="fa-IR"/>
-        </w:rPr>
-        <w:t>کنواخت</w:t>
-      </w:r>
-      <w:r>
-        <w:rPr>
-          <w:rFonts w:cs="B Nazanin"/>
-          <w:sz w:val="28"/>
-          <w:szCs w:val="28"/>
-          <w:rtl/>
-          <w:lang w:bidi="fa-IR"/>
-        </w:rPr>
-        <w:t xml:space="preserve"> و نرخ جهش پا</w:t>
-      </w:r>
-      <w:r>
-        <w:rPr>
-          <w:rFonts w:cs="B Nazanin" w:hint="cs"/>
-          <w:sz w:val="28"/>
-          <w:szCs w:val="28"/>
-          <w:rtl/>
-          <w:lang w:bidi="fa-IR"/>
-        </w:rPr>
-        <w:t>یی</w:t>
-      </w:r>
-      <w:r>
-        <w:rPr>
-          <w:rFonts w:cs="B Nazanin" w:hint="eastAsia"/>
-          <w:sz w:val="28"/>
-          <w:szCs w:val="28"/>
-          <w:rtl/>
-          <w:lang w:bidi="fa-IR"/>
-        </w:rPr>
-        <w:t>ن</w:t>
-      </w:r>
-      <w:r>
-        <w:rPr>
-          <w:rFonts w:cs="B Nazanin"/>
-          <w:sz w:val="28"/>
-          <w:szCs w:val="28"/>
-          <w:rtl/>
-          <w:lang w:bidi="fa-IR"/>
-        </w:rPr>
-        <w:t>).</w:t>
-      </w:r>
-    </w:p>
-    <w:p>
-      <w:pPr>
-        <w:rPr>
-          <w:rFonts w:cs="B Nazanin"/>
-          <w:sz w:val="28"/>
-          <w:szCs w:val="28"/>
-          <w:rtl/>
-          <w:lang w:bidi="fa-IR"/>
-        </w:rPr>
-      </w:pPr>
-      <w:r>
-        <w:rPr>
-          <w:rFonts w:cs="B Nazanin" w:hint="cs"/>
-          <w:sz w:val="28"/>
-          <w:szCs w:val="28"/>
-          <w:rtl/>
-          <w:lang w:bidi="fa-IR"/>
-        </w:rPr>
         <w:t xml:space="preserve">همچنین </w:t>
       </w:r>
       <w:r>
@@ -35243,6 +34995,7 @@
   <w:style w:type="character" w:default="1" w:styleId="DefaultParagraphFont">
     <w:name w:val="Default Paragraph Font"/>
     <w:uiPriority w:val="1"/>
+    <w:semiHidden/>
     <w:unhideWhenUsed/>
   </w:style>
   <w:style w:type="table" w:default="1" w:styleId="TableNormal">
